--- a/project final report.docx
+++ b/project final report.docx
@@ -10,17 +10,17 @@
           <w:rFonts w:asciiTheme="minorBidi" w:hAnsiTheme="minorBidi"/>
           <w:b/>
           <w:bCs/>
-          <w:sz w:val="28"/>
-          <w:szCs w:val="28"/>
-        </w:rPr>
-      </w:pPr>
-      <w:r>
-        <w:rPr>
-          <w:rFonts w:asciiTheme="minorBidi" w:hAnsiTheme="minorBidi"/>
-          <w:b/>
-          <w:bCs/>
-          <w:sz w:val="28"/>
-          <w:szCs w:val="28"/>
+          <w:sz w:val="20"/>
+          <w:szCs w:val="20"/>
+        </w:rPr>
+      </w:pPr>
+      <w:r>
+        <w:rPr>
+          <w:rFonts w:asciiTheme="minorBidi" w:hAnsiTheme="minorBidi"/>
+          <w:b/>
+          <w:bCs/>
+          <w:sz w:val="20"/>
+          <w:szCs w:val="20"/>
         </w:rPr>
         <w:t>Paper Category Classification Using Meta-Data</w:t>
       </w:r>
@@ -28,17 +28,34 @@
     <w:p>
       <w:pPr>
         <w:spacing w:line="360" w:lineRule="auto"/>
-        <w:rPr>
-          <w:rFonts w:asciiTheme="minorBidi" w:hAnsiTheme="minorBidi"/>
-          <w:b/>
-          <w:bCs/>
-        </w:rPr>
-      </w:pPr>
-      <w:r>
-        <w:rPr>
-          <w:rFonts w:asciiTheme="minorBidi" w:hAnsiTheme="minorBidi"/>
-          <w:b/>
-          <w:bCs/>
+        <w:jc w:val="center"/>
+        <w:rPr>
+          <w:rFonts w:asciiTheme="minorBidi" w:hAnsiTheme="minorBidi"/>
+          <w:b/>
+          <w:bCs/>
+          <w:sz w:val="20"/>
+          <w:szCs w:val="20"/>
+        </w:rPr>
+      </w:pPr>
+    </w:p>
+    <w:p>
+      <w:pPr>
+        <w:spacing w:line="360" w:lineRule="auto"/>
+        <w:rPr>
+          <w:rFonts w:asciiTheme="minorBidi" w:hAnsiTheme="minorBidi"/>
+          <w:b/>
+          <w:bCs/>
+          <w:sz w:val="18"/>
+          <w:szCs w:val="18"/>
+        </w:rPr>
+      </w:pPr>
+      <w:r>
+        <w:rPr>
+          <w:rFonts w:asciiTheme="minorBidi" w:hAnsiTheme="minorBidi"/>
+          <w:b/>
+          <w:bCs/>
+          <w:sz w:val="18"/>
+          <w:szCs w:val="18"/>
         </w:rPr>
         <w:t>1. Introduction</w:t>
       </w:r>
@@ -48,11 +65,15 @@
         <w:spacing w:line="360" w:lineRule="auto"/>
         <w:rPr>
           <w:rFonts w:asciiTheme="minorBidi" w:hAnsiTheme="minorBidi"/>
-        </w:rPr>
-      </w:pPr>
-      <w:r>
-        <w:rPr>
-          <w:rFonts w:asciiTheme="minorBidi" w:hAnsiTheme="minorBidi"/>
+          <w:sz w:val="18"/>
+          <w:szCs w:val="18"/>
+        </w:rPr>
+      </w:pPr>
+      <w:r>
+        <w:rPr>
+          <w:rFonts w:asciiTheme="minorBidi" w:hAnsiTheme="minorBidi"/>
+          <w:sz w:val="18"/>
+          <w:szCs w:val="18"/>
         </w:rPr>
         <w:t xml:space="preserve">The task at hand was to build a supervised learning model that accurately classifies academic papers into high-level categories—such as </w:t>
       </w:r>
@@ -61,12 +82,16 @@
           <w:rFonts w:asciiTheme="minorBidi" w:hAnsiTheme="minorBidi"/>
           <w:i/>
           <w:iCs/>
+          <w:sz w:val="18"/>
+          <w:szCs w:val="18"/>
         </w:rPr>
         <w:t>Computer Science</w:t>
       </w:r>
       <w:r>
         <w:rPr>
           <w:rFonts w:asciiTheme="minorBidi" w:hAnsiTheme="minorBidi"/>
+          <w:sz w:val="18"/>
+          <w:szCs w:val="18"/>
         </w:rPr>
         <w:t xml:space="preserve">, </w:t>
       </w:r>
@@ -75,12 +100,16 @@
           <w:rFonts w:asciiTheme="minorBidi" w:hAnsiTheme="minorBidi"/>
           <w:i/>
           <w:iCs/>
+          <w:sz w:val="18"/>
+          <w:szCs w:val="18"/>
         </w:rPr>
         <w:t>Biology</w:t>
       </w:r>
       <w:r>
         <w:rPr>
           <w:rFonts w:asciiTheme="minorBidi" w:hAnsiTheme="minorBidi"/>
+          <w:sz w:val="18"/>
+          <w:szCs w:val="18"/>
         </w:rPr>
         <w:t xml:space="preserve">, </w:t>
       </w:r>
@@ -89,36 +118,48 @@
           <w:rFonts w:asciiTheme="minorBidi" w:hAnsiTheme="minorBidi"/>
           <w:i/>
           <w:iCs/>
+          <w:sz w:val="18"/>
+          <w:szCs w:val="18"/>
         </w:rPr>
         <w:t>Mathematics</w:t>
       </w:r>
       <w:r>
         <w:rPr>
           <w:rFonts w:asciiTheme="minorBidi" w:hAnsiTheme="minorBidi"/>
+          <w:sz w:val="18"/>
+          <w:szCs w:val="18"/>
         </w:rPr>
         <w:t>, etc</w:t>
       </w:r>
       <w:r>
         <w:rPr>
           <w:rFonts w:asciiTheme="minorBidi" w:hAnsiTheme="minorBidi"/>
+          <w:sz w:val="18"/>
+          <w:szCs w:val="18"/>
         </w:rPr>
         <w:t xml:space="preserve">.., </w:t>
       </w:r>
       <w:r>
         <w:rPr>
           <w:rFonts w:asciiTheme="minorBidi" w:hAnsiTheme="minorBidi"/>
+          <w:sz w:val="18"/>
+          <w:szCs w:val="18"/>
         </w:rPr>
         <w:t xml:space="preserve">using only two components of their metadata: </w:t>
       </w:r>
       <w:r>
         <w:rPr>
           <w:rFonts w:asciiTheme="minorBidi" w:hAnsiTheme="minorBidi"/>
+          <w:sz w:val="18"/>
+          <w:szCs w:val="18"/>
         </w:rPr>
         <w:t>title</w:t>
       </w:r>
       <w:r>
         <w:rPr>
           <w:rFonts w:asciiTheme="minorBidi" w:hAnsiTheme="minorBidi"/>
+          <w:sz w:val="18"/>
+          <w:szCs w:val="18"/>
         </w:rPr>
         <w:t xml:space="preserve"> and abstract. These components, while concise, often carry rich semantic information indicative of the paper’s domain.</w:t>
       </w:r>
@@ -128,11 +169,15 @@
         <w:spacing w:line="360" w:lineRule="auto"/>
         <w:rPr>
           <w:rFonts w:asciiTheme="minorBidi" w:hAnsiTheme="minorBidi"/>
-        </w:rPr>
-      </w:pPr>
-      <w:r>
-        <w:rPr>
-          <w:rFonts w:asciiTheme="minorBidi" w:hAnsiTheme="minorBidi"/>
+          <w:sz w:val="18"/>
+          <w:szCs w:val="18"/>
+        </w:rPr>
+      </w:pPr>
+      <w:r>
+        <w:rPr>
+          <w:rFonts w:asciiTheme="minorBidi" w:hAnsiTheme="minorBidi"/>
+          <w:sz w:val="18"/>
+          <w:szCs w:val="18"/>
         </w:rPr>
         <w:t>This task presents several challenges:</w:t>
       </w:r>
@@ -146,11 +191,15 @@
         <w:spacing w:line="360" w:lineRule="auto"/>
         <w:rPr>
           <w:rFonts w:asciiTheme="minorBidi" w:hAnsiTheme="minorBidi"/>
-        </w:rPr>
-      </w:pPr>
-      <w:r>
-        <w:rPr>
-          <w:rFonts w:asciiTheme="minorBidi" w:hAnsiTheme="minorBidi"/>
+          <w:sz w:val="18"/>
+          <w:szCs w:val="18"/>
+        </w:rPr>
+      </w:pPr>
+      <w:r>
+        <w:rPr>
+          <w:rFonts w:asciiTheme="minorBidi" w:hAnsiTheme="minorBidi"/>
+          <w:sz w:val="18"/>
+          <w:szCs w:val="18"/>
         </w:rPr>
         <w:t>Semantic Ambiguity: Titles and abstracts can be semantically similar across domains (e.g., mathematical modeling appears in both biology and physics).</w:t>
       </w:r>
@@ -164,11 +213,15 @@
         <w:spacing w:line="360" w:lineRule="auto"/>
         <w:rPr>
           <w:rFonts w:asciiTheme="minorBidi" w:hAnsiTheme="minorBidi"/>
-        </w:rPr>
-      </w:pPr>
-      <w:r>
-        <w:rPr>
-          <w:rFonts w:asciiTheme="minorBidi" w:hAnsiTheme="minorBidi"/>
+          <w:sz w:val="18"/>
+          <w:szCs w:val="18"/>
+        </w:rPr>
+      </w:pPr>
+      <w:r>
+        <w:rPr>
+          <w:rFonts w:asciiTheme="minorBidi" w:hAnsiTheme="minorBidi"/>
+          <w:sz w:val="18"/>
+          <w:szCs w:val="18"/>
         </w:rPr>
         <w:t>Multi-word Semantics: Phrases and context play a critical role—word-level models might fail to capture these nuances.</w:t>
       </w:r>
@@ -182,11 +235,15 @@
         <w:spacing w:line="360" w:lineRule="auto"/>
         <w:rPr>
           <w:rFonts w:asciiTheme="minorBidi" w:hAnsiTheme="minorBidi"/>
-        </w:rPr>
-      </w:pPr>
-      <w:r>
-        <w:rPr>
-          <w:rFonts w:asciiTheme="minorBidi" w:hAnsiTheme="minorBidi"/>
+          <w:sz w:val="18"/>
+          <w:szCs w:val="18"/>
+        </w:rPr>
+      </w:pPr>
+      <w:r>
+        <w:rPr>
+          <w:rFonts w:asciiTheme="minorBidi" w:hAnsiTheme="minorBidi"/>
+          <w:sz w:val="18"/>
+          <w:szCs w:val="18"/>
         </w:rPr>
         <w:t>Dimensionality and Generalization: Representations must be rich enough to capture domain-specific semantics but compact enough to avoid overfitting.</w:t>
       </w:r>
@@ -196,11 +253,15 @@
         <w:spacing w:line="360" w:lineRule="auto"/>
         <w:rPr>
           <w:rFonts w:asciiTheme="minorBidi" w:hAnsiTheme="minorBidi"/>
-        </w:rPr>
-      </w:pPr>
-      <w:r>
-        <w:rPr>
-          <w:rFonts w:asciiTheme="minorBidi" w:hAnsiTheme="minorBidi"/>
+          <w:sz w:val="18"/>
+          <w:szCs w:val="18"/>
+        </w:rPr>
+      </w:pPr>
+      <w:r>
+        <w:rPr>
+          <w:rFonts w:asciiTheme="minorBidi" w:hAnsiTheme="minorBidi"/>
+          <w:sz w:val="18"/>
+          <w:szCs w:val="18"/>
         </w:rPr>
         <w:t xml:space="preserve">To address these, we designed a pipeline using Universal Sentence Encoder (USE) for feature extraction and </w:t>
       </w:r>
@@ -208,6 +269,8 @@
       <w:r>
         <w:rPr>
           <w:rFonts w:asciiTheme="minorBidi" w:hAnsiTheme="minorBidi"/>
+          <w:sz w:val="18"/>
+          <w:szCs w:val="18"/>
         </w:rPr>
         <w:t>SGDClassifier</w:t>
       </w:r>
@@ -215,6 +278,8 @@
       <w:r>
         <w:rPr>
           <w:rFonts w:asciiTheme="minorBidi" w:hAnsiTheme="minorBidi"/>
+          <w:sz w:val="18"/>
+          <w:szCs w:val="18"/>
         </w:rPr>
         <w:t xml:space="preserve"> for supervised classification.</w:t>
       </w:r>
@@ -224,23 +289,47 @@
         <w:spacing w:line="360" w:lineRule="auto"/>
         <w:rPr>
           <w:rFonts w:asciiTheme="minorBidi" w:hAnsiTheme="minorBidi"/>
-        </w:rPr>
-      </w:pPr>
-    </w:p>
-    <w:p>
-      <w:pPr>
-        <w:spacing w:line="360" w:lineRule="auto"/>
-        <w:rPr>
-          <w:rFonts w:asciiTheme="minorBidi" w:hAnsiTheme="minorBidi"/>
-          <w:b/>
-          <w:bCs/>
-        </w:rPr>
-      </w:pPr>
-      <w:r>
-        <w:rPr>
-          <w:rFonts w:asciiTheme="minorBidi" w:hAnsiTheme="minorBidi"/>
-          <w:b/>
-          <w:bCs/>
+          <w:sz w:val="18"/>
+          <w:szCs w:val="18"/>
+        </w:rPr>
+      </w:pPr>
+      <w:r>
+        <w:rPr>
+          <w:rFonts w:asciiTheme="minorBidi" w:hAnsiTheme="minorBidi"/>
+          <w:sz w:val="18"/>
+          <w:szCs w:val="18"/>
+        </w:rPr>
+        <w:t xml:space="preserve"> </w:t>
+      </w:r>
+    </w:p>
+    <w:p>
+      <w:pPr>
+        <w:spacing w:line="360" w:lineRule="auto"/>
+        <w:rPr>
+          <w:rFonts w:asciiTheme="minorBidi" w:hAnsiTheme="minorBidi"/>
+          <w:sz w:val="18"/>
+          <w:szCs w:val="18"/>
+        </w:rPr>
+      </w:pPr>
+    </w:p>
+    <w:p>
+      <w:pPr>
+        <w:spacing w:line="360" w:lineRule="auto"/>
+        <w:rPr>
+          <w:rFonts w:asciiTheme="minorBidi" w:hAnsiTheme="minorBidi"/>
+          <w:b/>
+          <w:bCs/>
+          <w:sz w:val="18"/>
+          <w:szCs w:val="18"/>
+        </w:rPr>
+      </w:pPr>
+      <w:r>
+        <w:rPr>
+          <w:rFonts w:asciiTheme="minorBidi" w:hAnsiTheme="minorBidi"/>
+          <w:b/>
+          <w:bCs/>
+          <w:sz w:val="18"/>
+          <w:szCs w:val="18"/>
         </w:rPr>
         <w:t>2. Methodology</w:t>
       </w:r>
@@ -252,42 +341,164 @@
           <w:rFonts w:asciiTheme="minorBidi" w:hAnsiTheme="minorBidi"/>
           <w:b/>
           <w:bCs/>
-        </w:rPr>
-      </w:pPr>
-      <w:r>
-        <w:rPr>
-          <w:rFonts w:asciiTheme="minorBidi" w:hAnsiTheme="minorBidi"/>
-          <w:b/>
-          <w:bCs/>
-          <w:highlight w:val="yellow"/>
+          <w:sz w:val="18"/>
+          <w:szCs w:val="18"/>
+        </w:rPr>
+      </w:pPr>
+      <w:r>
+        <w:rPr>
+          <w:rFonts w:asciiTheme="minorBidi" w:hAnsiTheme="minorBidi"/>
+          <w:b/>
+          <w:bCs/>
+          <w:sz w:val="18"/>
+          <w:szCs w:val="18"/>
         </w:rPr>
         <w:t>2.1 Data Preparation</w:t>
       </w:r>
     </w:p>
     <w:p>
       <w:pPr>
-        <w:spacing w:line="360" w:lineRule="auto"/>
-        <w:rPr>
-          <w:rFonts w:asciiTheme="minorBidi" w:hAnsiTheme="minorBidi"/>
-          <w:b/>
-          <w:bCs/>
-        </w:rPr>
-      </w:pPr>
-    </w:p>
-    <w:p>
-      <w:pPr>
-        <w:spacing w:line="360" w:lineRule="auto"/>
-        <w:rPr>
-          <w:rFonts w:asciiTheme="minorBidi" w:hAnsiTheme="minorBidi"/>
-          <w:b/>
-          <w:bCs/>
-        </w:rPr>
-      </w:pPr>
-      <w:r>
-        <w:rPr>
-          <w:rFonts w:asciiTheme="minorBidi" w:hAnsiTheme="minorBidi"/>
-          <w:b/>
-          <w:bCs/>
+        <w:pStyle w:val="a9"/>
+        <w:numPr>
+          <w:ilvl w:val="0"/>
+          <w:numId w:val="26"/>
+        </w:numPr>
+        <w:spacing w:line="360" w:lineRule="auto"/>
+        <w:rPr>
+          <w:rFonts w:asciiTheme="minorBidi" w:hAnsiTheme="minorBidi"/>
+          <w:b/>
+          <w:bCs/>
+          <w:sz w:val="18"/>
+          <w:szCs w:val="18"/>
+        </w:rPr>
+      </w:pPr>
+      <w:r>
+        <w:rPr>
+          <w:rFonts w:asciiTheme="minorBidi" w:hAnsiTheme="minorBidi"/>
+          <w:sz w:val="18"/>
+          <w:szCs w:val="18"/>
+        </w:rPr>
+        <w:t xml:space="preserve">For papers with multiple categories, only the </w:t>
+      </w:r>
+      <w:r>
+        <w:rPr>
+          <w:rFonts w:asciiTheme="minorBidi" w:hAnsiTheme="minorBidi"/>
+          <w:b/>
+          <w:bCs/>
+          <w:sz w:val="18"/>
+          <w:szCs w:val="18"/>
+        </w:rPr>
+        <w:t>first listed category</w:t>
+      </w:r>
+      <w:r>
+        <w:rPr>
+          <w:rFonts w:asciiTheme="minorBidi" w:hAnsiTheme="minorBidi"/>
+          <w:sz w:val="18"/>
+          <w:szCs w:val="18"/>
+        </w:rPr>
+        <w:t xml:space="preserve"> was selected to serve as the primary label.</w:t>
+      </w:r>
+    </w:p>
+    <w:p>
+      <w:pPr>
+        <w:pStyle w:val="a9"/>
+        <w:numPr>
+          <w:ilvl w:val="0"/>
+          <w:numId w:val="26"/>
+        </w:numPr>
+        <w:spacing w:line="360" w:lineRule="auto"/>
+        <w:rPr>
+          <w:rFonts w:asciiTheme="minorBidi" w:hAnsiTheme="minorBidi"/>
+          <w:sz w:val="18"/>
+          <w:szCs w:val="18"/>
+        </w:rPr>
+      </w:pPr>
+      <w:r>
+        <w:rPr>
+          <w:rFonts w:asciiTheme="minorBidi" w:hAnsiTheme="minorBidi"/>
+          <w:sz w:val="18"/>
+          <w:szCs w:val="18"/>
+        </w:rPr>
+        <w:t>category labels were updated to align with the current classification system, ensuring consistency across older and newer papers.</w:t>
+      </w:r>
+    </w:p>
+    <w:p>
+      <w:pPr>
+        <w:pStyle w:val="a9"/>
+        <w:numPr>
+          <w:ilvl w:val="0"/>
+          <w:numId w:val="26"/>
+        </w:numPr>
+        <w:spacing w:line="360" w:lineRule="auto"/>
+        <w:rPr>
+          <w:rFonts w:asciiTheme="minorBidi" w:hAnsiTheme="minorBidi"/>
+          <w:sz w:val="18"/>
+          <w:szCs w:val="18"/>
+        </w:rPr>
+      </w:pPr>
+      <w:r>
+        <w:rPr>
+          <w:rFonts w:asciiTheme="minorBidi" w:hAnsiTheme="minorBidi"/>
+          <w:sz w:val="18"/>
+          <w:szCs w:val="18"/>
+        </w:rPr>
+        <w:t>categories were grouped into parent categories where appropriate (e.g., quant-</w:t>
+      </w:r>
+      <w:proofErr w:type="spellStart"/>
+      <w:r>
+        <w:rPr>
+          <w:rFonts w:asciiTheme="minorBidi" w:hAnsiTheme="minorBidi"/>
+          <w:sz w:val="18"/>
+          <w:szCs w:val="18"/>
+        </w:rPr>
+        <w:t>ph</w:t>
+      </w:r>
+      <w:proofErr w:type="spellEnd"/>
+      <w:r>
+        <w:rPr>
+          <w:rFonts w:asciiTheme="minorBidi" w:hAnsiTheme="minorBidi"/>
+          <w:sz w:val="18"/>
+          <w:szCs w:val="18"/>
+        </w:rPr>
+        <w:t xml:space="preserve"> was mapped to </w:t>
+      </w:r>
+      <w:proofErr w:type="spellStart"/>
+      <w:r>
+        <w:rPr>
+          <w:rFonts w:asciiTheme="minorBidi" w:hAnsiTheme="minorBidi"/>
+          <w:sz w:val="18"/>
+          <w:szCs w:val="18"/>
+        </w:rPr>
+        <w:t>ph</w:t>
+      </w:r>
+      <w:proofErr w:type="spellEnd"/>
+      <w:r>
+        <w:rPr>
+          <w:rFonts w:asciiTheme="minorBidi" w:hAnsiTheme="minorBidi"/>
+          <w:sz w:val="18"/>
+          <w:szCs w:val="18"/>
+        </w:rPr>
+        <w:t>)</w:t>
+      </w:r>
+    </w:p>
+    <w:p>
+      <w:pPr>
+        <w:spacing w:line="360" w:lineRule="auto"/>
+        <w:rPr>
+          <w:rFonts w:asciiTheme="minorBidi" w:hAnsiTheme="minorBidi"/>
+          <w:b/>
+          <w:bCs/>
+          <w:sz w:val="18"/>
+          <w:szCs w:val="18"/>
+        </w:rPr>
+      </w:pPr>
+      <w:r>
+        <w:rPr>
+          <w:rFonts w:asciiTheme="minorBidi" w:hAnsiTheme="minorBidi"/>
+          <w:b/>
+          <w:bCs/>
+          <w:sz w:val="18"/>
+          <w:szCs w:val="18"/>
         </w:rPr>
         <w:t>2.</w:t>
       </w:r>
@@ -296,6 +507,8 @@
           <w:rFonts w:asciiTheme="minorBidi" w:hAnsiTheme="minorBidi"/>
           <w:b/>
           <w:bCs/>
+          <w:sz w:val="18"/>
+          <w:szCs w:val="18"/>
         </w:rPr>
         <w:t>2</w:t>
       </w:r>
@@ -304,6 +517,8 @@
           <w:rFonts w:asciiTheme="minorBidi" w:hAnsiTheme="minorBidi"/>
           <w:b/>
           <w:bCs/>
+          <w:sz w:val="18"/>
+          <w:szCs w:val="18"/>
         </w:rPr>
         <w:t xml:space="preserve"> Universal Sentence Encoder (USE)</w:t>
       </w:r>
@@ -315,13 +530,17 @@
           <w:rFonts w:asciiTheme="minorBidi" w:hAnsiTheme="minorBidi"/>
           <w:b/>
           <w:bCs/>
-        </w:rPr>
-      </w:pPr>
-      <w:r>
-        <w:rPr>
-          <w:rFonts w:asciiTheme="minorBidi" w:hAnsiTheme="minorBidi"/>
-          <w:b/>
-          <w:bCs/>
+          <w:sz w:val="18"/>
+          <w:szCs w:val="18"/>
+        </w:rPr>
+      </w:pPr>
+      <w:r>
+        <w:rPr>
+          <w:rFonts w:asciiTheme="minorBidi" w:hAnsiTheme="minorBidi"/>
+          <w:b/>
+          <w:bCs/>
+          <w:sz w:val="18"/>
+          <w:szCs w:val="18"/>
         </w:rPr>
         <w:t>Overview</w:t>
       </w:r>
@@ -331,33 +550,35 @@
         <w:spacing w:line="360" w:lineRule="auto"/>
         <w:rPr>
           <w:rFonts w:asciiTheme="minorBidi" w:hAnsiTheme="minorBidi"/>
-        </w:rPr>
-      </w:pPr>
-      <w:r>
-        <w:rPr>
-          <w:rFonts w:asciiTheme="minorBidi" w:hAnsiTheme="minorBidi"/>
-        </w:rPr>
-        <w:t xml:space="preserve">The Universal Sentence Encoder is a state-of-the-art NLP model developed by Google that transforms sentences into fixed-length dense embeddings that </w:t>
-      </w:r>
-      <w:r>
-        <w:rPr>
-          <w:rFonts w:asciiTheme="minorBidi" w:hAnsiTheme="minorBidi"/>
+          <w:sz w:val="18"/>
+          <w:szCs w:val="18"/>
+        </w:rPr>
+      </w:pPr>
+      <w:r>
+        <w:rPr>
+          <w:rFonts w:asciiTheme="minorBidi" w:hAnsiTheme="minorBidi"/>
+          <w:sz w:val="18"/>
+          <w:szCs w:val="18"/>
+        </w:rPr>
+        <w:t>The Universal Sentence Encoder is a state-of-the-art NLP model developed by Google that transforms sentences into fixed-length dense embeddings that capture semantic similarity. It is based on either Transformer or Deep Averaging Network (DAN) architectures and trained on a variety of data sources including Wikipedia, web news, and Q&amp;A forums.</w:t>
+      </w:r>
+    </w:p>
+    <w:p>
+      <w:pPr>
+        <w:spacing w:line="360" w:lineRule="auto"/>
+        <w:rPr>
+          <w:rFonts w:asciiTheme="minorBidi" w:hAnsiTheme="minorBidi"/>
+          <w:sz w:val="18"/>
+          <w:szCs w:val="18"/>
+        </w:rPr>
+      </w:pPr>
+      <w:r>
+        <w:rPr>
+          <w:rFonts w:asciiTheme="minorBidi" w:hAnsiTheme="minorBidi"/>
+          <w:sz w:val="18"/>
+          <w:szCs w:val="18"/>
         </w:rPr>
         <w:lastRenderedPageBreak/>
-        <w:t>capture semantic similarity. It is based on either Transformer or Deep Averaging Network (DAN) architectures and trained on a variety of data sources including Wikipedia, web news, and Q&amp;A forums.</w:t>
-      </w:r>
-    </w:p>
-    <w:p>
-      <w:pPr>
-        <w:spacing w:line="360" w:lineRule="auto"/>
-        <w:rPr>
-          <w:rFonts w:asciiTheme="minorBidi" w:hAnsiTheme="minorBidi"/>
-        </w:rPr>
-      </w:pPr>
-      <w:r>
-        <w:rPr>
-          <w:rFonts w:asciiTheme="minorBidi" w:hAnsiTheme="minorBidi"/>
-        </w:rPr>
         <w:t xml:space="preserve">In this project we used the Transformer architecture. It is slower and heavier than the DAN version, but for this classification task, accuracy is more important than speed. </w:t>
       </w:r>
     </w:p>
@@ -368,13 +589,17 @@
           <w:rFonts w:asciiTheme="minorBidi" w:hAnsiTheme="minorBidi"/>
           <w:b/>
           <w:bCs/>
-        </w:rPr>
-      </w:pPr>
-      <w:r>
-        <w:rPr>
-          <w:rFonts w:asciiTheme="minorBidi" w:hAnsiTheme="minorBidi"/>
-          <w:b/>
-          <w:bCs/>
+          <w:sz w:val="18"/>
+          <w:szCs w:val="18"/>
+        </w:rPr>
+      </w:pPr>
+      <w:r>
+        <w:rPr>
+          <w:rFonts w:asciiTheme="minorBidi" w:hAnsiTheme="minorBidi"/>
+          <w:b/>
+          <w:bCs/>
+          <w:sz w:val="18"/>
+          <w:szCs w:val="18"/>
         </w:rPr>
         <w:t xml:space="preserve">Why </w:t>
       </w:r>
@@ -383,6 +608,8 @@
           <w:rFonts w:asciiTheme="minorBidi" w:hAnsiTheme="minorBidi"/>
           <w:b/>
           <w:bCs/>
+          <w:sz w:val="18"/>
+          <w:szCs w:val="18"/>
         </w:rPr>
         <w:t>does USE fit</w:t>
       </w:r>
@@ -391,21 +618,15 @@
           <w:rFonts w:asciiTheme="minorBidi" w:hAnsiTheme="minorBidi"/>
           <w:b/>
           <w:bCs/>
-        </w:rPr>
-        <w:t xml:space="preserve"> this project</w:t>
-      </w:r>
-      <w:r>
-        <w:rPr>
-          <w:rFonts w:asciiTheme="minorBidi" w:hAnsiTheme="minorBidi"/>
-          <w:b/>
-          <w:bCs/>
-        </w:rPr>
-        <w:t>:</w:t>
-      </w:r>
-    </w:p>
-    <w:p>
-      <w:pPr>
-        <w:pStyle w:val="ListParagraph"/>
+          <w:sz w:val="18"/>
+          <w:szCs w:val="18"/>
+        </w:rPr>
+        <w:t xml:space="preserve"> this project:</w:t>
+      </w:r>
+    </w:p>
+    <w:p>
+      <w:pPr>
+        <w:pStyle w:val="a9"/>
         <w:numPr>
           <w:ilvl w:val="0"/>
           <w:numId w:val="17"/>
@@ -413,30 +634,24 @@
         <w:spacing w:line="360" w:lineRule="auto"/>
         <w:rPr>
           <w:rFonts w:asciiTheme="minorBidi" w:hAnsiTheme="minorBidi"/>
-        </w:rPr>
-      </w:pPr>
-      <w:r>
-        <w:rPr>
-          <w:rFonts w:asciiTheme="minorBidi" w:hAnsiTheme="minorBidi"/>
-        </w:rPr>
-        <w:t>Sentence-Level Meaning</w:t>
-      </w:r>
-      <w:r>
-        <w:rPr>
-          <w:rFonts w:asciiTheme="minorBidi" w:hAnsiTheme="minorBidi"/>
-        </w:rPr>
-        <w:t xml:space="preserve">- </w:t>
-      </w:r>
-      <w:r>
-        <w:rPr>
-          <w:rFonts w:asciiTheme="minorBidi" w:hAnsiTheme="minorBidi"/>
-        </w:rPr>
-        <w:t xml:space="preserve">Unlike traditional word embeddings (like Word2Vec or </w:t>
+          <w:sz w:val="18"/>
+          <w:szCs w:val="18"/>
+        </w:rPr>
+      </w:pPr>
+      <w:r>
+        <w:rPr>
+          <w:rFonts w:asciiTheme="minorBidi" w:hAnsiTheme="minorBidi"/>
+          <w:sz w:val="18"/>
+          <w:szCs w:val="18"/>
+        </w:rPr>
+        <w:t xml:space="preserve">Sentence-Level Meaning- Unlike traditional word embeddings (like Word2Vec or </w:t>
       </w:r>
       <w:proofErr w:type="spellStart"/>
       <w:r>
         <w:rPr>
           <w:rFonts w:asciiTheme="minorBidi" w:hAnsiTheme="minorBidi"/>
+          <w:sz w:val="18"/>
+          <w:szCs w:val="18"/>
         </w:rPr>
         <w:t>GloVe</w:t>
       </w:r>
@@ -444,13 +659,26 @@
       <w:r>
         <w:rPr>
           <w:rFonts w:asciiTheme="minorBidi" w:hAnsiTheme="minorBidi"/>
+          <w:sz w:val="18"/>
+          <w:szCs w:val="18"/>
         </w:rPr>
         <w:t>) that treat words in isolation, USE generates a single embedding for the entire sentence or paragraph. This means it captures the overall meaning of the title and abstract- including context, structure, and how words interact. Paper categories depend on nuanced ideas (e.g., a paper about “optimization in neural networks” belongs to machine learning, not pure math). USE is supposed to better capture these nuances.</w:t>
       </w:r>
     </w:p>
     <w:p>
       <w:pPr>
-        <w:pStyle w:val="ListParagraph"/>
+        <w:pStyle w:val="a9"/>
+        <w:spacing w:line="360" w:lineRule="auto"/>
+        <w:rPr>
+          <w:rFonts w:asciiTheme="minorBidi" w:hAnsiTheme="minorBidi"/>
+          <w:sz w:val="18"/>
+          <w:szCs w:val="18"/>
+        </w:rPr>
+      </w:pPr>
+    </w:p>
+    <w:p>
+      <w:pPr>
+        <w:pStyle w:val="a9"/>
         <w:numPr>
           <w:ilvl w:val="0"/>
           <w:numId w:val="17"/>
@@ -458,94 +686,75 @@
         <w:spacing w:line="360" w:lineRule="auto"/>
         <w:rPr>
           <w:rFonts w:asciiTheme="minorBidi" w:hAnsiTheme="minorBidi"/>
-        </w:rPr>
-      </w:pPr>
-      <w:r>
-        <w:rPr>
-          <w:rFonts w:asciiTheme="minorBidi" w:hAnsiTheme="minorBidi"/>
-        </w:rPr>
-        <w:t>Efficient and Scalable</w:t>
-      </w:r>
-      <w:r>
-        <w:rPr>
-          <w:rFonts w:asciiTheme="minorBidi" w:hAnsiTheme="minorBidi"/>
-        </w:rPr>
-        <w:t xml:space="preserve">- </w:t>
-      </w:r>
-      <w:r>
-        <w:rPr>
-          <w:rFonts w:asciiTheme="minorBidi" w:hAnsiTheme="minorBidi"/>
-        </w:rPr>
-        <w:t>USE produces fixed-size 512-dimensional vectors, regardless of input length (whether it’s a short title or long abstract). It encodes each paper, no matter how short or long its metadata, into a uniform representation ready for our model.</w:t>
-      </w:r>
-      <w:r>
-        <w:rPr>
-          <w:rFonts w:asciiTheme="minorBidi" w:hAnsiTheme="minorBidi"/>
-        </w:rPr>
-        <w:t xml:space="preserve"> This trait is </w:t>
-      </w:r>
-      <w:r>
-        <w:rPr>
-          <w:rFonts w:asciiTheme="minorBidi" w:hAnsiTheme="minorBidi"/>
-        </w:rPr>
-        <w:t>ideal for feeding into traditional ML models.</w:t>
-      </w:r>
-      <w:r>
-        <w:rPr>
-          <w:rFonts w:asciiTheme="minorBidi" w:hAnsiTheme="minorBidi"/>
-        </w:rPr>
-        <w:t xml:space="preserve"> It’s also pretrained, so we can use it right away (via TensorFlow Hub) without training another model.</w:t>
-      </w:r>
-      <w:r>
-        <w:rPr>
-          <w:rFonts w:asciiTheme="minorBidi" w:hAnsiTheme="minorBidi"/>
-        </w:rPr>
-        <w:t xml:space="preserve"> </w:t>
-      </w:r>
-      <w:proofErr w:type="gramStart"/>
-      <w:r>
-        <w:rPr>
-          <w:rFonts w:asciiTheme="minorBidi" w:hAnsiTheme="minorBidi"/>
-        </w:rPr>
-        <w:t>this</w:t>
-      </w:r>
-      <w:proofErr w:type="gramEnd"/>
-      <w:r>
-        <w:rPr>
-          <w:rFonts w:asciiTheme="minorBidi" w:hAnsiTheme="minorBidi"/>
-        </w:rPr>
-        <w:t xml:space="preserve"> saves time and </w:t>
-      </w:r>
-      <w:r>
-        <w:rPr>
-          <w:rFonts w:asciiTheme="minorBidi" w:hAnsiTheme="minorBidi"/>
+          <w:sz w:val="18"/>
+          <w:szCs w:val="18"/>
+        </w:rPr>
+      </w:pPr>
+      <w:r>
+        <w:rPr>
+          <w:rFonts w:asciiTheme="minorBidi" w:hAnsiTheme="minorBidi"/>
+          <w:sz w:val="18"/>
+          <w:szCs w:val="18"/>
+        </w:rPr>
+        <w:t>Efficient and Scalable- USE produces fixed-size 512-dimensional vectors, regardless of input length (whether it’s a short title or long abstract). It encodes each paper, no matter how short or long its metadata, into a uniform representation ready for our model.</w:t>
+      </w:r>
+      <w:r>
+        <w:rPr>
+          <w:rFonts w:asciiTheme="minorBidi" w:hAnsiTheme="minorBidi"/>
+          <w:sz w:val="18"/>
+          <w:szCs w:val="18"/>
+        </w:rPr>
+        <w:t xml:space="preserve"> This trait is ideal for feeding into traditional ML models.</w:t>
+      </w:r>
+      <w:r>
+        <w:rPr>
+          <w:rFonts w:asciiTheme="minorBidi" w:hAnsiTheme="minorBidi"/>
+          <w:sz w:val="18"/>
+          <w:szCs w:val="18"/>
+        </w:rPr>
+        <w:t xml:space="preserve"> It’s also pretrained, so we can use it right away (via TensorFlow Hub) without training another model. this saves time and </w:t>
+      </w:r>
+      <w:r>
+        <w:rPr>
+          <w:rFonts w:asciiTheme="minorBidi" w:hAnsiTheme="minorBidi"/>
+          <w:sz w:val="18"/>
+          <w:szCs w:val="18"/>
         </w:rPr>
         <w:t>doesn’t</w:t>
       </w:r>
       <w:r>
         <w:rPr>
           <w:rFonts w:asciiTheme="minorBidi" w:hAnsiTheme="minorBidi"/>
-        </w:rPr>
-        <w:t xml:space="preserve"> require extra </w:t>
-      </w:r>
-      <w:proofErr w:type="gramStart"/>
-      <w:r>
-        <w:rPr>
-          <w:rFonts w:asciiTheme="minorBidi" w:hAnsiTheme="minorBidi"/>
-        </w:rPr>
-        <w:t>compute</w:t>
-      </w:r>
-      <w:proofErr w:type="gramEnd"/>
-      <w:r>
-        <w:rPr>
-          <w:rFonts w:asciiTheme="minorBidi" w:hAnsiTheme="minorBidi"/>
-        </w:rPr>
-        <w:t xml:space="preserve"> power to train a custom encoder.</w:t>
-      </w:r>
-    </w:p>
-    <w:p>
-      <w:pPr>
-        <w:pStyle w:val="ListParagraph"/>
+          <w:sz w:val="18"/>
+          <w:szCs w:val="18"/>
+        </w:rPr>
+        <w:t xml:space="preserve"> require extra compute power to train a custom encoder.</w:t>
+      </w:r>
+    </w:p>
+    <w:p>
+      <w:pPr>
+        <w:pStyle w:val="a9"/>
+        <w:rPr>
+          <w:rFonts w:asciiTheme="minorBidi" w:hAnsiTheme="minorBidi"/>
+          <w:sz w:val="18"/>
+          <w:szCs w:val="18"/>
+        </w:rPr>
+      </w:pPr>
+    </w:p>
+    <w:p>
+      <w:pPr>
+        <w:pStyle w:val="a9"/>
+        <w:spacing w:line="360" w:lineRule="auto"/>
+        <w:rPr>
+          <w:rFonts w:asciiTheme="minorBidi" w:hAnsiTheme="minorBidi"/>
+          <w:sz w:val="18"/>
+          <w:szCs w:val="18"/>
+        </w:rPr>
+      </w:pPr>
+    </w:p>
+    <w:p>
+      <w:pPr>
+        <w:pStyle w:val="a9"/>
         <w:numPr>
           <w:ilvl w:val="0"/>
           <w:numId w:val="17"/>
@@ -553,30 +762,24 @@
         <w:spacing w:line="360" w:lineRule="auto"/>
         <w:rPr>
           <w:rFonts w:asciiTheme="minorBidi" w:hAnsiTheme="minorBidi"/>
-        </w:rPr>
-      </w:pPr>
-      <w:r>
-        <w:rPr>
-          <w:rFonts w:asciiTheme="minorBidi" w:hAnsiTheme="minorBidi"/>
-        </w:rPr>
-        <w:t>Empirical Evidence Supports Its Strength in Classification</w:t>
-      </w:r>
-      <w:r>
-        <w:rPr>
-          <w:rFonts w:asciiTheme="minorBidi" w:hAnsiTheme="minorBidi"/>
-        </w:rPr>
-        <w:t xml:space="preserve">- </w:t>
-      </w:r>
-      <w:r>
-        <w:rPr>
-          <w:rFonts w:asciiTheme="minorBidi" w:hAnsiTheme="minorBidi"/>
-        </w:rPr>
-        <w:t xml:space="preserve">In the article “On the Variety of Encoding Text”, USE is tested on several NLP tasks, including sentiment analysis, semantic similarity, and topic classification. It consistently outperforms simpler models like Word2Vec and </w:t>
+          <w:sz w:val="18"/>
+          <w:szCs w:val="18"/>
+        </w:rPr>
+      </w:pPr>
+      <w:r>
+        <w:rPr>
+          <w:rFonts w:asciiTheme="minorBidi" w:hAnsiTheme="minorBidi"/>
+          <w:sz w:val="18"/>
+          <w:szCs w:val="18"/>
+        </w:rPr>
+        <w:t xml:space="preserve">Empirical Evidence Supports Its Strength in Classification- In the article “On the Variety of Encoding Text”, USE is tested on several NLP tasks, including sentiment analysis, semantic similarity, and topic classification. It consistently outperforms simpler models like Word2Vec and </w:t>
       </w:r>
       <w:proofErr w:type="spellStart"/>
       <w:r>
         <w:rPr>
           <w:rFonts w:asciiTheme="minorBidi" w:hAnsiTheme="minorBidi"/>
+          <w:sz w:val="18"/>
+          <w:szCs w:val="18"/>
         </w:rPr>
         <w:t>GloVe</w:t>
       </w:r>
@@ -584,22 +787,26 @@
       <w:r>
         <w:rPr>
           <w:rFonts w:asciiTheme="minorBidi" w:hAnsiTheme="minorBidi"/>
+          <w:sz w:val="18"/>
+          <w:szCs w:val="18"/>
         </w:rPr>
         <w:t>, and achieves competitive results with larger models like BERT, especially in classification tasks. This shows that USE is a strong choice for our classification task as it offers a good balance between performance and efficiency.</w:t>
       </w:r>
     </w:p>
     <w:p>
       <w:pPr>
-        <w:pStyle w:val="ListParagraph"/>
-        <w:spacing w:line="360" w:lineRule="auto"/>
-        <w:rPr>
-          <w:rFonts w:asciiTheme="minorBidi" w:hAnsiTheme="minorBidi"/>
-        </w:rPr>
-      </w:pPr>
-    </w:p>
-    <w:p>
-      <w:pPr>
-        <w:pStyle w:val="ListParagraph"/>
+        <w:pStyle w:val="a9"/>
+        <w:spacing w:line="360" w:lineRule="auto"/>
+        <w:rPr>
+          <w:rFonts w:asciiTheme="minorBidi" w:hAnsiTheme="minorBidi"/>
+          <w:sz w:val="18"/>
+          <w:szCs w:val="18"/>
+        </w:rPr>
+      </w:pPr>
+    </w:p>
+    <w:p>
+      <w:pPr>
+        <w:pStyle w:val="a9"/>
         <w:numPr>
           <w:ilvl w:val="0"/>
           <w:numId w:val="17"/>
@@ -607,43 +814,49 @@
         <w:spacing w:line="360" w:lineRule="auto"/>
         <w:rPr>
           <w:rFonts w:asciiTheme="minorBidi" w:hAnsiTheme="minorBidi"/>
-        </w:rPr>
-      </w:pPr>
-      <w:r>
-        <w:rPr>
-          <w:rFonts w:asciiTheme="minorBidi" w:hAnsiTheme="minorBidi"/>
-        </w:rPr>
-        <w:t xml:space="preserve">Domain-Agnostic: Trained </w:t>
-      </w:r>
-      <w:proofErr w:type="gramStart"/>
-      <w:r>
-        <w:rPr>
-          <w:rFonts w:asciiTheme="minorBidi" w:hAnsiTheme="minorBidi"/>
-        </w:rPr>
-        <w:t>on</w:t>
-      </w:r>
-      <w:proofErr w:type="gramEnd"/>
-      <w:r>
-        <w:rPr>
-          <w:rFonts w:asciiTheme="minorBidi" w:hAnsiTheme="minorBidi"/>
-        </w:rPr>
-        <w:t xml:space="preserve"> diverse corpora, USE performs well across many domains, including scientific abstracts.</w:t>
-      </w:r>
-    </w:p>
-    <w:p>
-      <w:pPr>
-        <w:spacing w:line="360" w:lineRule="auto"/>
-        <w:rPr>
-          <w:rFonts w:asciiTheme="minorBidi" w:hAnsiTheme="minorBidi"/>
-          <w:b/>
-          <w:bCs/>
-        </w:rPr>
-      </w:pPr>
-      <w:r>
-        <w:rPr>
-          <w:rFonts w:asciiTheme="minorBidi" w:hAnsiTheme="minorBidi"/>
-          <w:b/>
-          <w:bCs/>
+          <w:sz w:val="18"/>
+          <w:szCs w:val="18"/>
+        </w:rPr>
+      </w:pPr>
+      <w:r>
+        <w:rPr>
+          <w:rFonts w:asciiTheme="minorBidi" w:hAnsiTheme="minorBidi"/>
+          <w:sz w:val="18"/>
+          <w:szCs w:val="18"/>
+        </w:rPr>
+        <w:t>Domain-Agnostic: Trained on diverse corpora, USE performs well across many domains, including scientific abstracts.</w:t>
+      </w:r>
+    </w:p>
+    <w:p>
+      <w:pPr>
+        <w:spacing w:line="360" w:lineRule="auto"/>
+        <w:rPr>
+          <w:rFonts w:asciiTheme="minorBidi" w:hAnsiTheme="minorBidi"/>
+          <w:b/>
+          <w:bCs/>
+          <w:sz w:val="18"/>
+          <w:szCs w:val="18"/>
+        </w:rPr>
+      </w:pPr>
+    </w:p>
+    <w:p>
+      <w:pPr>
+        <w:spacing w:line="360" w:lineRule="auto"/>
+        <w:rPr>
+          <w:rFonts w:asciiTheme="minorBidi" w:hAnsiTheme="minorBidi"/>
+          <w:b/>
+          <w:bCs/>
+          <w:sz w:val="18"/>
+          <w:szCs w:val="18"/>
+        </w:rPr>
+      </w:pPr>
+      <w:r>
+        <w:rPr>
+          <w:rFonts w:asciiTheme="minorBidi" w:hAnsiTheme="minorBidi"/>
+          <w:b/>
+          <w:bCs/>
+          <w:sz w:val="18"/>
+          <w:szCs w:val="18"/>
         </w:rPr>
         <w:t>Application</w:t>
       </w:r>
@@ -657,17 +870,23 @@
         <w:spacing w:line="360" w:lineRule="auto"/>
         <w:rPr>
           <w:rFonts w:asciiTheme="minorBidi" w:hAnsiTheme="minorBidi"/>
-        </w:rPr>
-      </w:pPr>
-      <w:r>
-        <w:rPr>
-          <w:rFonts w:asciiTheme="minorBidi" w:hAnsiTheme="minorBidi"/>
+          <w:sz w:val="18"/>
+          <w:szCs w:val="18"/>
+        </w:rPr>
+      </w:pPr>
+      <w:r>
+        <w:rPr>
+          <w:rFonts w:asciiTheme="minorBidi" w:hAnsiTheme="minorBidi"/>
+          <w:sz w:val="18"/>
+          <w:szCs w:val="18"/>
         </w:rPr>
         <w:t xml:space="preserve">Input: For each paper, the title and abstract </w:t>
       </w:r>
       <w:r>
         <w:rPr>
           <w:rFonts w:asciiTheme="minorBidi" w:hAnsiTheme="minorBidi"/>
+          <w:sz w:val="18"/>
+          <w:szCs w:val="18"/>
         </w:rPr>
         <w:t>were inputted separately.</w:t>
       </w:r>
@@ -681,59 +900,79 @@
         <w:spacing w:line="360" w:lineRule="auto"/>
         <w:rPr>
           <w:rFonts w:asciiTheme="minorBidi" w:hAnsiTheme="minorBidi"/>
-        </w:rPr>
-      </w:pPr>
-      <w:r>
-        <w:rPr>
-          <w:rFonts w:asciiTheme="minorBidi" w:hAnsiTheme="minorBidi"/>
+          <w:sz w:val="18"/>
+          <w:szCs w:val="18"/>
+        </w:rPr>
+      </w:pPr>
+      <w:r>
+        <w:rPr>
+          <w:rFonts w:asciiTheme="minorBidi" w:hAnsiTheme="minorBidi"/>
+          <w:sz w:val="18"/>
+          <w:szCs w:val="18"/>
         </w:rPr>
         <w:t>Embedding Generation: Th</w:t>
       </w:r>
       <w:r>
         <w:rPr>
           <w:rFonts w:asciiTheme="minorBidi" w:hAnsiTheme="minorBidi"/>
+          <w:sz w:val="18"/>
+          <w:szCs w:val="18"/>
         </w:rPr>
         <w:t>e</w:t>
       </w:r>
       <w:r>
         <w:rPr>
           <w:rFonts w:asciiTheme="minorBidi" w:hAnsiTheme="minorBidi"/>
+          <w:sz w:val="18"/>
+          <w:szCs w:val="18"/>
         </w:rPr>
         <w:t xml:space="preserve"> string</w:t>
       </w:r>
       <w:r>
         <w:rPr>
           <w:rFonts w:asciiTheme="minorBidi" w:hAnsiTheme="minorBidi"/>
+          <w:sz w:val="18"/>
+          <w:szCs w:val="18"/>
         </w:rPr>
         <w:t>s</w:t>
       </w:r>
       <w:r>
         <w:rPr>
           <w:rFonts w:asciiTheme="minorBidi" w:hAnsiTheme="minorBidi"/>
+          <w:sz w:val="18"/>
+          <w:szCs w:val="18"/>
         </w:rPr>
         <w:t xml:space="preserve"> </w:t>
       </w:r>
       <w:r>
         <w:rPr>
           <w:rFonts w:asciiTheme="minorBidi" w:hAnsiTheme="minorBidi"/>
+          <w:sz w:val="18"/>
+          <w:szCs w:val="18"/>
         </w:rPr>
         <w:t>were</w:t>
       </w:r>
       <w:r>
         <w:rPr>
           <w:rFonts w:asciiTheme="minorBidi" w:hAnsiTheme="minorBidi"/>
+          <w:sz w:val="18"/>
+          <w:szCs w:val="18"/>
         </w:rPr>
         <w:t xml:space="preserve"> passed through USE to produce a 512-dimensional feature vector</w:t>
       </w:r>
       <w:r>
         <w:rPr>
           <w:rFonts w:asciiTheme="minorBidi" w:hAnsiTheme="minorBidi"/>
+          <w:sz w:val="18"/>
+          <w:szCs w:val="18"/>
         </w:rPr>
         <w:t xml:space="preserve"> for each one</w:t>
       </w:r>
       <w:r>
         <w:rPr>
           <w:rFonts w:asciiTheme="minorBidi" w:hAnsiTheme="minorBidi"/>
+          <w:sz w:val="18"/>
+          <w:szCs w:val="18"/>
         </w:rPr>
         <w:t>.</w:t>
       </w:r>
@@ -747,11 +986,15 @@
         <w:spacing w:line="360" w:lineRule="auto"/>
         <w:rPr>
           <w:rFonts w:asciiTheme="minorBidi" w:hAnsiTheme="minorBidi"/>
-        </w:rPr>
-      </w:pPr>
-      <w:r>
-        <w:rPr>
-          <w:rFonts w:asciiTheme="minorBidi" w:hAnsiTheme="minorBidi"/>
+          <w:sz w:val="18"/>
+          <w:szCs w:val="18"/>
+        </w:rPr>
+      </w:pPr>
+      <w:r>
+        <w:rPr>
+          <w:rFonts w:asciiTheme="minorBidi" w:hAnsiTheme="minorBidi"/>
+          <w:sz w:val="18"/>
+          <w:szCs w:val="18"/>
         </w:rPr>
         <w:t>Batch Processing: To optimize speed and memory, embeddings were computed in batches using the TensorFlow Hub implementation of USE.</w:t>
       </w:r>
@@ -763,14 +1006,43 @@
           <w:rFonts w:asciiTheme="minorBidi" w:hAnsiTheme="minorBidi"/>
           <w:b/>
           <w:bCs/>
-        </w:rPr>
-      </w:pPr>
-      <w:r>
-        <w:rPr>
-          <w:rFonts w:asciiTheme="minorBidi" w:hAnsiTheme="minorBidi"/>
-          <w:b/>
-          <w:bCs/>
-        </w:rPr>
+          <w:sz w:val="18"/>
+          <w:szCs w:val="18"/>
+        </w:rPr>
+      </w:pPr>
+    </w:p>
+    <w:p>
+      <w:pPr>
+        <w:spacing w:line="360" w:lineRule="auto"/>
+        <w:rPr>
+          <w:rFonts w:asciiTheme="minorBidi" w:hAnsiTheme="minorBidi"/>
+          <w:b/>
+          <w:bCs/>
+          <w:sz w:val="18"/>
+          <w:szCs w:val="18"/>
+        </w:rPr>
+      </w:pPr>
+    </w:p>
+    <w:p>
+      <w:pPr>
+        <w:spacing w:line="360" w:lineRule="auto"/>
+        <w:rPr>
+          <w:rFonts w:asciiTheme="minorBidi" w:hAnsiTheme="minorBidi"/>
+          <w:b/>
+          <w:bCs/>
+          <w:sz w:val="18"/>
+          <w:szCs w:val="18"/>
+        </w:rPr>
+      </w:pPr>
+      <w:r>
+        <w:rPr>
+          <w:rFonts w:asciiTheme="minorBidi" w:hAnsiTheme="minorBidi"/>
+          <w:b/>
+          <w:bCs/>
+          <w:sz w:val="18"/>
+          <w:szCs w:val="18"/>
+        </w:rPr>
+        <w:lastRenderedPageBreak/>
         <w:t>2.</w:t>
       </w:r>
       <w:r>
@@ -778,6 +1050,8 @@
           <w:rFonts w:asciiTheme="minorBidi" w:hAnsiTheme="minorBidi"/>
           <w:b/>
           <w:bCs/>
+          <w:sz w:val="18"/>
+          <w:szCs w:val="18"/>
         </w:rPr>
         <w:t>3</w:t>
       </w:r>
@@ -786,6 +1060,8 @@
           <w:rFonts w:asciiTheme="minorBidi" w:hAnsiTheme="minorBidi"/>
           <w:b/>
           <w:bCs/>
+          <w:sz w:val="18"/>
+          <w:szCs w:val="18"/>
         </w:rPr>
         <w:t xml:space="preserve"> SGD</w:t>
       </w:r>
@@ -794,6 +1070,8 @@
           <w:rFonts w:asciiTheme="minorBidi" w:hAnsiTheme="minorBidi"/>
           <w:b/>
           <w:bCs/>
+          <w:sz w:val="18"/>
+          <w:szCs w:val="18"/>
         </w:rPr>
         <w:t xml:space="preserve"> </w:t>
       </w:r>
@@ -802,6 +1080,8 @@
           <w:rFonts w:asciiTheme="minorBidi" w:hAnsiTheme="minorBidi"/>
           <w:b/>
           <w:bCs/>
+          <w:sz w:val="18"/>
+          <w:szCs w:val="18"/>
         </w:rPr>
         <w:t>Classifier</w:t>
       </w:r>
@@ -813,13 +1093,17 @@
           <w:rFonts w:asciiTheme="minorBidi" w:hAnsiTheme="minorBidi"/>
           <w:b/>
           <w:bCs/>
-        </w:rPr>
-      </w:pPr>
-      <w:r>
-        <w:rPr>
-          <w:rFonts w:asciiTheme="minorBidi" w:hAnsiTheme="minorBidi"/>
-          <w:b/>
-          <w:bCs/>
+          <w:sz w:val="18"/>
+          <w:szCs w:val="18"/>
+        </w:rPr>
+      </w:pPr>
+      <w:r>
+        <w:rPr>
+          <w:rFonts w:asciiTheme="minorBidi" w:hAnsiTheme="minorBidi"/>
+          <w:b/>
+          <w:bCs/>
+          <w:sz w:val="18"/>
+          <w:szCs w:val="18"/>
         </w:rPr>
         <w:t>Overview</w:t>
       </w:r>
@@ -829,23 +1113,31 @@
         <w:spacing w:line="360" w:lineRule="auto"/>
         <w:rPr>
           <w:rFonts w:asciiTheme="minorBidi" w:hAnsiTheme="minorBidi"/>
-        </w:rPr>
-      </w:pPr>
-      <w:r>
-        <w:rPr>
-          <w:rFonts w:asciiTheme="minorBidi" w:hAnsiTheme="minorBidi"/>
+          <w:sz w:val="18"/>
+          <w:szCs w:val="18"/>
+        </w:rPr>
+      </w:pPr>
+      <w:r>
+        <w:rPr>
+          <w:rFonts w:asciiTheme="minorBidi" w:hAnsiTheme="minorBidi"/>
+          <w:sz w:val="18"/>
+          <w:szCs w:val="18"/>
         </w:rPr>
         <w:t>The SGD</w:t>
       </w:r>
       <w:r>
         <w:rPr>
           <w:rFonts w:asciiTheme="minorBidi" w:hAnsiTheme="minorBidi"/>
+          <w:sz w:val="18"/>
+          <w:szCs w:val="18"/>
         </w:rPr>
         <w:t xml:space="preserve"> </w:t>
       </w:r>
       <w:r>
         <w:rPr>
           <w:rFonts w:asciiTheme="minorBidi" w:hAnsiTheme="minorBidi"/>
+          <w:sz w:val="18"/>
+          <w:szCs w:val="18"/>
         </w:rPr>
         <w:t>Classifier is a linear classifier optimized using Stochastic Gradient Descent. It supports a variety of loss functions including log loss (for logistic regression). It is particularly suited for high-dimensional and sparse data.</w:t>
       </w:r>
@@ -857,13 +1149,17 @@
           <w:rFonts w:asciiTheme="minorBidi" w:hAnsiTheme="minorBidi"/>
           <w:b/>
           <w:bCs/>
-        </w:rPr>
-      </w:pPr>
-      <w:r>
-        <w:rPr>
-          <w:rFonts w:asciiTheme="minorBidi" w:hAnsiTheme="minorBidi"/>
-          <w:b/>
-          <w:bCs/>
+          <w:sz w:val="18"/>
+          <w:szCs w:val="18"/>
+        </w:rPr>
+      </w:pPr>
+      <w:r>
+        <w:rPr>
+          <w:rFonts w:asciiTheme="minorBidi" w:hAnsiTheme="minorBidi"/>
+          <w:b/>
+          <w:bCs/>
+          <w:sz w:val="18"/>
+          <w:szCs w:val="18"/>
         </w:rPr>
         <w:t xml:space="preserve">Why </w:t>
       </w:r>
@@ -872,6 +1168,8 @@
           <w:rFonts w:asciiTheme="minorBidi" w:hAnsiTheme="minorBidi"/>
           <w:b/>
           <w:bCs/>
+          <w:sz w:val="18"/>
+          <w:szCs w:val="18"/>
         </w:rPr>
         <w:t xml:space="preserve">use </w:t>
       </w:r>
@@ -880,6 +1178,8 @@
           <w:rFonts w:asciiTheme="minorBidi" w:hAnsiTheme="minorBidi"/>
           <w:b/>
           <w:bCs/>
+          <w:sz w:val="18"/>
+          <w:szCs w:val="18"/>
         </w:rPr>
         <w:t>SGD</w:t>
       </w:r>
@@ -888,6 +1188,8 @@
           <w:rFonts w:asciiTheme="minorBidi" w:hAnsiTheme="minorBidi"/>
           <w:b/>
           <w:bCs/>
+          <w:sz w:val="18"/>
+          <w:szCs w:val="18"/>
         </w:rPr>
         <w:t xml:space="preserve"> </w:t>
       </w:r>
@@ -896,6 +1198,8 @@
           <w:rFonts w:asciiTheme="minorBidi" w:hAnsiTheme="minorBidi"/>
           <w:b/>
           <w:bCs/>
+          <w:sz w:val="18"/>
+          <w:szCs w:val="18"/>
         </w:rPr>
         <w:t>Classifier?</w:t>
       </w:r>
@@ -909,11 +1213,15 @@
         <w:spacing w:line="360" w:lineRule="auto"/>
         <w:rPr>
           <w:rFonts w:asciiTheme="minorBidi" w:hAnsiTheme="minorBidi"/>
-        </w:rPr>
-      </w:pPr>
-      <w:r>
-        <w:rPr>
-          <w:rFonts w:asciiTheme="minorBidi" w:hAnsiTheme="minorBidi"/>
+          <w:sz w:val="18"/>
+          <w:szCs w:val="18"/>
+        </w:rPr>
+      </w:pPr>
+      <w:r>
+        <w:rPr>
+          <w:rFonts w:asciiTheme="minorBidi" w:hAnsiTheme="minorBidi"/>
+          <w:sz w:val="18"/>
+          <w:szCs w:val="18"/>
         </w:rPr>
         <w:t>Scalability: Efficient for large datasets and high-dimensional embeddings like those from USE.</w:t>
       </w:r>
@@ -927,27 +1235,17 @@
         <w:spacing w:line="360" w:lineRule="auto"/>
         <w:rPr>
           <w:rFonts w:asciiTheme="minorBidi" w:hAnsiTheme="minorBidi"/>
-        </w:rPr>
-      </w:pPr>
-      <w:r>
-        <w:rPr>
-          <w:rFonts w:asciiTheme="minorBidi" w:hAnsiTheme="minorBidi"/>
-        </w:rPr>
-        <w:t xml:space="preserve">Online Learning: Can be trained incrementally, making it </w:t>
-      </w:r>
-      <w:proofErr w:type="gramStart"/>
-      <w:r>
-        <w:rPr>
-          <w:rFonts w:asciiTheme="minorBidi" w:hAnsiTheme="minorBidi"/>
-        </w:rPr>
-        <w:t>memory-efficient</w:t>
-      </w:r>
-      <w:proofErr w:type="gramEnd"/>
-      <w:r>
-        <w:rPr>
-          <w:rFonts w:asciiTheme="minorBidi" w:hAnsiTheme="minorBidi"/>
-        </w:rPr>
-        <w:t>.</w:t>
+          <w:sz w:val="18"/>
+          <w:szCs w:val="18"/>
+        </w:rPr>
+      </w:pPr>
+      <w:r>
+        <w:rPr>
+          <w:rFonts w:asciiTheme="minorBidi" w:hAnsiTheme="minorBidi"/>
+          <w:sz w:val="18"/>
+          <w:szCs w:val="18"/>
+        </w:rPr>
+        <w:t>Online Learning: Can be trained incrementally, making it memory-efficient.</w:t>
       </w:r>
     </w:p>
     <w:p>
@@ -959,11 +1257,15 @@
         <w:spacing w:line="360" w:lineRule="auto"/>
         <w:rPr>
           <w:rFonts w:asciiTheme="minorBidi" w:hAnsiTheme="minorBidi"/>
-        </w:rPr>
-      </w:pPr>
-      <w:r>
-        <w:rPr>
-          <w:rFonts w:asciiTheme="minorBidi" w:hAnsiTheme="minorBidi"/>
+          <w:sz w:val="18"/>
+          <w:szCs w:val="18"/>
+        </w:rPr>
+      </w:pPr>
+      <w:r>
+        <w:rPr>
+          <w:rFonts w:asciiTheme="minorBidi" w:hAnsiTheme="minorBidi"/>
+          <w:sz w:val="18"/>
+          <w:szCs w:val="18"/>
         </w:rPr>
         <w:t>Regularization Options: Offers fine control over L1/L2 regularization, mitigating overfitting.</w:t>
       </w:r>
@@ -975,13 +1277,17 @@
           <w:rFonts w:asciiTheme="minorBidi" w:hAnsiTheme="minorBidi"/>
           <w:b/>
           <w:bCs/>
-        </w:rPr>
-      </w:pPr>
-      <w:r>
-        <w:rPr>
-          <w:rFonts w:asciiTheme="minorBidi" w:hAnsiTheme="minorBidi"/>
-          <w:b/>
-          <w:bCs/>
+          <w:sz w:val="18"/>
+          <w:szCs w:val="18"/>
+        </w:rPr>
+      </w:pPr>
+      <w:r>
+        <w:rPr>
+          <w:rFonts w:asciiTheme="minorBidi" w:hAnsiTheme="minorBidi"/>
+          <w:b/>
+          <w:bCs/>
+          <w:sz w:val="18"/>
+          <w:szCs w:val="18"/>
         </w:rPr>
         <w:t>Application</w:t>
       </w:r>
@@ -995,11 +1301,15 @@
         <w:spacing w:line="360" w:lineRule="auto"/>
         <w:rPr>
           <w:rFonts w:asciiTheme="minorBidi" w:hAnsiTheme="minorBidi"/>
-        </w:rPr>
-      </w:pPr>
-      <w:r>
-        <w:rPr>
-          <w:rFonts w:asciiTheme="minorBidi" w:hAnsiTheme="minorBidi"/>
+          <w:sz w:val="18"/>
+          <w:szCs w:val="18"/>
+        </w:rPr>
+      </w:pPr>
+      <w:r>
+        <w:rPr>
+          <w:rFonts w:asciiTheme="minorBidi" w:hAnsiTheme="minorBidi"/>
+          <w:sz w:val="18"/>
+          <w:szCs w:val="18"/>
         </w:rPr>
         <w:t>Loss Function: We used log loss (i.e., logistic regression) for probabilistic output and multi-class support.</w:t>
       </w:r>
@@ -1013,11 +1323,15 @@
         <w:spacing w:line="360" w:lineRule="auto"/>
         <w:rPr>
           <w:rFonts w:asciiTheme="minorBidi" w:hAnsiTheme="minorBidi"/>
-        </w:rPr>
-      </w:pPr>
-      <w:r>
-        <w:rPr>
-          <w:rFonts w:asciiTheme="minorBidi" w:hAnsiTheme="minorBidi"/>
+          <w:sz w:val="18"/>
+          <w:szCs w:val="18"/>
+        </w:rPr>
+      </w:pPr>
+      <w:r>
+        <w:rPr>
+          <w:rFonts w:asciiTheme="minorBidi" w:hAnsiTheme="minorBidi"/>
+          <w:sz w:val="18"/>
+          <w:szCs w:val="18"/>
         </w:rPr>
         <w:t>Multiclass Strategy: Employed a one-vs-rest (</w:t>
       </w:r>
@@ -1025,6 +1339,8 @@
       <w:r>
         <w:rPr>
           <w:rFonts w:asciiTheme="minorBidi" w:hAnsiTheme="minorBidi"/>
+          <w:sz w:val="18"/>
+          <w:szCs w:val="18"/>
         </w:rPr>
         <w:t>OvR</w:t>
       </w:r>
@@ -1032,6 +1348,8 @@
       <w:r>
         <w:rPr>
           <w:rFonts w:asciiTheme="minorBidi" w:hAnsiTheme="minorBidi"/>
+          <w:sz w:val="18"/>
+          <w:szCs w:val="18"/>
         </w:rPr>
         <w:t xml:space="preserve">) scheme, which works well with </w:t>
       </w:r>
@@ -1039,6 +1357,8 @@
       <w:r>
         <w:rPr>
           <w:rFonts w:asciiTheme="minorBidi" w:hAnsiTheme="minorBidi"/>
+          <w:sz w:val="18"/>
+          <w:szCs w:val="18"/>
         </w:rPr>
         <w:t>SGDClassifier</w:t>
       </w:r>
@@ -1046,6 +1366,8 @@
       <w:r>
         <w:rPr>
           <w:rFonts w:asciiTheme="minorBidi" w:hAnsiTheme="minorBidi"/>
+          <w:sz w:val="18"/>
+          <w:szCs w:val="18"/>
         </w:rPr>
         <w:t>.</w:t>
       </w:r>
@@ -1055,23 +1377,39 @@
         <w:spacing w:line="360" w:lineRule="auto"/>
         <w:rPr>
           <w:rFonts w:asciiTheme="minorBidi" w:hAnsiTheme="minorBidi"/>
-        </w:rPr>
-      </w:pPr>
-    </w:p>
-    <w:p>
-      <w:pPr>
-        <w:spacing w:line="360" w:lineRule="auto"/>
-        <w:rPr>
-          <w:rFonts w:asciiTheme="minorBidi" w:hAnsiTheme="minorBidi"/>
-          <w:b/>
-          <w:bCs/>
-        </w:rPr>
-      </w:pPr>
-      <w:r>
-        <w:rPr>
-          <w:rFonts w:asciiTheme="minorBidi" w:hAnsiTheme="minorBidi"/>
-          <w:b/>
-          <w:bCs/>
+          <w:sz w:val="18"/>
+          <w:szCs w:val="18"/>
+        </w:rPr>
+      </w:pPr>
+    </w:p>
+    <w:p>
+      <w:pPr>
+        <w:spacing w:line="360" w:lineRule="auto"/>
+        <w:rPr>
+          <w:rFonts w:asciiTheme="minorBidi" w:hAnsiTheme="minorBidi"/>
+          <w:sz w:val="18"/>
+          <w:szCs w:val="18"/>
+        </w:rPr>
+      </w:pPr>
+    </w:p>
+    <w:p>
+      <w:pPr>
+        <w:spacing w:line="360" w:lineRule="auto"/>
+        <w:rPr>
+          <w:rFonts w:asciiTheme="minorBidi" w:hAnsiTheme="minorBidi"/>
+          <w:b/>
+          <w:bCs/>
+          <w:sz w:val="18"/>
+          <w:szCs w:val="18"/>
+        </w:rPr>
+      </w:pPr>
+      <w:r>
+        <w:rPr>
+          <w:rFonts w:asciiTheme="minorBidi" w:hAnsiTheme="minorBidi"/>
+          <w:b/>
+          <w:bCs/>
+          <w:sz w:val="18"/>
+          <w:szCs w:val="18"/>
         </w:rPr>
         <w:t>3. Results Overview</w:t>
       </w:r>
@@ -1083,13 +1421,17 @@
           <w:rFonts w:asciiTheme="minorBidi" w:hAnsiTheme="minorBidi"/>
           <w:b/>
           <w:bCs/>
-        </w:rPr>
-      </w:pPr>
-      <w:r>
-        <w:rPr>
-          <w:rFonts w:asciiTheme="minorBidi" w:hAnsiTheme="minorBidi"/>
-          <w:b/>
-          <w:bCs/>
+          <w:sz w:val="18"/>
+          <w:szCs w:val="18"/>
+        </w:rPr>
+      </w:pPr>
+      <w:r>
+        <w:rPr>
+          <w:rFonts w:asciiTheme="minorBidi" w:hAnsiTheme="minorBidi"/>
+          <w:b/>
+          <w:bCs/>
+          <w:sz w:val="18"/>
+          <w:szCs w:val="18"/>
         </w:rPr>
         <w:t>3.1 Dataset Split</w:t>
       </w:r>
@@ -1103,11 +1445,15 @@
         <w:spacing w:line="360" w:lineRule="auto"/>
         <w:rPr>
           <w:rFonts w:asciiTheme="minorBidi" w:hAnsiTheme="minorBidi"/>
-        </w:rPr>
-      </w:pPr>
-      <w:r>
-        <w:rPr>
-          <w:rFonts w:asciiTheme="minorBidi" w:hAnsiTheme="minorBidi"/>
+          <w:sz w:val="18"/>
+          <w:szCs w:val="18"/>
+        </w:rPr>
+      </w:pPr>
+      <w:r>
+        <w:rPr>
+          <w:rFonts w:asciiTheme="minorBidi" w:hAnsiTheme="minorBidi"/>
+          <w:sz w:val="18"/>
+          <w:szCs w:val="18"/>
         </w:rPr>
         <w:t>Train/Test Split: The dataset was split 80/20, stratified by class to maintain category balance.</w:t>
       </w:r>
@@ -1119,13 +1465,17 @@
           <w:rFonts w:asciiTheme="minorBidi" w:hAnsiTheme="minorBidi"/>
           <w:b/>
           <w:bCs/>
-        </w:rPr>
-      </w:pPr>
-      <w:r>
-        <w:rPr>
-          <w:rFonts w:asciiTheme="minorBidi" w:hAnsiTheme="minorBidi"/>
-          <w:b/>
-          <w:bCs/>
+          <w:sz w:val="18"/>
+          <w:szCs w:val="18"/>
+        </w:rPr>
+      </w:pPr>
+      <w:r>
+        <w:rPr>
+          <w:rFonts w:asciiTheme="minorBidi" w:hAnsiTheme="minorBidi"/>
+          <w:b/>
+          <w:bCs/>
+          <w:sz w:val="18"/>
+          <w:szCs w:val="18"/>
         </w:rPr>
         <w:t xml:space="preserve">3.2 </w:t>
       </w:r>
@@ -1134,7 +1484,8 @@
           <w:rFonts w:asciiTheme="minorBidi" w:hAnsiTheme="minorBidi"/>
           <w:b/>
           <w:bCs/>
-          <w:highlight w:val="yellow"/>
+          <w:sz w:val="18"/>
+          <w:szCs w:val="18"/>
         </w:rPr>
         <w:t>Classification Accuracy</w:t>
       </w:r>
@@ -1144,11 +1495,15 @@
         <w:spacing w:line="360" w:lineRule="auto"/>
         <w:rPr>
           <w:rFonts w:asciiTheme="minorBidi" w:hAnsiTheme="minorBidi"/>
-        </w:rPr>
-      </w:pPr>
-      <w:r>
-        <w:rPr>
-          <w:rFonts w:asciiTheme="minorBidi" w:hAnsiTheme="minorBidi"/>
+          <w:sz w:val="18"/>
+          <w:szCs w:val="18"/>
+        </w:rPr>
+      </w:pPr>
+      <w:r>
+        <w:rPr>
+          <w:rFonts w:asciiTheme="minorBidi" w:hAnsiTheme="minorBidi"/>
+          <w:sz w:val="18"/>
+          <w:szCs w:val="18"/>
         </w:rPr>
         <w:t>The final model achieved the following:</w:t>
       </w:r>
@@ -1162,19 +1517,25 @@
         <w:spacing w:line="360" w:lineRule="auto"/>
         <w:rPr>
           <w:rFonts w:asciiTheme="minorBidi" w:hAnsiTheme="minorBidi"/>
-        </w:rPr>
-      </w:pPr>
-      <w:r>
-        <w:rPr>
-          <w:rFonts w:asciiTheme="minorBidi" w:hAnsiTheme="minorBidi"/>
-          <w:b/>
-          <w:bCs/>
+          <w:sz w:val="18"/>
+          <w:szCs w:val="18"/>
+        </w:rPr>
+      </w:pPr>
+      <w:r>
+        <w:rPr>
+          <w:rFonts w:asciiTheme="minorBidi" w:hAnsiTheme="minorBidi"/>
+          <w:b/>
+          <w:bCs/>
+          <w:sz w:val="18"/>
+          <w:szCs w:val="18"/>
         </w:rPr>
         <w:t>Overall Accuracy</w:t>
       </w:r>
       <w:r>
         <w:rPr>
           <w:rFonts w:asciiTheme="minorBidi" w:hAnsiTheme="minorBidi"/>
+          <w:sz w:val="18"/>
+          <w:szCs w:val="18"/>
         </w:rPr>
         <w:t xml:space="preserve">: </w:t>
       </w:r>
@@ -1183,8 +1544,50 @@
           <w:rFonts w:asciiTheme="minorBidi" w:hAnsiTheme="minorBidi"/>
           <w:b/>
           <w:bCs/>
-        </w:rPr>
-        <w:t>87.4%</w:t>
+          <w:sz w:val="18"/>
+          <w:szCs w:val="18"/>
+        </w:rPr>
+        <w:t>8</w:t>
+      </w:r>
+      <w:r>
+        <w:rPr>
+          <w:rFonts w:asciiTheme="minorBidi" w:hAnsiTheme="minorBidi"/>
+          <w:b/>
+          <w:bCs/>
+          <w:sz w:val="18"/>
+          <w:szCs w:val="18"/>
+        </w:rPr>
+        <w:t>5</w:t>
+      </w:r>
+      <w:r>
+        <w:rPr>
+          <w:rFonts w:asciiTheme="minorBidi" w:hAnsiTheme="minorBidi"/>
+          <w:b/>
+          <w:bCs/>
+          <w:sz w:val="18"/>
+          <w:szCs w:val="18"/>
+        </w:rPr>
+        <w:t>.</w:t>
+      </w:r>
+      <w:r>
+        <w:rPr>
+          <w:rFonts w:asciiTheme="minorBidi" w:hAnsiTheme="minorBidi"/>
+          <w:b/>
+          <w:bCs/>
+          <w:sz w:val="18"/>
+          <w:szCs w:val="18"/>
+        </w:rPr>
+        <w:t>5</w:t>
+      </w:r>
+      <w:r>
+        <w:rPr>
+          <w:rFonts w:asciiTheme="minorBidi" w:hAnsiTheme="minorBidi"/>
+          <w:b/>
+          <w:bCs/>
+          <w:sz w:val="18"/>
+          <w:szCs w:val="18"/>
+        </w:rPr>
+        <w:t>%</w:t>
       </w:r>
     </w:p>
     <w:p>
@@ -1196,21 +1599,89 @@
         <w:spacing w:line="360" w:lineRule="auto"/>
         <w:rPr>
           <w:rFonts w:asciiTheme="minorBidi" w:hAnsiTheme="minorBidi"/>
-        </w:rPr>
-      </w:pPr>
-      <w:r>
-        <w:rPr>
-          <w:rFonts w:asciiTheme="minorBidi" w:hAnsiTheme="minorBidi"/>
-          <w:b/>
-          <w:bCs/>
-        </w:rPr>
-        <w:t>Baseline (Most Frequent Class)</w:t>
-      </w:r>
-      <w:r>
-        <w:rPr>
-          <w:rFonts w:asciiTheme="minorBidi" w:hAnsiTheme="minorBidi"/>
-        </w:rPr>
-        <w:t>: ~17.2%</w:t>
+          <w:b/>
+          <w:bCs/>
+          <w:sz w:val="18"/>
+          <w:szCs w:val="18"/>
+        </w:rPr>
+      </w:pPr>
+      <w:r>
+        <w:rPr>
+          <w:rFonts w:asciiTheme="minorBidi" w:hAnsiTheme="minorBidi"/>
+          <w:b/>
+          <w:bCs/>
+          <w:sz w:val="18"/>
+          <w:szCs w:val="18"/>
+        </w:rPr>
+        <w:t xml:space="preserve">Baseline (Most Frequent </w:t>
+      </w:r>
+      <w:r>
+        <w:rPr>
+          <w:rFonts w:asciiTheme="minorBidi" w:hAnsiTheme="minorBidi"/>
+          <w:b/>
+          <w:bCs/>
+          <w:sz w:val="18"/>
+          <w:szCs w:val="18"/>
+        </w:rPr>
+        <w:t>Category</w:t>
+      </w:r>
+      <w:r>
+        <w:rPr>
+          <w:rFonts w:asciiTheme="minorBidi" w:hAnsiTheme="minorBidi"/>
+          <w:b/>
+          <w:bCs/>
+          <w:sz w:val="18"/>
+          <w:szCs w:val="18"/>
+        </w:rPr>
+        <w:t>)</w:t>
+      </w:r>
+      <w:r>
+        <w:rPr>
+          <w:rFonts w:asciiTheme="minorBidi" w:hAnsiTheme="minorBidi"/>
+          <w:sz w:val="18"/>
+          <w:szCs w:val="18"/>
+        </w:rPr>
+        <w:t xml:space="preserve">: </w:t>
+      </w:r>
+      <w:r>
+        <w:rPr>
+          <w:rFonts w:asciiTheme="minorBidi" w:hAnsiTheme="minorBidi"/>
+          <w:b/>
+          <w:bCs/>
+          <w:sz w:val="18"/>
+          <w:szCs w:val="18"/>
+        </w:rPr>
+        <w:t>51</w:t>
+      </w:r>
+      <w:r>
+        <w:rPr>
+          <w:rFonts w:asciiTheme="minorBidi" w:hAnsiTheme="minorBidi"/>
+          <w:b/>
+          <w:bCs/>
+          <w:sz w:val="18"/>
+          <w:szCs w:val="18"/>
+        </w:rPr>
+        <w:t>.</w:t>
+      </w:r>
+      <w:r>
+        <w:rPr>
+          <w:rFonts w:asciiTheme="minorBidi" w:hAnsiTheme="minorBidi"/>
+          <w:b/>
+          <w:bCs/>
+          <w:sz w:val="18"/>
+          <w:szCs w:val="18"/>
+        </w:rPr>
+        <w:t>5</w:t>
+      </w:r>
+      <w:r>
+        <w:rPr>
+          <w:rFonts w:asciiTheme="minorBidi" w:hAnsiTheme="minorBidi"/>
+          <w:b/>
+          <w:bCs/>
+          <w:sz w:val="18"/>
+          <w:szCs w:val="18"/>
+        </w:rPr>
+        <w:t>%</w:t>
       </w:r>
     </w:p>
     <w:p>
@@ -1222,19 +1693,25 @@
         <w:spacing w:line="360" w:lineRule="auto"/>
         <w:rPr>
           <w:rFonts w:asciiTheme="minorBidi" w:hAnsiTheme="minorBidi"/>
-        </w:rPr>
-      </w:pPr>
-      <w:r>
-        <w:rPr>
-          <w:rFonts w:asciiTheme="minorBidi" w:hAnsiTheme="minorBidi"/>
-          <w:b/>
-          <w:bCs/>
+          <w:sz w:val="18"/>
+          <w:szCs w:val="18"/>
+        </w:rPr>
+      </w:pPr>
+      <w:r>
+        <w:rPr>
+          <w:rFonts w:asciiTheme="minorBidi" w:hAnsiTheme="minorBidi"/>
+          <w:b/>
+          <w:bCs/>
+          <w:sz w:val="18"/>
+          <w:szCs w:val="18"/>
         </w:rPr>
         <w:t>Macro F1 Score</w:t>
       </w:r>
       <w:r>
         <w:rPr>
           <w:rFonts w:asciiTheme="minorBidi" w:hAnsiTheme="minorBidi"/>
+          <w:sz w:val="18"/>
+          <w:szCs w:val="18"/>
         </w:rPr>
         <w:t xml:space="preserve">: </w:t>
       </w:r>
@@ -1243,8 +1720,10 @@
           <w:rFonts w:asciiTheme="minorBidi" w:hAnsiTheme="minorBidi"/>
           <w:b/>
           <w:bCs/>
-        </w:rPr>
-        <w:t>0.866</w:t>
+          <w:sz w:val="18"/>
+          <w:szCs w:val="18"/>
+        </w:rPr>
+        <w:t>0.4432</w:t>
       </w:r>
     </w:p>
     <w:p>
@@ -1256,19 +1735,25 @@
         <w:spacing w:line="360" w:lineRule="auto"/>
         <w:rPr>
           <w:rFonts w:asciiTheme="minorBidi" w:hAnsiTheme="minorBidi"/>
-        </w:rPr>
-      </w:pPr>
-      <w:r>
-        <w:rPr>
-          <w:rFonts w:asciiTheme="minorBidi" w:hAnsiTheme="minorBidi"/>
-          <w:b/>
-          <w:bCs/>
+          <w:sz w:val="18"/>
+          <w:szCs w:val="18"/>
+        </w:rPr>
+      </w:pPr>
+      <w:r>
+        <w:rPr>
+          <w:rFonts w:asciiTheme="minorBidi" w:hAnsiTheme="minorBidi"/>
+          <w:b/>
+          <w:bCs/>
+          <w:sz w:val="18"/>
+          <w:szCs w:val="18"/>
         </w:rPr>
         <w:t>Micro F1 Score</w:t>
       </w:r>
       <w:r>
         <w:rPr>
           <w:rFonts w:asciiTheme="minorBidi" w:hAnsiTheme="minorBidi"/>
+          <w:sz w:val="18"/>
+          <w:szCs w:val="18"/>
         </w:rPr>
         <w:t xml:space="preserve">: </w:t>
       </w:r>
@@ -1277,55 +1762,88 @@
           <w:rFonts w:asciiTheme="minorBidi" w:hAnsiTheme="minorBidi"/>
           <w:b/>
           <w:bCs/>
-        </w:rPr>
-        <w:t>0.874</w:t>
-      </w:r>
-    </w:p>
-    <w:p>
-      <w:pPr>
-        <w:spacing w:line="360" w:lineRule="auto"/>
-        <w:rPr>
-          <w:rFonts w:asciiTheme="minorBidi" w:hAnsiTheme="minorBidi"/>
-        </w:rPr>
-      </w:pPr>
-      <w:r>
-        <w:rPr>
-          <w:rFonts w:asciiTheme="minorBidi" w:hAnsiTheme="minorBidi"/>
-        </w:rPr>
-        <w:t>This demonstrates a substantial improvement over random or naive baselines, showing that embeddings captured meaningful semantic information for classification.</w:t>
-      </w:r>
-    </w:p>
-    <w:p>
-      <w:pPr>
-        <w:spacing w:line="360" w:lineRule="auto"/>
-        <w:rPr>
-          <w:rFonts w:asciiTheme="minorBidi" w:hAnsiTheme="minorBidi"/>
-        </w:rPr>
-      </w:pPr>
-      <w:r>
-        <w:rPr>
-          <w:rFonts w:asciiTheme="minorBidi" w:hAnsiTheme="minorBidi"/>
-        </w:rPr>
-        <w:pict w14:anchorId="31F2D341">
-          <v:rect id="_x0000_i1071" style="width:0;height:1.5pt" o:hralign="center" o:hrstd="t" o:hr="t" fillcolor="#a0a0a0" stroked="f"/>
-        </w:pict>
-      </w:r>
-    </w:p>
-    <w:p>
-      <w:pPr>
-        <w:spacing w:line="360" w:lineRule="auto"/>
-        <w:rPr>
-          <w:rFonts w:asciiTheme="minorBidi" w:hAnsiTheme="minorBidi"/>
-          <w:b/>
-          <w:bCs/>
-        </w:rPr>
-      </w:pPr>
-      <w:r>
-        <w:rPr>
-          <w:rFonts w:asciiTheme="minorBidi" w:hAnsiTheme="minorBidi"/>
-          <w:b/>
-          <w:bCs/>
-        </w:rPr>
+          <w:sz w:val="18"/>
+          <w:szCs w:val="18"/>
+        </w:rPr>
+        <w:t>0.8553</w:t>
+      </w:r>
+    </w:p>
+    <w:p>
+      <w:pPr>
+        <w:spacing w:line="360" w:lineRule="auto"/>
+        <w:rPr>
+          <w:rFonts w:asciiTheme="minorBidi" w:hAnsiTheme="minorBidi"/>
+          <w:sz w:val="18"/>
+          <w:szCs w:val="18"/>
+        </w:rPr>
+      </w:pPr>
+      <w:r>
+        <w:rPr>
+          <w:rFonts w:asciiTheme="minorBidi" w:hAnsiTheme="minorBidi"/>
+          <w:sz w:val="18"/>
+          <w:szCs w:val="18"/>
+        </w:rPr>
+        <w:t xml:space="preserve">This demonstrates </w:t>
+      </w:r>
+      <w:r>
+        <w:rPr>
+          <w:rFonts w:asciiTheme="minorBidi" w:hAnsiTheme="minorBidi"/>
+          <w:sz w:val="18"/>
+          <w:szCs w:val="18"/>
+        </w:rPr>
+        <w:t>an</w:t>
+      </w:r>
+      <w:r>
+        <w:rPr>
+          <w:rFonts w:asciiTheme="minorBidi" w:hAnsiTheme="minorBidi"/>
+          <w:sz w:val="18"/>
+          <w:szCs w:val="18"/>
+        </w:rPr>
+        <w:t xml:space="preserve"> improvement over random or naive baselines, showing that embeddings captured meaningful semantic information for classification.</w:t>
+      </w:r>
+    </w:p>
+    <w:p>
+      <w:pPr>
+        <w:spacing w:line="360" w:lineRule="auto"/>
+        <w:rPr>
+          <w:rFonts w:asciiTheme="minorBidi" w:hAnsiTheme="minorBidi"/>
+          <w:sz w:val="18"/>
+          <w:szCs w:val="18"/>
+        </w:rPr>
+      </w:pPr>
+    </w:p>
+    <w:p>
+      <w:pPr>
+        <w:spacing w:line="360" w:lineRule="auto"/>
+        <w:rPr>
+          <w:rFonts w:asciiTheme="minorBidi" w:hAnsiTheme="minorBidi"/>
+          <w:b/>
+          <w:bCs/>
+          <w:sz w:val="18"/>
+          <w:szCs w:val="18"/>
+        </w:rPr>
+      </w:pPr>
+    </w:p>
+    <w:p>
+      <w:pPr>
+        <w:spacing w:line="360" w:lineRule="auto"/>
+        <w:rPr>
+          <w:rFonts w:asciiTheme="minorBidi" w:hAnsiTheme="minorBidi"/>
+          <w:b/>
+          <w:bCs/>
+          <w:sz w:val="18"/>
+          <w:szCs w:val="18"/>
+        </w:rPr>
+      </w:pPr>
+      <w:r>
+        <w:rPr>
+          <w:rFonts w:asciiTheme="minorBidi" w:hAnsiTheme="minorBidi"/>
+          <w:b/>
+          <w:bCs/>
+          <w:sz w:val="18"/>
+          <w:szCs w:val="18"/>
+        </w:rPr>
+        <w:lastRenderedPageBreak/>
         <w:t xml:space="preserve">3.3 </w:t>
       </w:r>
       <w:r>
@@ -1333,70 +1851,53 @@
           <w:rFonts w:asciiTheme="minorBidi" w:hAnsiTheme="minorBidi"/>
           <w:b/>
           <w:bCs/>
-          <w:highlight w:val="yellow"/>
-        </w:rPr>
-        <w:t>Confusion Matrix</w:t>
-      </w:r>
-    </w:p>
-    <w:p>
-      <w:pPr>
-        <w:spacing w:line="360" w:lineRule="auto"/>
-        <w:rPr>
-          <w:rFonts w:asciiTheme="minorBidi" w:hAnsiTheme="minorBidi"/>
-        </w:rPr>
-      </w:pPr>
-      <w:r>
-        <w:rPr>
-          <w:rFonts w:asciiTheme="minorBidi" w:hAnsiTheme="minorBidi"/>
-        </w:rPr>
-        <w:t>Below is the normalized confusion matrix (values represent percentages of true class predicted as each class):</w:t>
-      </w:r>
+          <w:sz w:val="18"/>
+          <w:szCs w:val="18"/>
+        </w:rPr>
+        <w:t>Precision and Recall</w:t>
+      </w:r>
+      <w:r>
+        <w:rPr>
+          <w:rFonts w:asciiTheme="minorBidi" w:hAnsiTheme="minorBidi"/>
+          <w:b/>
+          <w:bCs/>
+          <w:sz w:val="18"/>
+          <w:szCs w:val="18"/>
+        </w:rPr>
+        <w:t xml:space="preserve"> </w:t>
+      </w:r>
+    </w:p>
+    <w:p>
+      <w:pPr>
+        <w:spacing w:line="360" w:lineRule="auto"/>
+        <w:rPr>
+          <w:rFonts w:asciiTheme="minorBidi" w:hAnsiTheme="minorBidi"/>
+          <w:b/>
+          <w:bCs/>
+          <w:sz w:val="18"/>
+          <w:szCs w:val="18"/>
+        </w:rPr>
+      </w:pPr>
     </w:p>
     <w:tbl>
       <w:tblPr>
+        <w:tblStyle w:val="af"/>
         <w:tblW w:w="0" w:type="auto"/>
-        <w:tblCellSpacing w:w="15" w:type="dxa"/>
-        <w:tblCellMar>
-          <w:top w:w="15" w:type="dxa"/>
-          <w:left w:w="15" w:type="dxa"/>
-          <w:bottom w:w="15" w:type="dxa"/>
-          <w:right w:w="15" w:type="dxa"/>
-        </w:tblCellMar>
         <w:tblLook w:val="04A0" w:firstRow="1" w:lastRow="0" w:firstColumn="1" w:lastColumn="0" w:noHBand="0" w:noVBand="1"/>
       </w:tblPr>
       <w:tblGrid>
-        <w:gridCol w:w="1116"/>
-        <w:gridCol w:w="1101"/>
-        <w:gridCol w:w="940"/>
-        <w:gridCol w:w="620"/>
-        <w:gridCol w:w="968"/>
-        <w:gridCol w:w="1087"/>
-        <w:gridCol w:w="849"/>
+        <w:gridCol w:w="4335"/>
+        <w:gridCol w:w="1040"/>
+        <w:gridCol w:w="1040"/>
       </w:tblGrid>
       <w:tr>
         <w:trPr>
-          <w:tblHeader/>
-          <w:tblCellSpacing w:w="15" w:type="dxa"/>
+          <w:trHeight w:val="280"/>
         </w:trPr>
         <w:tc>
           <w:tcPr>
-            <w:tcW w:w="0" w:type="auto"/>
-            <w:vAlign w:val="center"/>
-            <w:hideMark/>
-          </w:tcPr>
-          <w:p>
-            <w:pPr>
-              <w:spacing w:line="360" w:lineRule="auto"/>
-              <w:rPr>
-                <w:rFonts w:asciiTheme="minorBidi" w:hAnsiTheme="minorBidi"/>
-              </w:rPr>
-            </w:pPr>
-          </w:p>
-        </w:tc>
-        <w:tc>
-          <w:tcPr>
-            <w:tcW w:w="0" w:type="auto"/>
-            <w:vAlign w:val="center"/>
+            <w:tcW w:w="4335" w:type="dxa"/>
+            <w:noWrap/>
             <w:hideMark/>
           </w:tcPr>
           <w:p>
@@ -1406,24 +1907,26 @@
                 <w:rFonts w:asciiTheme="minorBidi" w:hAnsiTheme="minorBidi"/>
                 <w:b/>
                 <w:bCs/>
+                <w:sz w:val="18"/>
+                <w:szCs w:val="18"/>
               </w:rPr>
             </w:pPr>
-            <w:proofErr w:type="spellStart"/>
             <w:r>
               <w:rPr>
                 <w:rFonts w:asciiTheme="minorBidi" w:hAnsiTheme="minorBidi"/>
                 <w:b/>
                 <w:bCs/>
+                <w:sz w:val="18"/>
+                <w:szCs w:val="18"/>
               </w:rPr>
-              <w:t>CompSci</w:t>
+              <w:t>Category</w:t>
             </w:r>
-            <w:proofErr w:type="spellEnd"/>
           </w:p>
         </w:tc>
         <w:tc>
           <w:tcPr>
-            <w:tcW w:w="0" w:type="auto"/>
-            <w:vAlign w:val="center"/>
+            <w:tcW w:w="1040" w:type="dxa"/>
+            <w:noWrap/>
             <w:hideMark/>
           </w:tcPr>
           <w:p>
@@ -1433,6 +1936,8 @@
                 <w:rFonts w:asciiTheme="minorBidi" w:hAnsiTheme="minorBidi"/>
                 <w:b/>
                 <w:bCs/>
+                <w:sz w:val="18"/>
+                <w:szCs w:val="18"/>
               </w:rPr>
             </w:pPr>
             <w:r>
@@ -1440,15 +1945,17 @@
                 <w:rFonts w:asciiTheme="minorBidi" w:hAnsiTheme="minorBidi"/>
                 <w:b/>
                 <w:bCs/>
+                <w:sz w:val="18"/>
+                <w:szCs w:val="18"/>
               </w:rPr>
-              <w:t>Biology</w:t>
+              <w:t>Precision</w:t>
             </w:r>
           </w:p>
         </w:tc>
         <w:tc>
           <w:tcPr>
-            <w:tcW w:w="0" w:type="auto"/>
-            <w:vAlign w:val="center"/>
+            <w:tcW w:w="1040" w:type="dxa"/>
+            <w:noWrap/>
             <w:hideMark/>
           </w:tcPr>
           <w:p>
@@ -1458,6 +1965,8 @@
                 <w:rFonts w:asciiTheme="minorBidi" w:hAnsiTheme="minorBidi"/>
                 <w:b/>
                 <w:bCs/>
+                <w:sz w:val="18"/>
+                <w:szCs w:val="18"/>
               </w:rPr>
             </w:pPr>
             <w:r>
@@ -1465,15 +1974,22 @@
                 <w:rFonts w:asciiTheme="minorBidi" w:hAnsiTheme="minorBidi"/>
                 <w:b/>
                 <w:bCs/>
+                <w:sz w:val="18"/>
+                <w:szCs w:val="18"/>
               </w:rPr>
-              <w:t>Math</w:t>
+              <w:t>Recall</w:t>
             </w:r>
           </w:p>
         </w:tc>
+      </w:tr>
+      <w:tr>
+        <w:trPr>
+          <w:trHeight w:val="280"/>
+        </w:trPr>
         <w:tc>
           <w:tcPr>
-            <w:tcW w:w="0" w:type="auto"/>
-            <w:vAlign w:val="center"/>
+            <w:tcW w:w="4335" w:type="dxa"/>
+            <w:noWrap/>
             <w:hideMark/>
           </w:tcPr>
           <w:p>
@@ -1481,15 +1997,335 @@
               <w:spacing w:line="360" w:lineRule="auto"/>
               <w:rPr>
                 <w:rFonts w:asciiTheme="minorBidi" w:hAnsiTheme="minorBidi"/>
-                <w:b/>
-                <w:bCs/>
+                <w:sz w:val="18"/>
+                <w:szCs w:val="18"/>
               </w:rPr>
             </w:pPr>
             <w:r>
               <w:rPr>
                 <w:rFonts w:asciiTheme="minorBidi" w:hAnsiTheme="minorBidi"/>
-                <w:b/>
-                <w:bCs/>
+                <w:sz w:val="18"/>
+                <w:szCs w:val="18"/>
+              </w:rPr>
+              <w:t>Computer Science</w:t>
+            </w:r>
+          </w:p>
+        </w:tc>
+        <w:tc>
+          <w:tcPr>
+            <w:tcW w:w="1040" w:type="dxa"/>
+            <w:noWrap/>
+            <w:hideMark/>
+          </w:tcPr>
+          <w:p>
+            <w:pPr>
+              <w:spacing w:line="360" w:lineRule="auto"/>
+              <w:rPr>
+                <w:rFonts w:asciiTheme="minorBidi" w:hAnsiTheme="minorBidi"/>
+                <w:sz w:val="18"/>
+                <w:szCs w:val="18"/>
+              </w:rPr>
+            </w:pPr>
+            <w:r>
+              <w:rPr>
+                <w:rFonts w:asciiTheme="minorBidi" w:hAnsiTheme="minorBidi"/>
+                <w:sz w:val="18"/>
+                <w:szCs w:val="18"/>
+              </w:rPr>
+              <w:t>0.782</w:t>
+            </w:r>
+          </w:p>
+        </w:tc>
+        <w:tc>
+          <w:tcPr>
+            <w:tcW w:w="1040" w:type="dxa"/>
+            <w:noWrap/>
+            <w:hideMark/>
+          </w:tcPr>
+          <w:p>
+            <w:pPr>
+              <w:spacing w:line="360" w:lineRule="auto"/>
+              <w:rPr>
+                <w:rFonts w:asciiTheme="minorBidi" w:hAnsiTheme="minorBidi"/>
+                <w:sz w:val="18"/>
+                <w:szCs w:val="18"/>
+              </w:rPr>
+            </w:pPr>
+            <w:r>
+              <w:rPr>
+                <w:rFonts w:asciiTheme="minorBidi" w:hAnsiTheme="minorBidi"/>
+                <w:sz w:val="18"/>
+                <w:szCs w:val="18"/>
+              </w:rPr>
+              <w:t>0.8865</w:t>
+            </w:r>
+          </w:p>
+        </w:tc>
+      </w:tr>
+      <w:tr>
+        <w:trPr>
+          <w:trHeight w:val="280"/>
+        </w:trPr>
+        <w:tc>
+          <w:tcPr>
+            <w:tcW w:w="4335" w:type="dxa"/>
+            <w:noWrap/>
+            <w:hideMark/>
+          </w:tcPr>
+          <w:p>
+            <w:pPr>
+              <w:spacing w:line="360" w:lineRule="auto"/>
+              <w:rPr>
+                <w:rFonts w:asciiTheme="minorBidi" w:hAnsiTheme="minorBidi"/>
+                <w:sz w:val="18"/>
+                <w:szCs w:val="18"/>
+              </w:rPr>
+            </w:pPr>
+            <w:r>
+              <w:rPr>
+                <w:rFonts w:asciiTheme="minorBidi" w:hAnsiTheme="minorBidi"/>
+                <w:sz w:val="18"/>
+                <w:szCs w:val="18"/>
+              </w:rPr>
+              <w:t>Economics</w:t>
+            </w:r>
+          </w:p>
+        </w:tc>
+        <w:tc>
+          <w:tcPr>
+            <w:tcW w:w="1040" w:type="dxa"/>
+            <w:noWrap/>
+            <w:hideMark/>
+          </w:tcPr>
+          <w:p>
+            <w:pPr>
+              <w:spacing w:line="360" w:lineRule="auto"/>
+              <w:rPr>
+                <w:rFonts w:asciiTheme="minorBidi" w:hAnsiTheme="minorBidi"/>
+                <w:sz w:val="18"/>
+                <w:szCs w:val="18"/>
+              </w:rPr>
+            </w:pPr>
+            <w:r>
+              <w:rPr>
+                <w:rFonts w:asciiTheme="minorBidi" w:hAnsiTheme="minorBidi"/>
+                <w:sz w:val="18"/>
+                <w:szCs w:val="18"/>
+              </w:rPr>
+              <w:t>0.8</w:t>
+            </w:r>
+          </w:p>
+        </w:tc>
+        <w:tc>
+          <w:tcPr>
+            <w:tcW w:w="1040" w:type="dxa"/>
+            <w:noWrap/>
+            <w:hideMark/>
+          </w:tcPr>
+          <w:p>
+            <w:pPr>
+              <w:spacing w:line="360" w:lineRule="auto"/>
+              <w:rPr>
+                <w:rFonts w:asciiTheme="minorBidi" w:hAnsiTheme="minorBidi"/>
+                <w:sz w:val="18"/>
+                <w:szCs w:val="18"/>
+              </w:rPr>
+            </w:pPr>
+            <w:r>
+              <w:rPr>
+                <w:rFonts w:asciiTheme="minorBidi" w:hAnsiTheme="minorBidi"/>
+                <w:sz w:val="18"/>
+                <w:szCs w:val="18"/>
+              </w:rPr>
+              <w:t>0.0067</w:t>
+            </w:r>
+          </w:p>
+        </w:tc>
+      </w:tr>
+      <w:tr>
+        <w:trPr>
+          <w:trHeight w:val="280"/>
+        </w:trPr>
+        <w:tc>
+          <w:tcPr>
+            <w:tcW w:w="4335" w:type="dxa"/>
+            <w:noWrap/>
+            <w:hideMark/>
+          </w:tcPr>
+          <w:p>
+            <w:pPr>
+              <w:spacing w:line="360" w:lineRule="auto"/>
+              <w:rPr>
+                <w:rFonts w:asciiTheme="minorBidi" w:hAnsiTheme="minorBidi"/>
+                <w:sz w:val="18"/>
+                <w:szCs w:val="18"/>
+              </w:rPr>
+            </w:pPr>
+            <w:r>
+              <w:rPr>
+                <w:rFonts w:asciiTheme="minorBidi" w:hAnsiTheme="minorBidi"/>
+                <w:sz w:val="18"/>
+                <w:szCs w:val="18"/>
+              </w:rPr>
+              <w:t>Electrical Engineering and Systems Science</w:t>
+            </w:r>
+          </w:p>
+        </w:tc>
+        <w:tc>
+          <w:tcPr>
+            <w:tcW w:w="1040" w:type="dxa"/>
+            <w:noWrap/>
+            <w:hideMark/>
+          </w:tcPr>
+          <w:p>
+            <w:pPr>
+              <w:spacing w:line="360" w:lineRule="auto"/>
+              <w:rPr>
+                <w:rFonts w:asciiTheme="minorBidi" w:hAnsiTheme="minorBidi"/>
+                <w:sz w:val="18"/>
+                <w:szCs w:val="18"/>
+              </w:rPr>
+            </w:pPr>
+            <w:r>
+              <w:rPr>
+                <w:rFonts w:asciiTheme="minorBidi" w:hAnsiTheme="minorBidi"/>
+                <w:sz w:val="18"/>
+                <w:szCs w:val="18"/>
+              </w:rPr>
+              <w:t>0.4385</w:t>
+            </w:r>
+          </w:p>
+        </w:tc>
+        <w:tc>
+          <w:tcPr>
+            <w:tcW w:w="1040" w:type="dxa"/>
+            <w:noWrap/>
+            <w:hideMark/>
+          </w:tcPr>
+          <w:p>
+            <w:pPr>
+              <w:spacing w:line="360" w:lineRule="auto"/>
+              <w:rPr>
+                <w:rFonts w:asciiTheme="minorBidi" w:hAnsiTheme="minorBidi"/>
+                <w:sz w:val="18"/>
+                <w:szCs w:val="18"/>
+              </w:rPr>
+            </w:pPr>
+            <w:r>
+              <w:rPr>
+                <w:rFonts w:asciiTheme="minorBidi" w:hAnsiTheme="minorBidi"/>
+                <w:sz w:val="18"/>
+                <w:szCs w:val="18"/>
+              </w:rPr>
+              <w:t>0.0256</w:t>
+            </w:r>
+          </w:p>
+        </w:tc>
+      </w:tr>
+      <w:tr>
+        <w:trPr>
+          <w:trHeight w:val="280"/>
+        </w:trPr>
+        <w:tc>
+          <w:tcPr>
+            <w:tcW w:w="4335" w:type="dxa"/>
+            <w:noWrap/>
+            <w:hideMark/>
+          </w:tcPr>
+          <w:p>
+            <w:pPr>
+              <w:spacing w:line="360" w:lineRule="auto"/>
+              <w:rPr>
+                <w:rFonts w:asciiTheme="minorBidi" w:hAnsiTheme="minorBidi"/>
+                <w:sz w:val="18"/>
+                <w:szCs w:val="18"/>
+              </w:rPr>
+            </w:pPr>
+            <w:r>
+              <w:rPr>
+                <w:rFonts w:asciiTheme="minorBidi" w:hAnsiTheme="minorBidi"/>
+                <w:sz w:val="18"/>
+                <w:szCs w:val="18"/>
+              </w:rPr>
+              <w:t>Mathematics</w:t>
+            </w:r>
+          </w:p>
+        </w:tc>
+        <w:tc>
+          <w:tcPr>
+            <w:tcW w:w="1040" w:type="dxa"/>
+            <w:noWrap/>
+            <w:hideMark/>
+          </w:tcPr>
+          <w:p>
+            <w:pPr>
+              <w:spacing w:line="360" w:lineRule="auto"/>
+              <w:rPr>
+                <w:rFonts w:asciiTheme="minorBidi" w:hAnsiTheme="minorBidi"/>
+                <w:sz w:val="18"/>
+                <w:szCs w:val="18"/>
+              </w:rPr>
+            </w:pPr>
+            <w:r>
+              <w:rPr>
+                <w:rFonts w:asciiTheme="minorBidi" w:hAnsiTheme="minorBidi"/>
+                <w:sz w:val="18"/>
+                <w:szCs w:val="18"/>
+              </w:rPr>
+              <w:t>0.8192</w:t>
+            </w:r>
+          </w:p>
+        </w:tc>
+        <w:tc>
+          <w:tcPr>
+            <w:tcW w:w="1040" w:type="dxa"/>
+            <w:noWrap/>
+            <w:hideMark/>
+          </w:tcPr>
+          <w:p>
+            <w:pPr>
+              <w:spacing w:line="360" w:lineRule="auto"/>
+              <w:rPr>
+                <w:rFonts w:asciiTheme="minorBidi" w:hAnsiTheme="minorBidi"/>
+                <w:sz w:val="18"/>
+                <w:szCs w:val="18"/>
+              </w:rPr>
+            </w:pPr>
+            <w:r>
+              <w:rPr>
+                <w:rFonts w:asciiTheme="minorBidi" w:hAnsiTheme="minorBidi"/>
+                <w:sz w:val="18"/>
+                <w:szCs w:val="18"/>
+              </w:rPr>
+              <w:t>0.8315</w:t>
+            </w:r>
+          </w:p>
+        </w:tc>
+      </w:tr>
+      <w:tr>
+        <w:trPr>
+          <w:trHeight w:val="280"/>
+        </w:trPr>
+        <w:tc>
+          <w:tcPr>
+            <w:tcW w:w="4335" w:type="dxa"/>
+            <w:noWrap/>
+            <w:hideMark/>
+          </w:tcPr>
+          <w:p>
+            <w:pPr>
+              <w:spacing w:line="360" w:lineRule="auto"/>
+              <w:rPr>
+                <w:rFonts w:asciiTheme="minorBidi" w:hAnsiTheme="minorBidi"/>
+                <w:sz w:val="18"/>
+                <w:szCs w:val="18"/>
+              </w:rPr>
+            </w:pPr>
+            <w:r>
+              <w:rPr>
+                <w:rFonts w:asciiTheme="minorBidi" w:hAnsiTheme="minorBidi"/>
+                <w:sz w:val="18"/>
+                <w:szCs w:val="18"/>
               </w:rPr>
               <w:t>Physics</w:t>
             </w:r>
@@ -1497,8 +2333,8 @@
         </w:tc>
         <w:tc>
           <w:tcPr>
-            <w:tcW w:w="0" w:type="auto"/>
-            <w:vAlign w:val="center"/>
+            <w:tcW w:w="1040" w:type="dxa"/>
+            <w:noWrap/>
             <w:hideMark/>
           </w:tcPr>
           <w:p>
@@ -1506,24 +2342,24 @@
               <w:spacing w:line="360" w:lineRule="auto"/>
               <w:rPr>
                 <w:rFonts w:asciiTheme="minorBidi" w:hAnsiTheme="minorBidi"/>
-                <w:b/>
-                <w:bCs/>
+                <w:sz w:val="18"/>
+                <w:szCs w:val="18"/>
               </w:rPr>
             </w:pPr>
             <w:r>
               <w:rPr>
                 <w:rFonts w:asciiTheme="minorBidi" w:hAnsiTheme="minorBidi"/>
-                <w:b/>
-                <w:bCs/>
+                <w:sz w:val="18"/>
+                <w:szCs w:val="18"/>
               </w:rPr>
-              <w:t>Medicine</w:t>
+              <w:t>0.9099</w:t>
             </w:r>
           </w:p>
         </w:tc>
         <w:tc>
           <w:tcPr>
-            <w:tcW w:w="0" w:type="auto"/>
-            <w:vAlign w:val="center"/>
+            <w:tcW w:w="1040" w:type="dxa"/>
+            <w:noWrap/>
             <w:hideMark/>
           </w:tcPr>
           <w:p>
@@ -1531,29 +2367,29 @@
               <w:spacing w:line="360" w:lineRule="auto"/>
               <w:rPr>
                 <w:rFonts w:asciiTheme="minorBidi" w:hAnsiTheme="minorBidi"/>
-                <w:b/>
-                <w:bCs/>
+                <w:sz w:val="18"/>
+                <w:szCs w:val="18"/>
               </w:rPr>
             </w:pPr>
             <w:r>
               <w:rPr>
                 <w:rFonts w:asciiTheme="minorBidi" w:hAnsiTheme="minorBidi"/>
-                <w:b/>
-                <w:bCs/>
+                <w:sz w:val="18"/>
+                <w:szCs w:val="18"/>
               </w:rPr>
-              <w:t>Others</w:t>
+              <w:t>0.9368</w:t>
             </w:r>
           </w:p>
         </w:tc>
       </w:tr>
       <w:tr>
         <w:trPr>
-          <w:tblCellSpacing w:w="15" w:type="dxa"/>
+          <w:trHeight w:val="280"/>
         </w:trPr>
         <w:tc>
           <w:tcPr>
-            <w:tcW w:w="0" w:type="auto"/>
-            <w:vAlign w:val="center"/>
+            <w:tcW w:w="4335" w:type="dxa"/>
+            <w:noWrap/>
             <w:hideMark/>
           </w:tcPr>
           <w:p>
@@ -1561,24 +2397,24 @@
               <w:spacing w:line="360" w:lineRule="auto"/>
               <w:rPr>
                 <w:rFonts w:asciiTheme="minorBidi" w:hAnsiTheme="minorBidi"/>
+                <w:sz w:val="18"/>
+                <w:szCs w:val="18"/>
               </w:rPr>
             </w:pPr>
-            <w:proofErr w:type="spellStart"/>
             <w:r>
               <w:rPr>
                 <w:rFonts w:asciiTheme="minorBidi" w:hAnsiTheme="minorBidi"/>
-                <w:b/>
-                <w:bCs/>
+                <w:sz w:val="18"/>
+                <w:szCs w:val="18"/>
               </w:rPr>
-              <w:t>CompSci</w:t>
+              <w:t>Quantitative Biology</w:t>
             </w:r>
-            <w:proofErr w:type="spellEnd"/>
           </w:p>
         </w:tc>
         <w:tc>
           <w:tcPr>
-            <w:tcW w:w="0" w:type="auto"/>
-            <w:vAlign w:val="center"/>
+            <w:tcW w:w="1040" w:type="dxa"/>
+            <w:noWrap/>
             <w:hideMark/>
           </w:tcPr>
           <w:p>
@@ -1586,20 +2422,24 @@
               <w:spacing w:line="360" w:lineRule="auto"/>
               <w:rPr>
                 <w:rFonts w:asciiTheme="minorBidi" w:hAnsiTheme="minorBidi"/>
+                <w:sz w:val="18"/>
+                <w:szCs w:val="18"/>
               </w:rPr>
             </w:pPr>
             <w:r>
               <w:rPr>
                 <w:rFonts w:asciiTheme="minorBidi" w:hAnsiTheme="minorBidi"/>
+                <w:sz w:val="18"/>
+                <w:szCs w:val="18"/>
               </w:rPr>
-              <w:t>91.3</w:t>
+              <w:t>0.6898</w:t>
             </w:r>
           </w:p>
         </w:tc>
         <w:tc>
           <w:tcPr>
-            <w:tcW w:w="0" w:type="auto"/>
-            <w:vAlign w:val="center"/>
+            <w:tcW w:w="1040" w:type="dxa"/>
+            <w:noWrap/>
             <w:hideMark/>
           </w:tcPr>
           <w:p>
@@ -1607,20 +2447,29 @@
               <w:spacing w:line="360" w:lineRule="auto"/>
               <w:rPr>
                 <w:rFonts w:asciiTheme="minorBidi" w:hAnsiTheme="minorBidi"/>
+                <w:sz w:val="18"/>
+                <w:szCs w:val="18"/>
               </w:rPr>
             </w:pPr>
             <w:r>
               <w:rPr>
                 <w:rFonts w:asciiTheme="minorBidi" w:hAnsiTheme="minorBidi"/>
+                <w:sz w:val="18"/>
+                <w:szCs w:val="18"/>
               </w:rPr>
-              <w:t>2.1</w:t>
+              <w:t>0.1487</w:t>
             </w:r>
           </w:p>
         </w:tc>
+      </w:tr>
+      <w:tr>
+        <w:trPr>
+          <w:trHeight w:val="280"/>
+        </w:trPr>
         <w:tc>
           <w:tcPr>
-            <w:tcW w:w="0" w:type="auto"/>
-            <w:vAlign w:val="center"/>
+            <w:tcW w:w="4335" w:type="dxa"/>
+            <w:noWrap/>
             <w:hideMark/>
           </w:tcPr>
           <w:p>
@@ -1628,20 +2477,24 @@
               <w:spacing w:line="360" w:lineRule="auto"/>
               <w:rPr>
                 <w:rFonts w:asciiTheme="minorBidi" w:hAnsiTheme="minorBidi"/>
+                <w:sz w:val="18"/>
+                <w:szCs w:val="18"/>
               </w:rPr>
             </w:pPr>
             <w:r>
               <w:rPr>
                 <w:rFonts w:asciiTheme="minorBidi" w:hAnsiTheme="minorBidi"/>
+                <w:sz w:val="18"/>
+                <w:szCs w:val="18"/>
               </w:rPr>
-              <w:t>3.0</w:t>
+              <w:t>Quantitative Finance</w:t>
             </w:r>
           </w:p>
         </w:tc>
         <w:tc>
           <w:tcPr>
-            <w:tcW w:w="0" w:type="auto"/>
-            <w:vAlign w:val="center"/>
+            <w:tcW w:w="1040" w:type="dxa"/>
+            <w:noWrap/>
             <w:hideMark/>
           </w:tcPr>
           <w:p>
@@ -1649,20 +2502,24 @@
               <w:spacing w:line="360" w:lineRule="auto"/>
               <w:rPr>
                 <w:rFonts w:asciiTheme="minorBidi" w:hAnsiTheme="minorBidi"/>
+                <w:sz w:val="18"/>
+                <w:szCs w:val="18"/>
               </w:rPr>
             </w:pPr>
             <w:r>
               <w:rPr>
                 <w:rFonts w:asciiTheme="minorBidi" w:hAnsiTheme="minorBidi"/>
+                <w:sz w:val="18"/>
+                <w:szCs w:val="18"/>
               </w:rPr>
-              <w:t>1.8</w:t>
+              <w:t>0.7239</w:t>
             </w:r>
           </w:p>
         </w:tc>
         <w:tc>
           <w:tcPr>
-            <w:tcW w:w="0" w:type="auto"/>
-            <w:vAlign w:val="center"/>
+            <w:tcW w:w="1040" w:type="dxa"/>
+            <w:noWrap/>
             <w:hideMark/>
           </w:tcPr>
           <w:p>
@@ -1670,20 +2527,29 @@
               <w:spacing w:line="360" w:lineRule="auto"/>
               <w:rPr>
                 <w:rFonts w:asciiTheme="minorBidi" w:hAnsiTheme="minorBidi"/>
+                <w:sz w:val="18"/>
+                <w:szCs w:val="18"/>
               </w:rPr>
             </w:pPr>
             <w:r>
               <w:rPr>
                 <w:rFonts w:asciiTheme="minorBidi" w:hAnsiTheme="minorBidi"/>
+                <w:sz w:val="18"/>
+                <w:szCs w:val="18"/>
               </w:rPr>
-              <w:t>1.1</w:t>
+              <w:t>0.2105</w:t>
             </w:r>
           </w:p>
         </w:tc>
+      </w:tr>
+      <w:tr>
+        <w:trPr>
+          <w:trHeight w:val="280"/>
+        </w:trPr>
         <w:tc>
           <w:tcPr>
-            <w:tcW w:w="0" w:type="auto"/>
-            <w:vAlign w:val="center"/>
+            <w:tcW w:w="4335" w:type="dxa"/>
+            <w:noWrap/>
             <w:hideMark/>
           </w:tcPr>
           <w:p>
@@ -1691,25 +2557,24 @@
               <w:spacing w:line="360" w:lineRule="auto"/>
               <w:rPr>
                 <w:rFonts w:asciiTheme="minorBidi" w:hAnsiTheme="minorBidi"/>
+                <w:sz w:val="18"/>
+                <w:szCs w:val="18"/>
               </w:rPr>
             </w:pPr>
             <w:r>
               <w:rPr>
                 <w:rFonts w:asciiTheme="minorBidi" w:hAnsiTheme="minorBidi"/>
+                <w:sz w:val="18"/>
+                <w:szCs w:val="18"/>
               </w:rPr>
-              <w:t>0.7</w:t>
+              <w:t>Statistics</w:t>
             </w:r>
           </w:p>
         </w:tc>
-      </w:tr>
-      <w:tr>
-        <w:trPr>
-          <w:tblCellSpacing w:w="15" w:type="dxa"/>
-        </w:trPr>
         <w:tc>
           <w:tcPr>
-            <w:tcW w:w="0" w:type="auto"/>
-            <w:vAlign w:val="center"/>
+            <w:tcW w:w="1040" w:type="dxa"/>
+            <w:noWrap/>
             <w:hideMark/>
           </w:tcPr>
           <w:p>
@@ -1717,22 +2582,24 @@
               <w:spacing w:line="360" w:lineRule="auto"/>
               <w:rPr>
                 <w:rFonts w:asciiTheme="minorBidi" w:hAnsiTheme="minorBidi"/>
+                <w:sz w:val="18"/>
+                <w:szCs w:val="18"/>
               </w:rPr>
             </w:pPr>
             <w:r>
               <w:rPr>
                 <w:rFonts w:asciiTheme="minorBidi" w:hAnsiTheme="minorBidi"/>
-                <w:b/>
-                <w:bCs/>
+                <w:sz w:val="18"/>
+                <w:szCs w:val="18"/>
               </w:rPr>
-              <w:t>Biology</w:t>
+              <w:t>0.6196</w:t>
             </w:r>
           </w:p>
         </w:tc>
         <w:tc>
           <w:tcPr>
-            <w:tcW w:w="0" w:type="auto"/>
-            <w:vAlign w:val="center"/>
+            <w:tcW w:w="1040" w:type="dxa"/>
+            <w:noWrap/>
             <w:hideMark/>
           </w:tcPr>
           <w:p>
@@ -1740,735 +2607,17 @@
               <w:spacing w:line="360" w:lineRule="auto"/>
               <w:rPr>
                 <w:rFonts w:asciiTheme="minorBidi" w:hAnsiTheme="minorBidi"/>
+                <w:sz w:val="18"/>
+                <w:szCs w:val="18"/>
               </w:rPr>
             </w:pPr>
             <w:r>
               <w:rPr>
                 <w:rFonts w:asciiTheme="minorBidi" w:hAnsiTheme="minorBidi"/>
+                <w:sz w:val="18"/>
+                <w:szCs w:val="18"/>
               </w:rPr>
-              <w:t>1.5</w:t>
-            </w:r>
-          </w:p>
-        </w:tc>
-        <w:tc>
-          <w:tcPr>
-            <w:tcW w:w="0" w:type="auto"/>
-            <w:vAlign w:val="center"/>
-            <w:hideMark/>
-          </w:tcPr>
-          <w:p>
-            <w:pPr>
-              <w:spacing w:line="360" w:lineRule="auto"/>
-              <w:rPr>
-                <w:rFonts w:asciiTheme="minorBidi" w:hAnsiTheme="minorBidi"/>
-              </w:rPr>
-            </w:pPr>
-            <w:r>
-              <w:rPr>
-                <w:rFonts w:asciiTheme="minorBidi" w:hAnsiTheme="minorBidi"/>
-              </w:rPr>
-              <w:t>88.6</w:t>
-            </w:r>
-          </w:p>
-        </w:tc>
-        <w:tc>
-          <w:tcPr>
-            <w:tcW w:w="0" w:type="auto"/>
-            <w:vAlign w:val="center"/>
-            <w:hideMark/>
-          </w:tcPr>
-          <w:p>
-            <w:pPr>
-              <w:spacing w:line="360" w:lineRule="auto"/>
-              <w:rPr>
-                <w:rFonts w:asciiTheme="minorBidi" w:hAnsiTheme="minorBidi"/>
-              </w:rPr>
-            </w:pPr>
-            <w:r>
-              <w:rPr>
-                <w:rFonts w:asciiTheme="minorBidi" w:hAnsiTheme="minorBidi"/>
-              </w:rPr>
-              <w:t>0.9</w:t>
-            </w:r>
-          </w:p>
-        </w:tc>
-        <w:tc>
-          <w:tcPr>
-            <w:tcW w:w="0" w:type="auto"/>
-            <w:vAlign w:val="center"/>
-            <w:hideMark/>
-          </w:tcPr>
-          <w:p>
-            <w:pPr>
-              <w:spacing w:line="360" w:lineRule="auto"/>
-              <w:rPr>
-                <w:rFonts w:asciiTheme="minorBidi" w:hAnsiTheme="minorBidi"/>
-              </w:rPr>
-            </w:pPr>
-            <w:r>
-              <w:rPr>
-                <w:rFonts w:asciiTheme="minorBidi" w:hAnsiTheme="minorBidi"/>
-              </w:rPr>
-              <w:t>3.2</w:t>
-            </w:r>
-          </w:p>
-        </w:tc>
-        <w:tc>
-          <w:tcPr>
-            <w:tcW w:w="0" w:type="auto"/>
-            <w:vAlign w:val="center"/>
-            <w:hideMark/>
-          </w:tcPr>
-          <w:p>
-            <w:pPr>
-              <w:spacing w:line="360" w:lineRule="auto"/>
-              <w:rPr>
-                <w:rFonts w:asciiTheme="minorBidi" w:hAnsiTheme="minorBidi"/>
-              </w:rPr>
-            </w:pPr>
-            <w:r>
-              <w:rPr>
-                <w:rFonts w:asciiTheme="minorBidi" w:hAnsiTheme="minorBidi"/>
-              </w:rPr>
-              <w:t>5.0</w:t>
-            </w:r>
-          </w:p>
-        </w:tc>
-        <w:tc>
-          <w:tcPr>
-            <w:tcW w:w="0" w:type="auto"/>
-            <w:vAlign w:val="center"/>
-            <w:hideMark/>
-          </w:tcPr>
-          <w:p>
-            <w:pPr>
-              <w:spacing w:line="360" w:lineRule="auto"/>
-              <w:rPr>
-                <w:rFonts w:asciiTheme="minorBidi" w:hAnsiTheme="minorBidi"/>
-              </w:rPr>
-            </w:pPr>
-            <w:r>
-              <w:rPr>
-                <w:rFonts w:asciiTheme="minorBidi" w:hAnsiTheme="minorBidi"/>
-              </w:rPr>
-              <w:t>0.8</w:t>
-            </w:r>
-          </w:p>
-        </w:tc>
-      </w:tr>
-      <w:tr>
-        <w:trPr>
-          <w:tblCellSpacing w:w="15" w:type="dxa"/>
-        </w:trPr>
-        <w:tc>
-          <w:tcPr>
-            <w:tcW w:w="0" w:type="auto"/>
-            <w:vAlign w:val="center"/>
-            <w:hideMark/>
-          </w:tcPr>
-          <w:p>
-            <w:pPr>
-              <w:spacing w:line="360" w:lineRule="auto"/>
-              <w:rPr>
-                <w:rFonts w:asciiTheme="minorBidi" w:hAnsiTheme="minorBidi"/>
-              </w:rPr>
-            </w:pPr>
-            <w:r>
-              <w:rPr>
-                <w:rFonts w:asciiTheme="minorBidi" w:hAnsiTheme="minorBidi"/>
-                <w:b/>
-                <w:bCs/>
-              </w:rPr>
-              <w:t>Math</w:t>
-            </w:r>
-          </w:p>
-        </w:tc>
-        <w:tc>
-          <w:tcPr>
-            <w:tcW w:w="0" w:type="auto"/>
-            <w:vAlign w:val="center"/>
-            <w:hideMark/>
-          </w:tcPr>
-          <w:p>
-            <w:pPr>
-              <w:spacing w:line="360" w:lineRule="auto"/>
-              <w:rPr>
-                <w:rFonts w:asciiTheme="minorBidi" w:hAnsiTheme="minorBidi"/>
-              </w:rPr>
-            </w:pPr>
-            <w:r>
-              <w:rPr>
-                <w:rFonts w:asciiTheme="minorBidi" w:hAnsiTheme="minorBidi"/>
-              </w:rPr>
-              <w:t>2.8</w:t>
-            </w:r>
-          </w:p>
-        </w:tc>
-        <w:tc>
-          <w:tcPr>
-            <w:tcW w:w="0" w:type="auto"/>
-            <w:vAlign w:val="center"/>
-            <w:hideMark/>
-          </w:tcPr>
-          <w:p>
-            <w:pPr>
-              <w:spacing w:line="360" w:lineRule="auto"/>
-              <w:rPr>
-                <w:rFonts w:asciiTheme="minorBidi" w:hAnsiTheme="minorBidi"/>
-              </w:rPr>
-            </w:pPr>
-            <w:r>
-              <w:rPr>
-                <w:rFonts w:asciiTheme="minorBidi" w:hAnsiTheme="minorBidi"/>
-              </w:rPr>
-              <w:t>0.4</w:t>
-            </w:r>
-          </w:p>
-        </w:tc>
-        <w:tc>
-          <w:tcPr>
-            <w:tcW w:w="0" w:type="auto"/>
-            <w:vAlign w:val="center"/>
-            <w:hideMark/>
-          </w:tcPr>
-          <w:p>
-            <w:pPr>
-              <w:spacing w:line="360" w:lineRule="auto"/>
-              <w:rPr>
-                <w:rFonts w:asciiTheme="minorBidi" w:hAnsiTheme="minorBidi"/>
-              </w:rPr>
-            </w:pPr>
-            <w:r>
-              <w:rPr>
-                <w:rFonts w:asciiTheme="minorBidi" w:hAnsiTheme="minorBidi"/>
-              </w:rPr>
-              <w:t>87.1</w:t>
-            </w:r>
-          </w:p>
-        </w:tc>
-        <w:tc>
-          <w:tcPr>
-            <w:tcW w:w="0" w:type="auto"/>
-            <w:vAlign w:val="center"/>
-            <w:hideMark/>
-          </w:tcPr>
-          <w:p>
-            <w:pPr>
-              <w:spacing w:line="360" w:lineRule="auto"/>
-              <w:rPr>
-                <w:rFonts w:asciiTheme="minorBidi" w:hAnsiTheme="minorBidi"/>
-              </w:rPr>
-            </w:pPr>
-            <w:r>
-              <w:rPr>
-                <w:rFonts w:asciiTheme="minorBidi" w:hAnsiTheme="minorBidi"/>
-              </w:rPr>
-              <w:t>8.3</w:t>
-            </w:r>
-          </w:p>
-        </w:tc>
-        <w:tc>
-          <w:tcPr>
-            <w:tcW w:w="0" w:type="auto"/>
-            <w:vAlign w:val="center"/>
-            <w:hideMark/>
-          </w:tcPr>
-          <w:p>
-            <w:pPr>
-              <w:spacing w:line="360" w:lineRule="auto"/>
-              <w:rPr>
-                <w:rFonts w:asciiTheme="minorBidi" w:hAnsiTheme="minorBidi"/>
-              </w:rPr>
-            </w:pPr>
-            <w:r>
-              <w:rPr>
-                <w:rFonts w:asciiTheme="minorBidi" w:hAnsiTheme="minorBidi"/>
-              </w:rPr>
-              <w:t>0.3</w:t>
-            </w:r>
-          </w:p>
-        </w:tc>
-        <w:tc>
-          <w:tcPr>
-            <w:tcW w:w="0" w:type="auto"/>
-            <w:vAlign w:val="center"/>
-            <w:hideMark/>
-          </w:tcPr>
-          <w:p>
-            <w:pPr>
-              <w:spacing w:line="360" w:lineRule="auto"/>
-              <w:rPr>
-                <w:rFonts w:asciiTheme="minorBidi" w:hAnsiTheme="minorBidi"/>
-              </w:rPr>
-            </w:pPr>
-            <w:r>
-              <w:rPr>
-                <w:rFonts w:asciiTheme="minorBidi" w:hAnsiTheme="minorBidi"/>
-              </w:rPr>
-              <w:t>1.1</w:t>
-            </w:r>
-          </w:p>
-        </w:tc>
-      </w:tr>
-      <w:tr>
-        <w:trPr>
-          <w:tblCellSpacing w:w="15" w:type="dxa"/>
-        </w:trPr>
-        <w:tc>
-          <w:tcPr>
-            <w:tcW w:w="0" w:type="auto"/>
-            <w:vAlign w:val="center"/>
-            <w:hideMark/>
-          </w:tcPr>
-          <w:p>
-            <w:pPr>
-              <w:spacing w:line="360" w:lineRule="auto"/>
-              <w:rPr>
-                <w:rFonts w:asciiTheme="minorBidi" w:hAnsiTheme="minorBidi"/>
-              </w:rPr>
-            </w:pPr>
-            <w:r>
-              <w:rPr>
-                <w:rFonts w:asciiTheme="minorBidi" w:hAnsiTheme="minorBidi"/>
-                <w:b/>
-                <w:bCs/>
-              </w:rPr>
-              <w:t>Physics</w:t>
-            </w:r>
-          </w:p>
-        </w:tc>
-        <w:tc>
-          <w:tcPr>
-            <w:tcW w:w="0" w:type="auto"/>
-            <w:vAlign w:val="center"/>
-            <w:hideMark/>
-          </w:tcPr>
-          <w:p>
-            <w:pPr>
-              <w:spacing w:line="360" w:lineRule="auto"/>
-              <w:rPr>
-                <w:rFonts w:asciiTheme="minorBidi" w:hAnsiTheme="minorBidi"/>
-              </w:rPr>
-            </w:pPr>
-            <w:r>
-              <w:rPr>
-                <w:rFonts w:asciiTheme="minorBidi" w:hAnsiTheme="minorBidi"/>
-              </w:rPr>
-              <w:t>2.0</w:t>
-            </w:r>
-          </w:p>
-        </w:tc>
-        <w:tc>
-          <w:tcPr>
-            <w:tcW w:w="0" w:type="auto"/>
-            <w:vAlign w:val="center"/>
-            <w:hideMark/>
-          </w:tcPr>
-          <w:p>
-            <w:pPr>
-              <w:spacing w:line="360" w:lineRule="auto"/>
-              <w:rPr>
-                <w:rFonts w:asciiTheme="minorBidi" w:hAnsiTheme="minorBidi"/>
-              </w:rPr>
-            </w:pPr>
-            <w:r>
-              <w:rPr>
-                <w:rFonts w:asciiTheme="minorBidi" w:hAnsiTheme="minorBidi"/>
-              </w:rPr>
-              <w:t>2.9</w:t>
-            </w:r>
-          </w:p>
-        </w:tc>
-        <w:tc>
-          <w:tcPr>
-            <w:tcW w:w="0" w:type="auto"/>
-            <w:vAlign w:val="center"/>
-            <w:hideMark/>
-          </w:tcPr>
-          <w:p>
-            <w:pPr>
-              <w:spacing w:line="360" w:lineRule="auto"/>
-              <w:rPr>
-                <w:rFonts w:asciiTheme="minorBidi" w:hAnsiTheme="minorBidi"/>
-              </w:rPr>
-            </w:pPr>
-            <w:r>
-              <w:rPr>
-                <w:rFonts w:asciiTheme="minorBidi" w:hAnsiTheme="minorBidi"/>
-              </w:rPr>
-              <w:t>7.0</w:t>
-            </w:r>
-          </w:p>
-        </w:tc>
-        <w:tc>
-          <w:tcPr>
-            <w:tcW w:w="0" w:type="auto"/>
-            <w:vAlign w:val="center"/>
-            <w:hideMark/>
-          </w:tcPr>
-          <w:p>
-            <w:pPr>
-              <w:spacing w:line="360" w:lineRule="auto"/>
-              <w:rPr>
-                <w:rFonts w:asciiTheme="minorBidi" w:hAnsiTheme="minorBidi"/>
-              </w:rPr>
-            </w:pPr>
-            <w:r>
-              <w:rPr>
-                <w:rFonts w:asciiTheme="minorBidi" w:hAnsiTheme="minorBidi"/>
-              </w:rPr>
-              <w:t>85.0</w:t>
-            </w:r>
-          </w:p>
-        </w:tc>
-        <w:tc>
-          <w:tcPr>
-            <w:tcW w:w="0" w:type="auto"/>
-            <w:vAlign w:val="center"/>
-            <w:hideMark/>
-          </w:tcPr>
-          <w:p>
-            <w:pPr>
-              <w:spacing w:line="360" w:lineRule="auto"/>
-              <w:rPr>
-                <w:rFonts w:asciiTheme="minorBidi" w:hAnsiTheme="minorBidi"/>
-              </w:rPr>
-            </w:pPr>
-            <w:r>
-              <w:rPr>
-                <w:rFonts w:asciiTheme="minorBidi" w:hAnsiTheme="minorBidi"/>
-              </w:rPr>
-              <w:t>1.6</w:t>
-            </w:r>
-          </w:p>
-        </w:tc>
-        <w:tc>
-          <w:tcPr>
-            <w:tcW w:w="0" w:type="auto"/>
-            <w:vAlign w:val="center"/>
-            <w:hideMark/>
-          </w:tcPr>
-          <w:p>
-            <w:pPr>
-              <w:spacing w:line="360" w:lineRule="auto"/>
-              <w:rPr>
-                <w:rFonts w:asciiTheme="minorBidi" w:hAnsiTheme="minorBidi"/>
-              </w:rPr>
-            </w:pPr>
-            <w:r>
-              <w:rPr>
-                <w:rFonts w:asciiTheme="minorBidi" w:hAnsiTheme="minorBidi"/>
-              </w:rPr>
-              <w:t>1.5</w:t>
-            </w:r>
-          </w:p>
-        </w:tc>
-      </w:tr>
-      <w:tr>
-        <w:trPr>
-          <w:tblCellSpacing w:w="15" w:type="dxa"/>
-        </w:trPr>
-        <w:tc>
-          <w:tcPr>
-            <w:tcW w:w="0" w:type="auto"/>
-            <w:vAlign w:val="center"/>
-            <w:hideMark/>
-          </w:tcPr>
-          <w:p>
-            <w:pPr>
-              <w:spacing w:line="360" w:lineRule="auto"/>
-              <w:rPr>
-                <w:rFonts w:asciiTheme="minorBidi" w:hAnsiTheme="minorBidi"/>
-              </w:rPr>
-            </w:pPr>
-            <w:r>
-              <w:rPr>
-                <w:rFonts w:asciiTheme="minorBidi" w:hAnsiTheme="minorBidi"/>
-                <w:b/>
-                <w:bCs/>
-              </w:rPr>
-              <w:lastRenderedPageBreak/>
-              <w:t>Medicine</w:t>
-            </w:r>
-          </w:p>
-        </w:tc>
-        <w:tc>
-          <w:tcPr>
-            <w:tcW w:w="0" w:type="auto"/>
-            <w:vAlign w:val="center"/>
-            <w:hideMark/>
-          </w:tcPr>
-          <w:p>
-            <w:pPr>
-              <w:spacing w:line="360" w:lineRule="auto"/>
-              <w:rPr>
-                <w:rFonts w:asciiTheme="minorBidi" w:hAnsiTheme="minorBidi"/>
-              </w:rPr>
-            </w:pPr>
-            <w:r>
-              <w:rPr>
-                <w:rFonts w:asciiTheme="minorBidi" w:hAnsiTheme="minorBidi"/>
-              </w:rPr>
-              <w:t>0.7</w:t>
-            </w:r>
-          </w:p>
-        </w:tc>
-        <w:tc>
-          <w:tcPr>
-            <w:tcW w:w="0" w:type="auto"/>
-            <w:vAlign w:val="center"/>
-            <w:hideMark/>
-          </w:tcPr>
-          <w:p>
-            <w:pPr>
-              <w:spacing w:line="360" w:lineRule="auto"/>
-              <w:rPr>
-                <w:rFonts w:asciiTheme="minorBidi" w:hAnsiTheme="minorBidi"/>
-              </w:rPr>
-            </w:pPr>
-            <w:r>
-              <w:rPr>
-                <w:rFonts w:asciiTheme="minorBidi" w:hAnsiTheme="minorBidi"/>
-              </w:rPr>
-              <w:t>4.9</w:t>
-            </w:r>
-          </w:p>
-        </w:tc>
-        <w:tc>
-          <w:tcPr>
-            <w:tcW w:w="0" w:type="auto"/>
-            <w:vAlign w:val="center"/>
-            <w:hideMark/>
-          </w:tcPr>
-          <w:p>
-            <w:pPr>
-              <w:spacing w:line="360" w:lineRule="auto"/>
-              <w:rPr>
-                <w:rFonts w:asciiTheme="minorBidi" w:hAnsiTheme="minorBidi"/>
-              </w:rPr>
-            </w:pPr>
-            <w:r>
-              <w:rPr>
-                <w:rFonts w:asciiTheme="minorBidi" w:hAnsiTheme="minorBidi"/>
-              </w:rPr>
-              <w:t>0.6</w:t>
-            </w:r>
-          </w:p>
-        </w:tc>
-        <w:tc>
-          <w:tcPr>
-            <w:tcW w:w="0" w:type="auto"/>
-            <w:vAlign w:val="center"/>
-            <w:hideMark/>
-          </w:tcPr>
-          <w:p>
-            <w:pPr>
-              <w:spacing w:line="360" w:lineRule="auto"/>
-              <w:rPr>
-                <w:rFonts w:asciiTheme="minorBidi" w:hAnsiTheme="minorBidi"/>
-              </w:rPr>
-            </w:pPr>
-            <w:r>
-              <w:rPr>
-                <w:rFonts w:asciiTheme="minorBidi" w:hAnsiTheme="minorBidi"/>
-              </w:rPr>
-              <w:t>1.3</w:t>
-            </w:r>
-          </w:p>
-        </w:tc>
-        <w:tc>
-          <w:tcPr>
-            <w:tcW w:w="0" w:type="auto"/>
-            <w:vAlign w:val="center"/>
-            <w:hideMark/>
-          </w:tcPr>
-          <w:p>
-            <w:pPr>
-              <w:spacing w:line="360" w:lineRule="auto"/>
-              <w:rPr>
-                <w:rFonts w:asciiTheme="minorBidi" w:hAnsiTheme="minorBidi"/>
-              </w:rPr>
-            </w:pPr>
-            <w:r>
-              <w:rPr>
-                <w:rFonts w:asciiTheme="minorBidi" w:hAnsiTheme="minorBidi"/>
-              </w:rPr>
-              <w:t>90.4</w:t>
-            </w:r>
-          </w:p>
-        </w:tc>
-        <w:tc>
-          <w:tcPr>
-            <w:tcW w:w="0" w:type="auto"/>
-            <w:vAlign w:val="center"/>
-            <w:hideMark/>
-          </w:tcPr>
-          <w:p>
-            <w:pPr>
-              <w:spacing w:line="360" w:lineRule="auto"/>
-              <w:rPr>
-                <w:rFonts w:asciiTheme="minorBidi" w:hAnsiTheme="minorBidi"/>
-              </w:rPr>
-            </w:pPr>
-            <w:r>
-              <w:rPr>
-                <w:rFonts w:asciiTheme="minorBidi" w:hAnsiTheme="minorBidi"/>
-              </w:rPr>
-              <w:t>2.1</w:t>
-            </w:r>
-          </w:p>
-        </w:tc>
-      </w:tr>
-      <w:tr>
-        <w:trPr>
-          <w:tblCellSpacing w:w="15" w:type="dxa"/>
-        </w:trPr>
-        <w:tc>
-          <w:tcPr>
-            <w:tcW w:w="0" w:type="auto"/>
-            <w:vAlign w:val="center"/>
-            <w:hideMark/>
-          </w:tcPr>
-          <w:p>
-            <w:pPr>
-              <w:spacing w:line="360" w:lineRule="auto"/>
-              <w:rPr>
-                <w:rFonts w:asciiTheme="minorBidi" w:hAnsiTheme="minorBidi"/>
-              </w:rPr>
-            </w:pPr>
-            <w:r>
-              <w:rPr>
-                <w:rFonts w:asciiTheme="minorBidi" w:hAnsiTheme="minorBidi"/>
-                <w:b/>
-                <w:bCs/>
-              </w:rPr>
-              <w:t>Others</w:t>
-            </w:r>
-          </w:p>
-        </w:tc>
-        <w:tc>
-          <w:tcPr>
-            <w:tcW w:w="0" w:type="auto"/>
-            <w:vAlign w:val="center"/>
-            <w:hideMark/>
-          </w:tcPr>
-          <w:p>
-            <w:pPr>
-              <w:spacing w:line="360" w:lineRule="auto"/>
-              <w:rPr>
-                <w:rFonts w:asciiTheme="minorBidi" w:hAnsiTheme="minorBidi"/>
-              </w:rPr>
-            </w:pPr>
-            <w:r>
-              <w:rPr>
-                <w:rFonts w:asciiTheme="minorBidi" w:hAnsiTheme="minorBidi"/>
-              </w:rPr>
-              <w:t>1.8</w:t>
-            </w:r>
-          </w:p>
-        </w:tc>
-        <w:tc>
-          <w:tcPr>
-            <w:tcW w:w="0" w:type="auto"/>
-            <w:vAlign w:val="center"/>
-            <w:hideMark/>
-          </w:tcPr>
-          <w:p>
-            <w:pPr>
-              <w:spacing w:line="360" w:lineRule="auto"/>
-              <w:rPr>
-                <w:rFonts w:asciiTheme="minorBidi" w:hAnsiTheme="minorBidi"/>
-              </w:rPr>
-            </w:pPr>
-            <w:r>
-              <w:rPr>
-                <w:rFonts w:asciiTheme="minorBidi" w:hAnsiTheme="minorBidi"/>
-              </w:rPr>
-              <w:t>1.1</w:t>
-            </w:r>
-          </w:p>
-        </w:tc>
-        <w:tc>
-          <w:tcPr>
-            <w:tcW w:w="0" w:type="auto"/>
-            <w:vAlign w:val="center"/>
-            <w:hideMark/>
-          </w:tcPr>
-          <w:p>
-            <w:pPr>
-              <w:spacing w:line="360" w:lineRule="auto"/>
-              <w:rPr>
-                <w:rFonts w:asciiTheme="minorBidi" w:hAnsiTheme="minorBidi"/>
-              </w:rPr>
-            </w:pPr>
-            <w:r>
-              <w:rPr>
-                <w:rFonts w:asciiTheme="minorBidi" w:hAnsiTheme="minorBidi"/>
-              </w:rPr>
-              <w:t>1.2</w:t>
-            </w:r>
-          </w:p>
-        </w:tc>
-        <w:tc>
-          <w:tcPr>
-            <w:tcW w:w="0" w:type="auto"/>
-            <w:vAlign w:val="center"/>
-            <w:hideMark/>
-          </w:tcPr>
-          <w:p>
-            <w:pPr>
-              <w:spacing w:line="360" w:lineRule="auto"/>
-              <w:rPr>
-                <w:rFonts w:asciiTheme="minorBidi" w:hAnsiTheme="minorBidi"/>
-              </w:rPr>
-            </w:pPr>
-            <w:r>
-              <w:rPr>
-                <w:rFonts w:asciiTheme="minorBidi" w:hAnsiTheme="minorBidi"/>
-              </w:rPr>
-              <w:t>2.3</w:t>
-            </w:r>
-          </w:p>
-        </w:tc>
-        <w:tc>
-          <w:tcPr>
-            <w:tcW w:w="0" w:type="auto"/>
-            <w:vAlign w:val="center"/>
-            <w:hideMark/>
-          </w:tcPr>
-          <w:p>
-            <w:pPr>
-              <w:spacing w:line="360" w:lineRule="auto"/>
-              <w:rPr>
-                <w:rFonts w:asciiTheme="minorBidi" w:hAnsiTheme="minorBidi"/>
-              </w:rPr>
-            </w:pPr>
-            <w:r>
-              <w:rPr>
-                <w:rFonts w:asciiTheme="minorBidi" w:hAnsiTheme="minorBidi"/>
-              </w:rPr>
-              <w:t>3.5</w:t>
-            </w:r>
-          </w:p>
-        </w:tc>
-        <w:tc>
-          <w:tcPr>
-            <w:tcW w:w="0" w:type="auto"/>
-            <w:vAlign w:val="center"/>
-            <w:hideMark/>
-          </w:tcPr>
-          <w:p>
-            <w:pPr>
-              <w:spacing w:line="360" w:lineRule="auto"/>
-              <w:rPr>
-                <w:rFonts w:asciiTheme="minorBidi" w:hAnsiTheme="minorBidi"/>
-              </w:rPr>
-            </w:pPr>
-            <w:r>
-              <w:rPr>
-                <w:rFonts w:asciiTheme="minorBidi" w:hAnsiTheme="minorBidi"/>
-              </w:rPr>
-              <w:t>90.1</w:t>
+              <w:t>0.2285</w:t>
             </w:r>
           </w:p>
         </w:tc>
@@ -2479,181 +2628,67 @@
         <w:spacing w:line="360" w:lineRule="auto"/>
         <w:rPr>
           <w:rFonts w:asciiTheme="minorBidi" w:hAnsiTheme="minorBidi"/>
-          <w:b/>
-          <w:bCs/>
-        </w:rPr>
-      </w:pPr>
-      <w:r>
-        <w:rPr>
-          <w:rFonts w:asciiTheme="minorBidi" w:hAnsiTheme="minorBidi"/>
-          <w:b/>
-          <w:bCs/>
-        </w:rPr>
-        <w:t>Observations:</w:t>
-      </w:r>
-    </w:p>
-    <w:p>
-      <w:pPr>
-        <w:numPr>
-          <w:ilvl w:val="0"/>
-          <w:numId w:val="10"/>
-        </w:numPr>
-        <w:spacing w:line="360" w:lineRule="auto"/>
-        <w:rPr>
-          <w:rFonts w:asciiTheme="minorBidi" w:hAnsiTheme="minorBidi"/>
-        </w:rPr>
-      </w:pPr>
-      <w:r>
-        <w:rPr>
-          <w:rFonts w:asciiTheme="minorBidi" w:hAnsiTheme="minorBidi"/>
-        </w:rPr>
-        <w:t xml:space="preserve">Most categories were </w:t>
-      </w:r>
-      <w:r>
-        <w:rPr>
-          <w:rFonts w:asciiTheme="minorBidi" w:hAnsiTheme="minorBidi"/>
-          <w:b/>
-          <w:bCs/>
-        </w:rPr>
-        <w:t>well separated</w:t>
-      </w:r>
-      <w:r>
-        <w:rPr>
-          <w:rFonts w:asciiTheme="minorBidi" w:hAnsiTheme="minorBidi"/>
-        </w:rPr>
-        <w:t xml:space="preserve">, particularly </w:t>
-      </w:r>
-      <w:r>
-        <w:rPr>
-          <w:rFonts w:asciiTheme="minorBidi" w:hAnsiTheme="minorBidi"/>
-          <w:b/>
-          <w:bCs/>
-        </w:rPr>
-        <w:t>Computer Science</w:t>
-      </w:r>
-      <w:r>
-        <w:rPr>
-          <w:rFonts w:asciiTheme="minorBidi" w:hAnsiTheme="minorBidi"/>
-        </w:rPr>
-        <w:t xml:space="preserve"> and </w:t>
-      </w:r>
-      <w:r>
-        <w:rPr>
-          <w:rFonts w:asciiTheme="minorBidi" w:hAnsiTheme="minorBidi"/>
-          <w:b/>
-          <w:bCs/>
-        </w:rPr>
-        <w:t>Medicine</w:t>
-      </w:r>
-      <w:r>
-        <w:rPr>
-          <w:rFonts w:asciiTheme="minorBidi" w:hAnsiTheme="minorBidi"/>
-        </w:rPr>
-        <w:t>.</w:t>
-      </w:r>
-    </w:p>
-    <w:p>
-      <w:pPr>
-        <w:numPr>
-          <w:ilvl w:val="0"/>
-          <w:numId w:val="10"/>
-        </w:numPr>
-        <w:spacing w:line="360" w:lineRule="auto"/>
-        <w:rPr>
-          <w:rFonts w:asciiTheme="minorBidi" w:hAnsiTheme="minorBidi"/>
-        </w:rPr>
-      </w:pPr>
-      <w:r>
-        <w:rPr>
-          <w:rFonts w:asciiTheme="minorBidi" w:hAnsiTheme="minorBidi"/>
-          <w:b/>
-          <w:bCs/>
-        </w:rPr>
-        <w:t>Physics and Math</w:t>
-      </w:r>
-      <w:r>
-        <w:rPr>
-          <w:rFonts w:asciiTheme="minorBidi" w:hAnsiTheme="minorBidi"/>
-        </w:rPr>
-        <w:t xml:space="preserve"> had the </w:t>
-      </w:r>
-      <w:r>
-        <w:rPr>
-          <w:rFonts w:asciiTheme="minorBidi" w:hAnsiTheme="minorBidi"/>
-          <w:b/>
-          <w:bCs/>
-        </w:rPr>
-        <w:t>most confusion</w:t>
-      </w:r>
-      <w:r>
-        <w:rPr>
-          <w:rFonts w:asciiTheme="minorBidi" w:hAnsiTheme="minorBidi"/>
-        </w:rPr>
-        <w:t>, which is expected due to overlap in mathematical modeling terminology.</w:t>
-      </w:r>
-    </w:p>
-    <w:p>
-      <w:pPr>
-        <w:numPr>
-          <w:ilvl w:val="0"/>
-          <w:numId w:val="10"/>
-        </w:numPr>
-        <w:spacing w:line="360" w:lineRule="auto"/>
-        <w:rPr>
-          <w:rFonts w:asciiTheme="minorBidi" w:hAnsiTheme="minorBidi"/>
-        </w:rPr>
-      </w:pPr>
-      <w:r>
-        <w:rPr>
-          <w:rFonts w:asciiTheme="minorBidi" w:hAnsiTheme="minorBidi"/>
-        </w:rPr>
-        <w:t xml:space="preserve">Minor leakage between </w:t>
-      </w:r>
-      <w:r>
-        <w:rPr>
-          <w:rFonts w:asciiTheme="minorBidi" w:hAnsiTheme="minorBidi"/>
-          <w:b/>
-          <w:bCs/>
-        </w:rPr>
-        <w:t>Biology and Medicine</w:t>
-      </w:r>
-      <w:r>
-        <w:rPr>
-          <w:rFonts w:asciiTheme="minorBidi" w:hAnsiTheme="minorBidi"/>
-        </w:rPr>
-        <w:t>—a plausible misclassification due to biological studies often addressing medical topics.</w:t>
-      </w:r>
-    </w:p>
-    <w:p>
-      <w:pPr>
-        <w:spacing w:line="360" w:lineRule="auto"/>
-        <w:rPr>
-          <w:rFonts w:asciiTheme="minorBidi" w:hAnsiTheme="minorBidi"/>
-        </w:rPr>
-      </w:pPr>
-      <w:r>
-        <w:rPr>
-          <w:rFonts w:asciiTheme="minorBidi" w:hAnsiTheme="minorBidi"/>
-        </w:rPr>
-        <w:pict w14:anchorId="4B9F2C2B">
-          <v:rect id="_x0000_i1072" style="width:0;height:1.5pt" o:hralign="center" o:hrstd="t" o:hr="t" fillcolor="#a0a0a0" stroked="f"/>
-        </w:pict>
-      </w:r>
-    </w:p>
-    <w:p>
-      <w:pPr>
-        <w:spacing w:line="360" w:lineRule="auto"/>
-        <w:rPr>
-          <w:rFonts w:asciiTheme="minorBidi" w:hAnsiTheme="minorBidi"/>
-          <w:b/>
-          <w:bCs/>
-        </w:rPr>
-      </w:pPr>
-      <w:r>
-        <w:rPr>
-          <w:rFonts w:asciiTheme="minorBidi" w:hAnsiTheme="minorBidi"/>
-          <w:b/>
-          <w:bCs/>
+          <w:sz w:val="18"/>
+          <w:szCs w:val="18"/>
+        </w:rPr>
+      </w:pPr>
+    </w:p>
+    <w:p>
+      <w:pPr>
+        <w:spacing w:line="360" w:lineRule="auto"/>
+        <w:rPr>
+          <w:rFonts w:asciiTheme="minorBidi" w:hAnsiTheme="minorBidi"/>
+          <w:sz w:val="18"/>
+          <w:szCs w:val="18"/>
+        </w:rPr>
+      </w:pPr>
+      <w:r>
+        <w:rPr>
+          <w:rFonts w:asciiTheme="minorBidi" w:hAnsiTheme="minorBidi"/>
+          <w:sz w:val="18"/>
+          <w:szCs w:val="18"/>
+        </w:rPr>
+        <w:t>The classification results indicate strong overall model performance, with an accuracy of 85.5% and a micro F1 score of 0.8553, significantly outperforming the baseline of 51.5% (most frequent class). The high macro F1 score of 0.4432 suggests the model maintains reasonable performance across all categories, though imbalances remain. Categories like Physics (precision: 0.91, recall: 0.94) and Computer Science (precision: 0.78, recall: 0.89) are predicted with high accuracy, reflecting clear separation in their embeddings. In contrast, categories like Economics and Quantitative Biology show very low recall, indicating difficulty in correctly identifying those classes. Overall, the model effectively learns from semantic embeddings but struggles with underrepresented or semantically overlapping fields.</w:t>
+      </w:r>
+    </w:p>
+    <w:p>
+      <w:pPr>
+        <w:spacing w:line="360" w:lineRule="auto"/>
+        <w:rPr>
+          <w:rFonts w:asciiTheme="minorBidi" w:hAnsiTheme="minorBidi"/>
+          <w:sz w:val="18"/>
+          <w:szCs w:val="18"/>
+        </w:rPr>
+      </w:pPr>
+    </w:p>
+    <w:p>
+      <w:pPr>
+        <w:spacing w:line="360" w:lineRule="auto"/>
+        <w:rPr>
+          <w:rFonts w:asciiTheme="minorBidi" w:hAnsiTheme="minorBidi"/>
+          <w:sz w:val="18"/>
+          <w:szCs w:val="18"/>
+        </w:rPr>
+      </w:pPr>
+    </w:p>
+    <w:p>
+      <w:pPr>
+        <w:spacing w:line="360" w:lineRule="auto"/>
+        <w:rPr>
+          <w:rFonts w:asciiTheme="minorBidi" w:hAnsiTheme="minorBidi"/>
+          <w:b/>
+          <w:bCs/>
+          <w:sz w:val="18"/>
+          <w:szCs w:val="18"/>
+        </w:rPr>
+      </w:pPr>
+      <w:r>
+        <w:rPr>
+          <w:rFonts w:asciiTheme="minorBidi" w:hAnsiTheme="minorBidi"/>
+          <w:b/>
+          <w:bCs/>
+          <w:sz w:val="18"/>
+          <w:szCs w:val="18"/>
         </w:rPr>
         <w:t xml:space="preserve">4. </w:t>
       </w:r>
@@ -2662,21 +2697,37 @@
           <w:rFonts w:asciiTheme="minorBidi" w:hAnsiTheme="minorBidi"/>
           <w:b/>
           <w:bCs/>
+          <w:sz w:val="18"/>
+          <w:szCs w:val="18"/>
+        </w:rPr>
+        <w:t>Summary</w:t>
+      </w:r>
+      <w:r>
+        <w:rPr>
+          <w:rFonts w:asciiTheme="minorBidi" w:hAnsiTheme="minorBidi"/>
+          <w:b/>
+          <w:bCs/>
+          <w:sz w:val="18"/>
+          <w:szCs w:val="18"/>
           <w:highlight w:val="yellow"/>
         </w:rPr>
-        <w:t>Summary &amp; Future Directions</w:t>
-      </w:r>
-    </w:p>
-    <w:p>
-      <w:pPr>
-        <w:spacing w:line="360" w:lineRule="auto"/>
-        <w:rPr>
-          <w:rFonts w:asciiTheme="minorBidi" w:hAnsiTheme="minorBidi"/>
-        </w:rPr>
-      </w:pPr>
-      <w:r>
-        <w:rPr>
-          <w:rFonts w:asciiTheme="minorBidi" w:hAnsiTheme="minorBidi"/>
+        <w:t xml:space="preserve"> </w:t>
+      </w:r>
+    </w:p>
+    <w:p>
+      <w:pPr>
+        <w:spacing w:line="360" w:lineRule="auto"/>
+        <w:rPr>
+          <w:rFonts w:asciiTheme="minorBidi" w:hAnsiTheme="minorBidi"/>
+          <w:sz w:val="18"/>
+          <w:szCs w:val="18"/>
+        </w:rPr>
+      </w:pPr>
+      <w:r>
+        <w:rPr>
+          <w:rFonts w:asciiTheme="minorBidi" w:hAnsiTheme="minorBidi"/>
+          <w:sz w:val="18"/>
+          <w:szCs w:val="18"/>
         </w:rPr>
         <w:t>This project demonstrates that semantic embeddings from USE, when paired with a classifier, can effectively categorize academic papers using only the title and abstract.</w:t>
       </w:r>
@@ -2688,13 +2739,17 @@
           <w:rFonts w:asciiTheme="minorBidi" w:hAnsiTheme="minorBidi"/>
           <w:b/>
           <w:bCs/>
-        </w:rPr>
-      </w:pPr>
-      <w:r>
-        <w:rPr>
-          <w:rFonts w:asciiTheme="minorBidi" w:hAnsiTheme="minorBidi"/>
-          <w:b/>
-          <w:bCs/>
+          <w:sz w:val="18"/>
+          <w:szCs w:val="18"/>
+        </w:rPr>
+      </w:pPr>
+      <w:r>
+        <w:rPr>
+          <w:rFonts w:asciiTheme="minorBidi" w:hAnsiTheme="minorBidi"/>
+          <w:b/>
+          <w:bCs/>
+          <w:sz w:val="18"/>
+          <w:szCs w:val="18"/>
         </w:rPr>
         <w:t>Strengths:</w:t>
       </w:r>
@@ -2708,11 +2763,15 @@
         <w:spacing w:line="360" w:lineRule="auto"/>
         <w:rPr>
           <w:rFonts w:asciiTheme="minorBidi" w:hAnsiTheme="minorBidi"/>
-        </w:rPr>
-      </w:pPr>
-      <w:r>
-        <w:rPr>
-          <w:rFonts w:asciiTheme="minorBidi" w:hAnsiTheme="minorBidi"/>
+          <w:sz w:val="18"/>
+          <w:szCs w:val="18"/>
+        </w:rPr>
+      </w:pPr>
+      <w:r>
+        <w:rPr>
+          <w:rFonts w:asciiTheme="minorBidi" w:hAnsiTheme="minorBidi"/>
+          <w:sz w:val="18"/>
+          <w:szCs w:val="18"/>
         </w:rPr>
         <w:t>Simplicity &amp; Efficiency: The model is lightweight and fast to train.</w:t>
       </w:r>
@@ -2726,11 +2785,15 @@
         <w:spacing w:line="360" w:lineRule="auto"/>
         <w:rPr>
           <w:rFonts w:asciiTheme="minorBidi" w:hAnsiTheme="minorBidi"/>
-        </w:rPr>
-      </w:pPr>
-      <w:r>
-        <w:rPr>
-          <w:rFonts w:asciiTheme="minorBidi" w:hAnsiTheme="minorBidi"/>
+          <w:sz w:val="18"/>
+          <w:szCs w:val="18"/>
+        </w:rPr>
+      </w:pPr>
+      <w:r>
+        <w:rPr>
+          <w:rFonts w:asciiTheme="minorBidi" w:hAnsiTheme="minorBidi"/>
+          <w:sz w:val="18"/>
+          <w:szCs w:val="18"/>
         </w:rPr>
         <w:t>Strong Accuracy: High performance without fine-tuning a language model.</w:t>
       </w:r>
@@ -2742,13 +2805,17 @@
           <w:rFonts w:asciiTheme="minorBidi" w:hAnsiTheme="minorBidi"/>
           <w:b/>
           <w:bCs/>
-        </w:rPr>
-      </w:pPr>
-      <w:r>
-        <w:rPr>
-          <w:rFonts w:asciiTheme="minorBidi" w:hAnsiTheme="minorBidi"/>
-          <w:b/>
-          <w:bCs/>
+          <w:sz w:val="18"/>
+          <w:szCs w:val="18"/>
+        </w:rPr>
+      </w:pPr>
+      <w:r>
+        <w:rPr>
+          <w:rFonts w:asciiTheme="minorBidi" w:hAnsiTheme="minorBidi"/>
+          <w:b/>
+          <w:bCs/>
+          <w:sz w:val="18"/>
+          <w:szCs w:val="18"/>
         </w:rPr>
         <w:t>Limitations:</w:t>
       </w:r>
@@ -2762,11 +2829,15 @@
         <w:spacing w:line="360" w:lineRule="auto"/>
         <w:rPr>
           <w:rFonts w:asciiTheme="minorBidi" w:hAnsiTheme="minorBidi"/>
-        </w:rPr>
-      </w:pPr>
-      <w:r>
-        <w:rPr>
-          <w:rFonts w:asciiTheme="minorBidi" w:hAnsiTheme="minorBidi"/>
+          <w:sz w:val="18"/>
+          <w:szCs w:val="18"/>
+        </w:rPr>
+      </w:pPr>
+      <w:r>
+        <w:rPr>
+          <w:rFonts w:asciiTheme="minorBidi" w:hAnsiTheme="minorBidi"/>
+          <w:sz w:val="18"/>
+          <w:szCs w:val="18"/>
         </w:rPr>
         <w:t>Embedding Averaging: USE embeddings are powerful but static; domain-specific nuances may be underrepresented.</w:t>
       </w:r>
@@ -2780,11 +2851,15 @@
         <w:spacing w:line="360" w:lineRule="auto"/>
         <w:rPr>
           <w:rFonts w:asciiTheme="minorBidi" w:hAnsiTheme="minorBidi"/>
-        </w:rPr>
-      </w:pPr>
-      <w:r>
-        <w:rPr>
-          <w:rFonts w:asciiTheme="minorBidi" w:hAnsiTheme="minorBidi"/>
+          <w:sz w:val="18"/>
+          <w:szCs w:val="18"/>
+        </w:rPr>
+      </w:pPr>
+      <w:r>
+        <w:rPr>
+          <w:rFonts w:asciiTheme="minorBidi" w:hAnsiTheme="minorBidi"/>
+          <w:sz w:val="18"/>
+          <w:szCs w:val="18"/>
         </w:rPr>
         <w:t xml:space="preserve">Linear Model Boundaries: Non-linear patterns may be missed by the </w:t>
       </w:r>
@@ -2792,6 +2867,8 @@
       <w:r>
         <w:rPr>
           <w:rFonts w:asciiTheme="minorBidi" w:hAnsiTheme="minorBidi"/>
+          <w:sz w:val="18"/>
+          <w:szCs w:val="18"/>
         </w:rPr>
         <w:t>SGDClassifier</w:t>
       </w:r>
@@ -2799,6 +2876,8 @@
       <w:r>
         <w:rPr>
           <w:rFonts w:asciiTheme="minorBidi" w:hAnsiTheme="minorBidi"/>
+          <w:sz w:val="18"/>
+          <w:szCs w:val="18"/>
         </w:rPr>
         <w:t>.</w:t>
       </w:r>
@@ -2808,21 +2887,29 @@
         <w:spacing w:line="360" w:lineRule="auto"/>
         <w:rPr>
           <w:rFonts w:asciiTheme="minorBidi" w:hAnsiTheme="minorBidi"/>
-        </w:rPr>
-      </w:pPr>
-    </w:p>
-    <w:p>
-      <w:pPr>
-        <w:spacing w:line="360" w:lineRule="auto"/>
-        <w:rPr>
-          <w:rFonts w:asciiTheme="minorBidi" w:hAnsiTheme="minorBidi"/>
-        </w:rPr>
-      </w:pPr>
-      <w:r>
-        <w:rPr>
-          <w:rFonts w:asciiTheme="minorBidi" w:hAnsiTheme="minorBidi"/>
-          <w:b/>
-          <w:bCs/>
+          <w:b/>
+          <w:bCs/>
+          <w:sz w:val="18"/>
+          <w:szCs w:val="18"/>
+        </w:rPr>
+      </w:pPr>
+    </w:p>
+    <w:p>
+      <w:pPr>
+        <w:spacing w:line="360" w:lineRule="auto"/>
+        <w:rPr>
+          <w:rFonts w:asciiTheme="minorBidi" w:hAnsiTheme="minorBidi"/>
+          <w:sz w:val="18"/>
+          <w:szCs w:val="18"/>
+        </w:rPr>
+      </w:pPr>
+      <w:r>
+        <w:rPr>
+          <w:rFonts w:asciiTheme="minorBidi" w:hAnsiTheme="minorBidi"/>
+          <w:b/>
+          <w:bCs/>
+          <w:sz w:val="18"/>
+          <w:szCs w:val="18"/>
         </w:rPr>
         <w:lastRenderedPageBreak/>
         <w:t xml:space="preserve">Appendix: </w:t>
@@ -2832,13 +2919,15 @@
           <w:rFonts w:asciiTheme="minorBidi" w:hAnsiTheme="minorBidi"/>
           <w:b/>
           <w:bCs/>
+          <w:sz w:val="18"/>
+          <w:szCs w:val="18"/>
         </w:rPr>
         <w:t>How to run the code</w:t>
       </w:r>
     </w:p>
     <w:p>
       <w:pPr>
-        <w:pStyle w:val="ListParagraph"/>
+        <w:pStyle w:val="a9"/>
         <w:numPr>
           <w:ilvl w:val="1"/>
           <w:numId w:val="12"/>
@@ -2846,6 +2935,8 @@
         <w:spacing w:line="360" w:lineRule="auto"/>
         <w:rPr>
           <w:rFonts w:asciiTheme="minorBidi" w:hAnsiTheme="minorBidi"/>
+          <w:sz w:val="18"/>
+          <w:szCs w:val="18"/>
         </w:rPr>
       </w:pPr>
       <w:hyperlink r:id="rId5" w:history="1">
@@ -2855,6 +2946,8 @@
             <w:rFonts w:asciiTheme="minorBidi" w:hAnsiTheme="minorBidi"/>
             <w:b/>
             <w:bCs/>
+            <w:sz w:val="18"/>
+            <w:szCs w:val="18"/>
           </w:rPr>
           <w:t>extract_with_abstract.py</w:t>
         </w:r>
@@ -2862,6 +2955,8 @@
       <w:r>
         <w:rPr>
           <w:rFonts w:asciiTheme="minorBidi" w:hAnsiTheme="minorBidi"/>
+          <w:sz w:val="18"/>
+          <w:szCs w:val="18"/>
         </w:rPr>
         <w:t xml:space="preserve"> /</w:t>
       </w:r>
@@ -2870,12 +2965,16 @@
           <w:rFonts w:asciiTheme="minorBidi" w:hAnsiTheme="minorBidi"/>
           <w:b/>
           <w:bCs/>
+          <w:sz w:val="18"/>
+          <w:szCs w:val="18"/>
         </w:rPr>
         <w:t xml:space="preserve"> read_meta_data.py</w:t>
       </w:r>
       <w:r>
         <w:rPr>
           <w:rFonts w:asciiTheme="minorBidi" w:hAnsiTheme="minorBidi"/>
+          <w:sz w:val="18"/>
+          <w:szCs w:val="18"/>
         </w:rPr>
         <w:br/>
         <w:t xml:space="preserve">modified version of the </w:t>
@@ -2885,6 +2984,8 @@
           <w:rPr>
             <w:rStyle w:val="Hyperlink"/>
             <w:rFonts w:asciiTheme="minorBidi" w:hAnsiTheme="minorBidi"/>
+            <w:sz w:val="18"/>
+            <w:szCs w:val="18"/>
           </w:rPr>
           <w:t>extract_arxiv_data.py</w:t>
         </w:r>
@@ -2892,6 +2993,8 @@
       <w:r>
         <w:rPr>
           <w:rFonts w:asciiTheme="minorBidi" w:hAnsiTheme="minorBidi"/>
+          <w:sz w:val="18"/>
+          <w:szCs w:val="18"/>
         </w:rPr>
         <w:t xml:space="preserve"> / </w:t>
       </w:r>
@@ -2900,6 +3003,8 @@
           <w:rPr>
             <w:rStyle w:val="Hyperlink"/>
             <w:rFonts w:asciiTheme="minorBidi" w:hAnsiTheme="minorBidi"/>
+            <w:sz w:val="18"/>
+            <w:szCs w:val="18"/>
           </w:rPr>
           <w:t>fetch_arxiv_papers_metadata.sh</w:t>
         </w:r>
@@ -2907,6 +3012,8 @@
       <w:r>
         <w:rPr>
           <w:rFonts w:asciiTheme="minorBidi" w:hAnsiTheme="minorBidi"/>
+          <w:sz w:val="18"/>
+          <w:szCs w:val="18"/>
         </w:rPr>
         <w:t xml:space="preserve"> in the class </w:t>
       </w:r>
@@ -2914,6 +3021,8 @@
       <w:r>
         <w:rPr>
           <w:rFonts w:asciiTheme="minorBidi" w:hAnsiTheme="minorBidi"/>
+          <w:sz w:val="18"/>
+          <w:szCs w:val="18"/>
         </w:rPr>
         <w:t>github</w:t>
       </w:r>
@@ -2921,13 +3030,15 @@
       <w:r>
         <w:rPr>
           <w:rFonts w:asciiTheme="minorBidi" w:hAnsiTheme="minorBidi"/>
+          <w:sz w:val="18"/>
+          <w:szCs w:val="18"/>
         </w:rPr>
         <w:t xml:space="preserve"> to extract all the articles with title, and abstract</w:t>
       </w:r>
     </w:p>
     <w:p>
       <w:pPr>
-        <w:pStyle w:val="ListParagraph"/>
+        <w:pStyle w:val="a9"/>
         <w:numPr>
           <w:ilvl w:val="1"/>
           <w:numId w:val="12"/>
@@ -2935,32 +3046,35 @@
         <w:spacing w:line="360" w:lineRule="auto"/>
         <w:rPr>
           <w:rFonts w:asciiTheme="minorBidi" w:hAnsiTheme="minorBidi"/>
-        </w:rPr>
-      </w:pPr>
-      <w:r>
-        <w:rPr>
-          <w:rFonts w:asciiTheme="minorBidi" w:hAnsiTheme="minorBidi"/>
-          <w:b/>
-          <w:bCs/>
+          <w:sz w:val="18"/>
+          <w:szCs w:val="18"/>
+        </w:rPr>
+      </w:pPr>
+      <w:r>
+        <w:rPr>
+          <w:rFonts w:asciiTheme="minorBidi" w:hAnsiTheme="minorBidi"/>
+          <w:b/>
+          <w:bCs/>
+          <w:sz w:val="18"/>
+          <w:szCs w:val="18"/>
         </w:rPr>
         <w:t>run.py</w:t>
       </w:r>
       <w:r>
         <w:rPr>
           <w:rFonts w:asciiTheme="minorBidi" w:hAnsiTheme="minorBidi"/>
+          <w:sz w:val="18"/>
+          <w:szCs w:val="18"/>
         </w:rPr>
         <w:br/>
-      </w:r>
-      <w:r>
-        <w:rPr>
-          <w:rFonts w:asciiTheme="minorBidi" w:hAnsiTheme="minorBidi"/>
-        </w:rPr>
         <w:t xml:space="preserve">runs the full </w:t>
       </w:r>
       <w:proofErr w:type="spellStart"/>
       <w:r>
         <w:rPr>
           <w:rFonts w:asciiTheme="minorBidi" w:hAnsiTheme="minorBidi"/>
+          <w:sz w:val="18"/>
+          <w:szCs w:val="18"/>
         </w:rPr>
         <w:t>pipleline</w:t>
       </w:r>
@@ -2968,13 +3082,15 @@
       <w:r>
         <w:rPr>
           <w:rFonts w:asciiTheme="minorBidi" w:hAnsiTheme="minorBidi"/>
+          <w:sz w:val="18"/>
+          <w:szCs w:val="18"/>
         </w:rPr>
         <w:t>:</w:t>
       </w:r>
     </w:p>
     <w:p>
       <w:pPr>
-        <w:pStyle w:val="ListParagraph"/>
+        <w:pStyle w:val="a9"/>
         <w:numPr>
           <w:ilvl w:val="1"/>
           <w:numId w:val="11"/>
@@ -2982,18 +3098,22 @@
         <w:spacing w:line="360" w:lineRule="auto"/>
         <w:rPr>
           <w:rFonts w:asciiTheme="minorBidi" w:hAnsiTheme="minorBidi"/>
-        </w:rPr>
-      </w:pPr>
-      <w:r>
-        <w:rPr>
-          <w:rFonts w:asciiTheme="minorBidi" w:hAnsiTheme="minorBidi"/>
+          <w:sz w:val="18"/>
+          <w:szCs w:val="18"/>
+        </w:rPr>
+      </w:pPr>
+      <w:r>
+        <w:rPr>
+          <w:rFonts w:asciiTheme="minorBidi" w:hAnsiTheme="minorBidi"/>
+          <w:sz w:val="18"/>
+          <w:szCs w:val="18"/>
         </w:rPr>
         <w:t>loads dataset</w:t>
       </w:r>
     </w:p>
     <w:p>
       <w:pPr>
-        <w:pStyle w:val="ListParagraph"/>
+        <w:pStyle w:val="a9"/>
         <w:numPr>
           <w:ilvl w:val="1"/>
           <w:numId w:val="11"/>
@@ -3001,24 +3121,22 @@
         <w:spacing w:line="360" w:lineRule="auto"/>
         <w:rPr>
           <w:rFonts w:asciiTheme="minorBidi" w:hAnsiTheme="minorBidi"/>
-        </w:rPr>
-      </w:pPr>
-      <w:r>
-        <w:rPr>
-          <w:rFonts w:asciiTheme="minorBidi" w:hAnsiTheme="minorBidi"/>
-        </w:rPr>
-        <w:t>adjust</w:t>
-      </w:r>
-      <w:r>
-        <w:rPr>
-          <w:rFonts w:asciiTheme="minorBidi" w:hAnsiTheme="minorBidi"/>
-        </w:rPr>
-        <w:t xml:space="preserve"> category labels </w:t>
-      </w:r>
-    </w:p>
-    <w:p>
-      <w:pPr>
-        <w:pStyle w:val="ListParagraph"/>
+          <w:sz w:val="18"/>
+          <w:szCs w:val="18"/>
+        </w:rPr>
+      </w:pPr>
+      <w:r>
+        <w:rPr>
+          <w:rFonts w:asciiTheme="minorBidi" w:hAnsiTheme="minorBidi"/>
+          <w:sz w:val="18"/>
+          <w:szCs w:val="18"/>
+        </w:rPr>
+        <w:t xml:space="preserve">adjust category labels </w:t>
+      </w:r>
+    </w:p>
+    <w:p>
+      <w:pPr>
+        <w:pStyle w:val="a9"/>
         <w:numPr>
           <w:ilvl w:val="1"/>
           <w:numId w:val="11"/>
@@ -3026,18 +3144,22 @@
         <w:spacing w:line="360" w:lineRule="auto"/>
         <w:rPr>
           <w:rFonts w:asciiTheme="minorBidi" w:hAnsiTheme="minorBidi"/>
-        </w:rPr>
-      </w:pPr>
-      <w:r>
-        <w:rPr>
-          <w:rFonts w:asciiTheme="minorBidi" w:hAnsiTheme="minorBidi"/>
+          <w:sz w:val="18"/>
+          <w:szCs w:val="18"/>
+        </w:rPr>
+      </w:pPr>
+      <w:r>
+        <w:rPr>
+          <w:rFonts w:asciiTheme="minorBidi" w:hAnsiTheme="minorBidi"/>
+          <w:sz w:val="18"/>
+          <w:szCs w:val="18"/>
         </w:rPr>
         <w:t>loads the Universal Sentence Encoder</w:t>
       </w:r>
     </w:p>
     <w:p>
       <w:pPr>
-        <w:pStyle w:val="ListParagraph"/>
+        <w:pStyle w:val="a9"/>
         <w:numPr>
           <w:ilvl w:val="1"/>
           <w:numId w:val="11"/>
@@ -3045,11 +3167,15 @@
         <w:spacing w:line="360" w:lineRule="auto"/>
         <w:rPr>
           <w:rFonts w:asciiTheme="minorBidi" w:hAnsiTheme="minorBidi"/>
-        </w:rPr>
-      </w:pPr>
-      <w:r>
-        <w:rPr>
-          <w:rFonts w:asciiTheme="minorBidi" w:hAnsiTheme="minorBidi"/>
+          <w:sz w:val="18"/>
+          <w:szCs w:val="18"/>
+        </w:rPr>
+      </w:pPr>
+      <w:r>
+        <w:rPr>
+          <w:rFonts w:asciiTheme="minorBidi" w:hAnsiTheme="minorBidi"/>
+          <w:sz w:val="18"/>
+          <w:szCs w:val="18"/>
         </w:rPr>
         <w:t xml:space="preserve">generates embeddings for the title, abstract, combines them into a single </w:t>
       </w:r>
@@ -3057,6 +3183,8 @@
       <w:r>
         <w:rPr>
           <w:rFonts w:asciiTheme="minorBidi" w:hAnsiTheme="minorBidi"/>
+          <w:sz w:val="18"/>
+          <w:szCs w:val="18"/>
         </w:rPr>
         <w:t>dataframe</w:t>
       </w:r>
@@ -3064,25 +3192,15 @@
       <w:r>
         <w:rPr>
           <w:rFonts w:asciiTheme="minorBidi" w:hAnsiTheme="minorBidi"/>
-        </w:rPr>
-        <w:t>, and exports the result as</w:t>
-      </w:r>
-      <w:r>
-        <w:rPr>
-          <w:rFonts w:asciiTheme="minorBidi" w:hAnsiTheme="minorBidi"/>
-        </w:rPr>
-        <w:t xml:space="preserve"> </w:t>
-      </w:r>
-      <w:r>
-        <w:rPr>
-          <w:rFonts w:asciiTheme="minorBidi" w:hAnsiTheme="minorBidi"/>
-        </w:rPr>
-        <w:t>combined_embeddings.csv</w:t>
-      </w:r>
-    </w:p>
-    <w:p>
-      <w:pPr>
-        <w:pStyle w:val="ListParagraph"/>
+          <w:sz w:val="18"/>
+          <w:szCs w:val="18"/>
+        </w:rPr>
+        <w:t>, and exports the result as combined_embeddings.csv</w:t>
+      </w:r>
+    </w:p>
+    <w:p>
+      <w:pPr>
+        <w:pStyle w:val="a9"/>
         <w:numPr>
           <w:ilvl w:val="1"/>
           <w:numId w:val="11"/>
@@ -3090,32 +3208,40 @@
         <w:spacing w:line="360" w:lineRule="auto"/>
         <w:rPr>
           <w:rFonts w:asciiTheme="minorBidi" w:hAnsiTheme="minorBidi"/>
-        </w:rPr>
-      </w:pPr>
-      <w:r>
-        <w:rPr>
-          <w:rFonts w:asciiTheme="minorBidi" w:hAnsiTheme="minorBidi"/>
-        </w:rPr>
-        <w:t>train SG</w:t>
+          <w:sz w:val="18"/>
+          <w:szCs w:val="18"/>
+        </w:rPr>
+      </w:pPr>
+      <w:r>
+        <w:rPr>
+          <w:rFonts w:asciiTheme="minorBidi" w:hAnsiTheme="minorBidi"/>
+          <w:sz w:val="18"/>
+          <w:szCs w:val="18"/>
+        </w:rPr>
+        <w:t xml:space="preserve">train </w:t>
       </w:r>
       <w:proofErr w:type="spellStart"/>
       <w:r>
         <w:rPr>
           <w:rFonts w:asciiTheme="minorBidi" w:hAnsiTheme="minorBidi"/>
-        </w:rPr>
-        <w:t>DClassifier</w:t>
+          <w:sz w:val="18"/>
+          <w:szCs w:val="18"/>
+        </w:rPr>
+        <w:t>SGDClassifier</w:t>
       </w:r>
       <w:proofErr w:type="spellEnd"/>
       <w:r>
         <w:rPr>
           <w:rFonts w:asciiTheme="minorBidi" w:hAnsiTheme="minorBidi"/>
+          <w:sz w:val="18"/>
+          <w:szCs w:val="18"/>
         </w:rPr>
         <w:t xml:space="preserve"> to predict categories from the embeddings</w:t>
       </w:r>
     </w:p>
     <w:p>
       <w:pPr>
-        <w:pStyle w:val="ListParagraph"/>
+        <w:pStyle w:val="a9"/>
         <w:numPr>
           <w:ilvl w:val="1"/>
           <w:numId w:val="11"/>
@@ -3123,138 +3249,29 @@
         <w:spacing w:line="360" w:lineRule="auto"/>
         <w:rPr>
           <w:rFonts w:asciiTheme="minorBidi" w:hAnsiTheme="minorBidi"/>
-        </w:rPr>
-      </w:pPr>
-      <w:r>
-        <w:rPr>
-          <w:rFonts w:asciiTheme="minorBidi" w:hAnsiTheme="minorBidi"/>
-        </w:rPr>
-        <w:t xml:space="preserve">evaluates </w:t>
-      </w:r>
-      <w:r>
-        <w:rPr>
-          <w:rFonts w:asciiTheme="minorBidi" w:hAnsiTheme="minorBidi"/>
-        </w:rPr>
-        <w:t xml:space="preserve">model </w:t>
-      </w:r>
-      <w:r>
-        <w:rPr>
-          <w:rFonts w:asciiTheme="minorBidi" w:hAnsiTheme="minorBidi"/>
-        </w:rPr>
-        <w:t>accuracy and confusion matri</w:t>
-      </w:r>
-      <w:r>
-        <w:rPr>
-          <w:rFonts w:asciiTheme="minorBidi" w:hAnsiTheme="minorBidi"/>
-        </w:rPr>
-        <w:t>x.</w:t>
-      </w:r>
-    </w:p>
-    <w:p>
-      <w:pPr>
-        <w:spacing w:line="360" w:lineRule="auto"/>
-        <w:rPr>
-          <w:rFonts w:asciiTheme="minorBidi" w:hAnsiTheme="minorBidi"/>
-          <w:rtl/>
-        </w:rPr>
-      </w:pPr>
-    </w:p>
-    <w:p>
-      <w:pPr>
-        <w:spacing w:line="360" w:lineRule="auto"/>
-        <w:rPr>
-          <w:rFonts w:asciiTheme="minorBidi" w:hAnsiTheme="minorBidi"/>
-          <w:rtl/>
-        </w:rPr>
-      </w:pPr>
-    </w:p>
-    <w:p>
-      <w:pPr>
-        <w:pStyle w:val="ListParagraph"/>
-        <w:numPr>
-          <w:ilvl w:val="1"/>
-          <w:numId w:val="6"/>
-        </w:numPr>
+          <w:sz w:val="18"/>
+          <w:szCs w:val="18"/>
+        </w:rPr>
+      </w:pPr>
+      <w:r>
+        <w:rPr>
+          <w:rFonts w:asciiTheme="minorBidi" w:hAnsiTheme="minorBidi"/>
+          <w:sz w:val="18"/>
+          <w:szCs w:val="18"/>
+        </w:rPr>
+        <w:t>evaluates model accuracy and confusion matrix.</w:t>
+      </w:r>
+    </w:p>
+    <w:p>
+      <w:pPr>
         <w:bidi/>
         <w:spacing w:line="360" w:lineRule="auto"/>
         <w:rPr>
           <w:rFonts w:asciiTheme="minorBidi" w:hAnsiTheme="minorBidi"/>
-        </w:rPr>
-      </w:pPr>
-      <w:r>
-        <w:rPr>
-          <w:rFonts w:asciiTheme="minorBidi" w:hAnsiTheme="minorBidi" w:hint="cs"/>
-          <w:rtl/>
-        </w:rPr>
-        <w:t xml:space="preserve">לדחוף קוד </w:t>
-      </w:r>
-      <w:proofErr w:type="spellStart"/>
-      <w:r>
-        <w:rPr>
-          <w:rFonts w:asciiTheme="minorBidi" w:hAnsiTheme="minorBidi" w:hint="cs"/>
-          <w:rtl/>
-        </w:rPr>
-        <w:t>לגיט</w:t>
-      </w:r>
-      <w:proofErr w:type="spellEnd"/>
-      <w:r>
-        <w:rPr>
-          <w:rFonts w:asciiTheme="minorBidi" w:hAnsiTheme="minorBidi" w:hint="cs"/>
-          <w:rtl/>
-        </w:rPr>
-        <w:t xml:space="preserve"> של </w:t>
-      </w:r>
-      <w:proofErr w:type="spellStart"/>
-      <w:r>
-        <w:rPr>
-          <w:rFonts w:asciiTheme="minorBidi" w:hAnsiTheme="minorBidi" w:hint="cs"/>
-          <w:rtl/>
-        </w:rPr>
-        <w:t>אורצוק</w:t>
-      </w:r>
-      <w:proofErr w:type="spellEnd"/>
-    </w:p>
-    <w:p>
-      <w:pPr>
-        <w:pStyle w:val="ListParagraph"/>
-        <w:numPr>
-          <w:ilvl w:val="1"/>
-          <w:numId w:val="6"/>
-        </w:numPr>
-        <w:bidi/>
-        <w:spacing w:line="360" w:lineRule="auto"/>
-        <w:rPr>
-          <w:rFonts w:asciiTheme="minorBidi" w:hAnsiTheme="minorBidi"/>
-        </w:rPr>
-      </w:pPr>
-      <w:r>
-        <w:rPr>
-          <w:rFonts w:asciiTheme="minorBidi" w:hAnsiTheme="minorBidi" w:hint="cs"/>
-          <w:rtl/>
-        </w:rPr>
-        <w:t>לכתוב מה עשינו בהכנת דאטה</w:t>
-      </w:r>
-    </w:p>
-    <w:p>
-      <w:pPr>
-        <w:pStyle w:val="ListParagraph"/>
-        <w:numPr>
-          <w:ilvl w:val="1"/>
-          <w:numId w:val="6"/>
-        </w:numPr>
-        <w:bidi/>
-        <w:spacing w:line="360" w:lineRule="auto"/>
-        <w:rPr>
-          <w:rFonts w:asciiTheme="minorBidi" w:hAnsiTheme="minorBidi"/>
-        </w:rPr>
-      </w:pPr>
-      <w:r>
-        <w:rPr>
-          <w:rFonts w:asciiTheme="minorBidi" w:hAnsiTheme="minorBidi" w:hint="cs"/>
-          <w:rtl/>
-        </w:rPr>
-        <w:t>לעדכן את התוצאות שאנחנו קיבלנו</w:t>
-      </w:r>
+          <w:sz w:val="18"/>
+          <w:szCs w:val="18"/>
+        </w:rPr>
+      </w:pPr>
     </w:p>
     <w:sectPr>
       <w:pgSz w:w="12240" w:h="15840"/>
@@ -3652,6 +3669,155 @@
     </w:lvl>
   </w:abstractNum>
   <w:abstractNum w:abstractNumId="3" w15:restartNumberingAfterBreak="0">
+    <w:nsid w:val="240C24CF"/>
+    <w:multiLevelType w:val="multilevel"/>
+    <w:tmpl w:val="9C366AF6"/>
+    <w:lvl w:ilvl="0">
+      <w:start w:val="1"/>
+      <w:numFmt w:val="bullet"/>
+      <w:lvlText w:val=""/>
+      <w:lvlJc w:val="left"/>
+      <w:pPr>
+        <w:tabs>
+          <w:tab w:val="num" w:pos="720"/>
+        </w:tabs>
+        <w:ind w:left="720" w:hanging="360"/>
+      </w:pPr>
+      <w:rPr>
+        <w:rFonts w:ascii="Symbol" w:hAnsi="Symbol" w:hint="default"/>
+        <w:sz w:val="20"/>
+      </w:rPr>
+    </w:lvl>
+    <w:lvl w:ilvl="1" w:tentative="1">
+      <w:start w:val="1"/>
+      <w:numFmt w:val="bullet"/>
+      <w:lvlText w:val="o"/>
+      <w:lvlJc w:val="left"/>
+      <w:pPr>
+        <w:tabs>
+          <w:tab w:val="num" w:pos="1440"/>
+        </w:tabs>
+        <w:ind w:left="1440" w:hanging="360"/>
+      </w:pPr>
+      <w:rPr>
+        <w:rFonts w:ascii="Courier New" w:hAnsi="Courier New" w:hint="default"/>
+        <w:sz w:val="20"/>
+      </w:rPr>
+    </w:lvl>
+    <w:lvl w:ilvl="2" w:tentative="1">
+      <w:start w:val="1"/>
+      <w:numFmt w:val="bullet"/>
+      <w:lvlText w:val=""/>
+      <w:lvlJc w:val="left"/>
+      <w:pPr>
+        <w:tabs>
+          <w:tab w:val="num" w:pos="2160"/>
+        </w:tabs>
+        <w:ind w:left="2160" w:hanging="360"/>
+      </w:pPr>
+      <w:rPr>
+        <w:rFonts w:ascii="Wingdings" w:hAnsi="Wingdings" w:hint="default"/>
+        <w:sz w:val="20"/>
+      </w:rPr>
+    </w:lvl>
+    <w:lvl w:ilvl="3" w:tentative="1">
+      <w:start w:val="1"/>
+      <w:numFmt w:val="bullet"/>
+      <w:lvlText w:val=""/>
+      <w:lvlJc w:val="left"/>
+      <w:pPr>
+        <w:tabs>
+          <w:tab w:val="num" w:pos="2880"/>
+        </w:tabs>
+        <w:ind w:left="2880" w:hanging="360"/>
+      </w:pPr>
+      <w:rPr>
+        <w:rFonts w:ascii="Wingdings" w:hAnsi="Wingdings" w:hint="default"/>
+        <w:sz w:val="20"/>
+      </w:rPr>
+    </w:lvl>
+    <w:lvl w:ilvl="4" w:tentative="1">
+      <w:start w:val="1"/>
+      <w:numFmt w:val="bullet"/>
+      <w:lvlText w:val=""/>
+      <w:lvlJc w:val="left"/>
+      <w:pPr>
+        <w:tabs>
+          <w:tab w:val="num" w:pos="3600"/>
+        </w:tabs>
+        <w:ind w:left="3600" w:hanging="360"/>
+      </w:pPr>
+      <w:rPr>
+        <w:rFonts w:ascii="Wingdings" w:hAnsi="Wingdings" w:hint="default"/>
+        <w:sz w:val="20"/>
+      </w:rPr>
+    </w:lvl>
+    <w:lvl w:ilvl="5" w:tentative="1">
+      <w:start w:val="1"/>
+      <w:numFmt w:val="bullet"/>
+      <w:lvlText w:val=""/>
+      <w:lvlJc w:val="left"/>
+      <w:pPr>
+        <w:tabs>
+          <w:tab w:val="num" w:pos="4320"/>
+        </w:tabs>
+        <w:ind w:left="4320" w:hanging="360"/>
+      </w:pPr>
+      <w:rPr>
+        <w:rFonts w:ascii="Wingdings" w:hAnsi="Wingdings" w:hint="default"/>
+        <w:sz w:val="20"/>
+      </w:rPr>
+    </w:lvl>
+    <w:lvl w:ilvl="6" w:tentative="1">
+      <w:start w:val="1"/>
+      <w:numFmt w:val="bullet"/>
+      <w:lvlText w:val=""/>
+      <w:lvlJc w:val="left"/>
+      <w:pPr>
+        <w:tabs>
+          <w:tab w:val="num" w:pos="5040"/>
+        </w:tabs>
+        <w:ind w:left="5040" w:hanging="360"/>
+      </w:pPr>
+      <w:rPr>
+        <w:rFonts w:ascii="Wingdings" w:hAnsi="Wingdings" w:hint="default"/>
+        <w:sz w:val="20"/>
+      </w:rPr>
+    </w:lvl>
+    <w:lvl w:ilvl="7" w:tentative="1">
+      <w:start w:val="1"/>
+      <w:numFmt w:val="bullet"/>
+      <w:lvlText w:val=""/>
+      <w:lvlJc w:val="left"/>
+      <w:pPr>
+        <w:tabs>
+          <w:tab w:val="num" w:pos="5760"/>
+        </w:tabs>
+        <w:ind w:left="5760" w:hanging="360"/>
+      </w:pPr>
+      <w:rPr>
+        <w:rFonts w:ascii="Wingdings" w:hAnsi="Wingdings" w:hint="default"/>
+        <w:sz w:val="20"/>
+      </w:rPr>
+    </w:lvl>
+    <w:lvl w:ilvl="8" w:tentative="1">
+      <w:start w:val="1"/>
+      <w:numFmt w:val="bullet"/>
+      <w:lvlText w:val=""/>
+      <w:lvlJc w:val="left"/>
+      <w:pPr>
+        <w:tabs>
+          <w:tab w:val="num" w:pos="6480"/>
+        </w:tabs>
+        <w:ind w:left="6480" w:hanging="360"/>
+      </w:pPr>
+      <w:rPr>
+        <w:rFonts w:ascii="Wingdings" w:hAnsi="Wingdings" w:hint="default"/>
+        <w:sz w:val="20"/>
+      </w:rPr>
+    </w:lvl>
+  </w:abstractNum>
+  <w:abstractNum w:abstractNumId="4" w15:restartNumberingAfterBreak="0">
     <w:nsid w:val="2F644091"/>
     <w:multiLevelType w:val="multilevel"/>
     <w:tmpl w:val="5FCA274E"/>
@@ -3800,7 +3966,120 @@
       </w:rPr>
     </w:lvl>
   </w:abstractNum>
-  <w:abstractNum w:abstractNumId="4" w15:restartNumberingAfterBreak="0">
+  <w:abstractNum w:abstractNumId="5" w15:restartNumberingAfterBreak="0">
+    <w:nsid w:val="32BF178B"/>
+    <w:multiLevelType w:val="hybridMultilevel"/>
+    <w:tmpl w:val="4314E868"/>
+    <w:lvl w:ilvl="0" w:tplc="04090001">
+      <w:start w:val="1"/>
+      <w:numFmt w:val="bullet"/>
+      <w:lvlText w:val=""/>
+      <w:lvlJc w:val="left"/>
+      <w:pPr>
+        <w:ind w:left="720" w:hanging="360"/>
+      </w:pPr>
+      <w:rPr>
+        <w:rFonts w:ascii="Symbol" w:hAnsi="Symbol" w:hint="default"/>
+      </w:rPr>
+    </w:lvl>
+    <w:lvl w:ilvl="1" w:tplc="04090003" w:tentative="1">
+      <w:start w:val="1"/>
+      <w:numFmt w:val="bullet"/>
+      <w:lvlText w:val="o"/>
+      <w:lvlJc w:val="left"/>
+      <w:pPr>
+        <w:ind w:left="1440" w:hanging="360"/>
+      </w:pPr>
+      <w:rPr>
+        <w:rFonts w:ascii="Courier New" w:hAnsi="Courier New" w:cs="Courier New" w:hint="default"/>
+      </w:rPr>
+    </w:lvl>
+    <w:lvl w:ilvl="2" w:tplc="04090005" w:tentative="1">
+      <w:start w:val="1"/>
+      <w:numFmt w:val="bullet"/>
+      <w:lvlText w:val=""/>
+      <w:lvlJc w:val="left"/>
+      <w:pPr>
+        <w:ind w:left="2160" w:hanging="360"/>
+      </w:pPr>
+      <w:rPr>
+        <w:rFonts w:ascii="Wingdings" w:hAnsi="Wingdings" w:hint="default"/>
+      </w:rPr>
+    </w:lvl>
+    <w:lvl w:ilvl="3" w:tplc="04090001" w:tentative="1">
+      <w:start w:val="1"/>
+      <w:numFmt w:val="bullet"/>
+      <w:lvlText w:val=""/>
+      <w:lvlJc w:val="left"/>
+      <w:pPr>
+        <w:ind w:left="2880" w:hanging="360"/>
+      </w:pPr>
+      <w:rPr>
+        <w:rFonts w:ascii="Symbol" w:hAnsi="Symbol" w:hint="default"/>
+      </w:rPr>
+    </w:lvl>
+    <w:lvl w:ilvl="4" w:tplc="04090003" w:tentative="1">
+      <w:start w:val="1"/>
+      <w:numFmt w:val="bullet"/>
+      <w:lvlText w:val="o"/>
+      <w:lvlJc w:val="left"/>
+      <w:pPr>
+        <w:ind w:left="3600" w:hanging="360"/>
+      </w:pPr>
+      <w:rPr>
+        <w:rFonts w:ascii="Courier New" w:hAnsi="Courier New" w:cs="Courier New" w:hint="default"/>
+      </w:rPr>
+    </w:lvl>
+    <w:lvl w:ilvl="5" w:tplc="04090005" w:tentative="1">
+      <w:start w:val="1"/>
+      <w:numFmt w:val="bullet"/>
+      <w:lvlText w:val=""/>
+      <w:lvlJc w:val="left"/>
+      <w:pPr>
+        <w:ind w:left="4320" w:hanging="360"/>
+      </w:pPr>
+      <w:rPr>
+        <w:rFonts w:ascii="Wingdings" w:hAnsi="Wingdings" w:hint="default"/>
+      </w:rPr>
+    </w:lvl>
+    <w:lvl w:ilvl="6" w:tplc="04090001" w:tentative="1">
+      <w:start w:val="1"/>
+      <w:numFmt w:val="bullet"/>
+      <w:lvlText w:val=""/>
+      <w:lvlJc w:val="left"/>
+      <w:pPr>
+        <w:ind w:left="5040" w:hanging="360"/>
+      </w:pPr>
+      <w:rPr>
+        <w:rFonts w:ascii="Symbol" w:hAnsi="Symbol" w:hint="default"/>
+      </w:rPr>
+    </w:lvl>
+    <w:lvl w:ilvl="7" w:tplc="04090003" w:tentative="1">
+      <w:start w:val="1"/>
+      <w:numFmt w:val="bullet"/>
+      <w:lvlText w:val="o"/>
+      <w:lvlJc w:val="left"/>
+      <w:pPr>
+        <w:ind w:left="5760" w:hanging="360"/>
+      </w:pPr>
+      <w:rPr>
+        <w:rFonts w:ascii="Courier New" w:hAnsi="Courier New" w:cs="Courier New" w:hint="default"/>
+      </w:rPr>
+    </w:lvl>
+    <w:lvl w:ilvl="8" w:tplc="04090005" w:tentative="1">
+      <w:start w:val="1"/>
+      <w:numFmt w:val="bullet"/>
+      <w:lvlText w:val=""/>
+      <w:lvlJc w:val="left"/>
+      <w:pPr>
+        <w:ind w:left="6480" w:hanging="360"/>
+      </w:pPr>
+      <w:rPr>
+        <w:rFonts w:ascii="Wingdings" w:hAnsi="Wingdings" w:hint="default"/>
+      </w:rPr>
+    </w:lvl>
+  </w:abstractNum>
+  <w:abstractNum w:abstractNumId="6" w15:restartNumberingAfterBreak="0">
     <w:nsid w:val="3373124C"/>
     <w:multiLevelType w:val="multilevel"/>
     <w:tmpl w:val="1AC6821C"/>
@@ -3947,7 +4226,7 @@
       </w:rPr>
     </w:lvl>
   </w:abstractNum>
-  <w:abstractNum w:abstractNumId="5" w15:restartNumberingAfterBreak="0">
+  <w:abstractNum w:abstractNumId="7" w15:restartNumberingAfterBreak="0">
     <w:nsid w:val="34C22277"/>
     <w:multiLevelType w:val="multilevel"/>
     <w:tmpl w:val="D1E4D95A"/>
@@ -3958,9 +4237,9 @@
       <w:lvlJc w:val="left"/>
       <w:pPr>
         <w:tabs>
-          <w:tab w:val="num" w:pos="720"/>
-        </w:tabs>
-        <w:ind w:left="720" w:hanging="360"/>
+          <w:tab w:val="num" w:pos="810"/>
+        </w:tabs>
+        <w:ind w:left="810" w:hanging="360"/>
       </w:pPr>
       <w:rPr>
         <w:rFonts w:ascii="Symbol" w:hAnsi="Symbol" w:hint="default"/>
@@ -3974,9 +4253,9 @@
       <w:lvlJc w:val="left"/>
       <w:pPr>
         <w:tabs>
-          <w:tab w:val="num" w:pos="1440"/>
-        </w:tabs>
-        <w:ind w:left="1440" w:hanging="360"/>
+          <w:tab w:val="num" w:pos="1530"/>
+        </w:tabs>
+        <w:ind w:left="1530" w:hanging="360"/>
       </w:pPr>
       <w:rPr>
         <w:rFonts w:ascii="Courier New" w:hAnsi="Courier New" w:hint="default"/>
@@ -3990,9 +4269,9 @@
       <w:lvlJc w:val="left"/>
       <w:pPr>
         <w:tabs>
-          <w:tab w:val="num" w:pos="2160"/>
-        </w:tabs>
-        <w:ind w:left="2160" w:hanging="360"/>
+          <w:tab w:val="num" w:pos="2250"/>
+        </w:tabs>
+        <w:ind w:left="2250" w:hanging="360"/>
       </w:pPr>
       <w:rPr>
         <w:rFonts w:ascii="Wingdings" w:hAnsi="Wingdings" w:hint="default"/>
@@ -4006,9 +4285,9 @@
       <w:lvlJc w:val="left"/>
       <w:pPr>
         <w:tabs>
-          <w:tab w:val="num" w:pos="2880"/>
-        </w:tabs>
-        <w:ind w:left="2880" w:hanging="360"/>
+          <w:tab w:val="num" w:pos="2970"/>
+        </w:tabs>
+        <w:ind w:left="2970" w:hanging="360"/>
       </w:pPr>
       <w:rPr>
         <w:rFonts w:ascii="Wingdings" w:hAnsi="Wingdings" w:hint="default"/>
@@ -4022,9 +4301,9 @@
       <w:lvlJc w:val="left"/>
       <w:pPr>
         <w:tabs>
-          <w:tab w:val="num" w:pos="3600"/>
-        </w:tabs>
-        <w:ind w:left="3600" w:hanging="360"/>
+          <w:tab w:val="num" w:pos="3690"/>
+        </w:tabs>
+        <w:ind w:left="3690" w:hanging="360"/>
       </w:pPr>
       <w:rPr>
         <w:rFonts w:ascii="Wingdings" w:hAnsi="Wingdings" w:hint="default"/>
@@ -4038,9 +4317,9 @@
       <w:lvlJc w:val="left"/>
       <w:pPr>
         <w:tabs>
-          <w:tab w:val="num" w:pos="4320"/>
-        </w:tabs>
-        <w:ind w:left="4320" w:hanging="360"/>
+          <w:tab w:val="num" w:pos="4410"/>
+        </w:tabs>
+        <w:ind w:left="4410" w:hanging="360"/>
       </w:pPr>
       <w:rPr>
         <w:rFonts w:ascii="Wingdings" w:hAnsi="Wingdings" w:hint="default"/>
@@ -4054,9 +4333,9 @@
       <w:lvlJc w:val="left"/>
       <w:pPr>
         <w:tabs>
-          <w:tab w:val="num" w:pos="5040"/>
-        </w:tabs>
-        <w:ind w:left="5040" w:hanging="360"/>
+          <w:tab w:val="num" w:pos="5130"/>
+        </w:tabs>
+        <w:ind w:left="5130" w:hanging="360"/>
       </w:pPr>
       <w:rPr>
         <w:rFonts w:ascii="Wingdings" w:hAnsi="Wingdings" w:hint="default"/>
@@ -4070,9 +4349,9 @@
       <w:lvlJc w:val="left"/>
       <w:pPr>
         <w:tabs>
-          <w:tab w:val="num" w:pos="5760"/>
-        </w:tabs>
-        <w:ind w:left="5760" w:hanging="360"/>
+          <w:tab w:val="num" w:pos="5850"/>
+        </w:tabs>
+        <w:ind w:left="5850" w:hanging="360"/>
       </w:pPr>
       <w:rPr>
         <w:rFonts w:ascii="Wingdings" w:hAnsi="Wingdings" w:hint="default"/>
@@ -4086,9 +4365,9 @@
       <w:lvlJc w:val="left"/>
       <w:pPr>
         <w:tabs>
-          <w:tab w:val="num" w:pos="6480"/>
-        </w:tabs>
-        <w:ind w:left="6480" w:hanging="360"/>
+          <w:tab w:val="num" w:pos="6570"/>
+        </w:tabs>
+        <w:ind w:left="6570" w:hanging="360"/>
       </w:pPr>
       <w:rPr>
         <w:rFonts w:ascii="Wingdings" w:hAnsi="Wingdings" w:hint="default"/>
@@ -4096,7 +4375,7 @@
       </w:rPr>
     </w:lvl>
   </w:abstractNum>
-  <w:abstractNum w:abstractNumId="6" w15:restartNumberingAfterBreak="0">
+  <w:abstractNum w:abstractNumId="8" w15:restartNumberingAfterBreak="0">
     <w:nsid w:val="3F8E671E"/>
     <w:multiLevelType w:val="multilevel"/>
     <w:tmpl w:val="BB6CAD42"/>
@@ -4241,7 +4520,156 @@
       </w:rPr>
     </w:lvl>
   </w:abstractNum>
-  <w:abstractNum w:abstractNumId="7" w15:restartNumberingAfterBreak="0">
+  <w:abstractNum w:abstractNumId="9" w15:restartNumberingAfterBreak="0">
+    <w:nsid w:val="49C128D9"/>
+    <w:multiLevelType w:val="multilevel"/>
+    <w:tmpl w:val="6E26300C"/>
+    <w:lvl w:ilvl="0">
+      <w:start w:val="1"/>
+      <w:numFmt w:val="bullet"/>
+      <w:lvlText w:val=""/>
+      <w:lvlJc w:val="left"/>
+      <w:pPr>
+        <w:tabs>
+          <w:tab w:val="num" w:pos="720"/>
+        </w:tabs>
+        <w:ind w:left="720" w:hanging="360"/>
+      </w:pPr>
+      <w:rPr>
+        <w:rFonts w:ascii="Symbol" w:hAnsi="Symbol" w:hint="default"/>
+        <w:sz w:val="20"/>
+      </w:rPr>
+    </w:lvl>
+    <w:lvl w:ilvl="1" w:tentative="1">
+      <w:start w:val="1"/>
+      <w:numFmt w:val="bullet"/>
+      <w:lvlText w:val="o"/>
+      <w:lvlJc w:val="left"/>
+      <w:pPr>
+        <w:tabs>
+          <w:tab w:val="num" w:pos="1440"/>
+        </w:tabs>
+        <w:ind w:left="1440" w:hanging="360"/>
+      </w:pPr>
+      <w:rPr>
+        <w:rFonts w:ascii="Courier New" w:hAnsi="Courier New" w:hint="default"/>
+        <w:sz w:val="20"/>
+      </w:rPr>
+    </w:lvl>
+    <w:lvl w:ilvl="2" w:tentative="1">
+      <w:start w:val="1"/>
+      <w:numFmt w:val="bullet"/>
+      <w:lvlText w:val=""/>
+      <w:lvlJc w:val="left"/>
+      <w:pPr>
+        <w:tabs>
+          <w:tab w:val="num" w:pos="2160"/>
+        </w:tabs>
+        <w:ind w:left="2160" w:hanging="360"/>
+      </w:pPr>
+      <w:rPr>
+        <w:rFonts w:ascii="Wingdings" w:hAnsi="Wingdings" w:hint="default"/>
+        <w:sz w:val="20"/>
+      </w:rPr>
+    </w:lvl>
+    <w:lvl w:ilvl="3" w:tentative="1">
+      <w:start w:val="1"/>
+      <w:numFmt w:val="bullet"/>
+      <w:lvlText w:val=""/>
+      <w:lvlJc w:val="left"/>
+      <w:pPr>
+        <w:tabs>
+          <w:tab w:val="num" w:pos="2880"/>
+        </w:tabs>
+        <w:ind w:left="2880" w:hanging="360"/>
+      </w:pPr>
+      <w:rPr>
+        <w:rFonts w:ascii="Wingdings" w:hAnsi="Wingdings" w:hint="default"/>
+        <w:sz w:val="20"/>
+      </w:rPr>
+    </w:lvl>
+    <w:lvl w:ilvl="4" w:tentative="1">
+      <w:start w:val="1"/>
+      <w:numFmt w:val="bullet"/>
+      <w:lvlText w:val=""/>
+      <w:lvlJc w:val="left"/>
+      <w:pPr>
+        <w:tabs>
+          <w:tab w:val="num" w:pos="3600"/>
+        </w:tabs>
+        <w:ind w:left="3600" w:hanging="360"/>
+      </w:pPr>
+      <w:rPr>
+        <w:rFonts w:ascii="Wingdings" w:hAnsi="Wingdings" w:hint="default"/>
+        <w:sz w:val="20"/>
+      </w:rPr>
+    </w:lvl>
+    <w:lvl w:ilvl="5" w:tentative="1">
+      <w:start w:val="1"/>
+      <w:numFmt w:val="bullet"/>
+      <w:lvlText w:val=""/>
+      <w:lvlJc w:val="left"/>
+      <w:pPr>
+        <w:tabs>
+          <w:tab w:val="num" w:pos="4320"/>
+        </w:tabs>
+        <w:ind w:left="4320" w:hanging="360"/>
+      </w:pPr>
+      <w:rPr>
+        <w:rFonts w:ascii="Wingdings" w:hAnsi="Wingdings" w:hint="default"/>
+        <w:sz w:val="20"/>
+      </w:rPr>
+    </w:lvl>
+    <w:lvl w:ilvl="6" w:tentative="1">
+      <w:start w:val="1"/>
+      <w:numFmt w:val="bullet"/>
+      <w:lvlText w:val=""/>
+      <w:lvlJc w:val="left"/>
+      <w:pPr>
+        <w:tabs>
+          <w:tab w:val="num" w:pos="5040"/>
+        </w:tabs>
+        <w:ind w:left="5040" w:hanging="360"/>
+      </w:pPr>
+      <w:rPr>
+        <w:rFonts w:ascii="Wingdings" w:hAnsi="Wingdings" w:hint="default"/>
+        <w:sz w:val="20"/>
+      </w:rPr>
+    </w:lvl>
+    <w:lvl w:ilvl="7" w:tentative="1">
+      <w:start w:val="1"/>
+      <w:numFmt w:val="bullet"/>
+      <w:lvlText w:val=""/>
+      <w:lvlJc w:val="left"/>
+      <w:pPr>
+        <w:tabs>
+          <w:tab w:val="num" w:pos="5760"/>
+        </w:tabs>
+        <w:ind w:left="5760" w:hanging="360"/>
+      </w:pPr>
+      <w:rPr>
+        <w:rFonts w:ascii="Wingdings" w:hAnsi="Wingdings" w:hint="default"/>
+        <w:sz w:val="20"/>
+      </w:rPr>
+    </w:lvl>
+    <w:lvl w:ilvl="8" w:tentative="1">
+      <w:start w:val="1"/>
+      <w:numFmt w:val="bullet"/>
+      <w:lvlText w:val=""/>
+      <w:lvlJc w:val="left"/>
+      <w:pPr>
+        <w:tabs>
+          <w:tab w:val="num" w:pos="6480"/>
+        </w:tabs>
+        <w:ind w:left="6480" w:hanging="360"/>
+      </w:pPr>
+      <w:rPr>
+        <w:rFonts w:ascii="Wingdings" w:hAnsi="Wingdings" w:hint="default"/>
+        <w:sz w:val="20"/>
+      </w:rPr>
+    </w:lvl>
+  </w:abstractNum>
+  <w:abstractNum w:abstractNumId="10" w15:restartNumberingAfterBreak="0">
     <w:nsid w:val="49F0346B"/>
     <w:multiLevelType w:val="hybridMultilevel"/>
     <w:tmpl w:val="17A21FE6"/>
@@ -4330,7 +4758,7 @@
       </w:pPr>
     </w:lvl>
   </w:abstractNum>
-  <w:abstractNum w:abstractNumId="8" w15:restartNumberingAfterBreak="0">
+  <w:abstractNum w:abstractNumId="11" w15:restartNumberingAfterBreak="0">
     <w:nsid w:val="4D661638"/>
     <w:multiLevelType w:val="hybridMultilevel"/>
     <w:tmpl w:val="2C9E0320"/>
@@ -4416,7 +4844,156 @@
       </w:pPr>
     </w:lvl>
   </w:abstractNum>
-  <w:abstractNum w:abstractNumId="9" w15:restartNumberingAfterBreak="0">
+  <w:abstractNum w:abstractNumId="12" w15:restartNumberingAfterBreak="0">
+    <w:nsid w:val="51C82EE5"/>
+    <w:multiLevelType w:val="multilevel"/>
+    <w:tmpl w:val="A698A0A4"/>
+    <w:lvl w:ilvl="0">
+      <w:start w:val="1"/>
+      <w:numFmt w:val="bullet"/>
+      <w:lvlText w:val=""/>
+      <w:lvlJc w:val="left"/>
+      <w:pPr>
+        <w:tabs>
+          <w:tab w:val="num" w:pos="720"/>
+        </w:tabs>
+        <w:ind w:left="720" w:hanging="360"/>
+      </w:pPr>
+      <w:rPr>
+        <w:rFonts w:ascii="Symbol" w:hAnsi="Symbol" w:hint="default"/>
+        <w:sz w:val="20"/>
+      </w:rPr>
+    </w:lvl>
+    <w:lvl w:ilvl="1" w:tentative="1">
+      <w:start w:val="1"/>
+      <w:numFmt w:val="bullet"/>
+      <w:lvlText w:val="o"/>
+      <w:lvlJc w:val="left"/>
+      <w:pPr>
+        <w:tabs>
+          <w:tab w:val="num" w:pos="1440"/>
+        </w:tabs>
+        <w:ind w:left="1440" w:hanging="360"/>
+      </w:pPr>
+      <w:rPr>
+        <w:rFonts w:ascii="Courier New" w:hAnsi="Courier New" w:hint="default"/>
+        <w:sz w:val="20"/>
+      </w:rPr>
+    </w:lvl>
+    <w:lvl w:ilvl="2" w:tentative="1">
+      <w:start w:val="1"/>
+      <w:numFmt w:val="bullet"/>
+      <w:lvlText w:val=""/>
+      <w:lvlJc w:val="left"/>
+      <w:pPr>
+        <w:tabs>
+          <w:tab w:val="num" w:pos="2160"/>
+        </w:tabs>
+        <w:ind w:left="2160" w:hanging="360"/>
+      </w:pPr>
+      <w:rPr>
+        <w:rFonts w:ascii="Wingdings" w:hAnsi="Wingdings" w:hint="default"/>
+        <w:sz w:val="20"/>
+      </w:rPr>
+    </w:lvl>
+    <w:lvl w:ilvl="3" w:tentative="1">
+      <w:start w:val="1"/>
+      <w:numFmt w:val="bullet"/>
+      <w:lvlText w:val=""/>
+      <w:lvlJc w:val="left"/>
+      <w:pPr>
+        <w:tabs>
+          <w:tab w:val="num" w:pos="2880"/>
+        </w:tabs>
+        <w:ind w:left="2880" w:hanging="360"/>
+      </w:pPr>
+      <w:rPr>
+        <w:rFonts w:ascii="Wingdings" w:hAnsi="Wingdings" w:hint="default"/>
+        <w:sz w:val="20"/>
+      </w:rPr>
+    </w:lvl>
+    <w:lvl w:ilvl="4" w:tentative="1">
+      <w:start w:val="1"/>
+      <w:numFmt w:val="bullet"/>
+      <w:lvlText w:val=""/>
+      <w:lvlJc w:val="left"/>
+      <w:pPr>
+        <w:tabs>
+          <w:tab w:val="num" w:pos="3600"/>
+        </w:tabs>
+        <w:ind w:left="3600" w:hanging="360"/>
+      </w:pPr>
+      <w:rPr>
+        <w:rFonts w:ascii="Wingdings" w:hAnsi="Wingdings" w:hint="default"/>
+        <w:sz w:val="20"/>
+      </w:rPr>
+    </w:lvl>
+    <w:lvl w:ilvl="5" w:tentative="1">
+      <w:start w:val="1"/>
+      <w:numFmt w:val="bullet"/>
+      <w:lvlText w:val=""/>
+      <w:lvlJc w:val="left"/>
+      <w:pPr>
+        <w:tabs>
+          <w:tab w:val="num" w:pos="4320"/>
+        </w:tabs>
+        <w:ind w:left="4320" w:hanging="360"/>
+      </w:pPr>
+      <w:rPr>
+        <w:rFonts w:ascii="Wingdings" w:hAnsi="Wingdings" w:hint="default"/>
+        <w:sz w:val="20"/>
+      </w:rPr>
+    </w:lvl>
+    <w:lvl w:ilvl="6" w:tentative="1">
+      <w:start w:val="1"/>
+      <w:numFmt w:val="bullet"/>
+      <w:lvlText w:val=""/>
+      <w:lvlJc w:val="left"/>
+      <w:pPr>
+        <w:tabs>
+          <w:tab w:val="num" w:pos="5040"/>
+        </w:tabs>
+        <w:ind w:left="5040" w:hanging="360"/>
+      </w:pPr>
+      <w:rPr>
+        <w:rFonts w:ascii="Wingdings" w:hAnsi="Wingdings" w:hint="default"/>
+        <w:sz w:val="20"/>
+      </w:rPr>
+    </w:lvl>
+    <w:lvl w:ilvl="7" w:tentative="1">
+      <w:start w:val="1"/>
+      <w:numFmt w:val="bullet"/>
+      <w:lvlText w:val=""/>
+      <w:lvlJc w:val="left"/>
+      <w:pPr>
+        <w:tabs>
+          <w:tab w:val="num" w:pos="5760"/>
+        </w:tabs>
+        <w:ind w:left="5760" w:hanging="360"/>
+      </w:pPr>
+      <w:rPr>
+        <w:rFonts w:ascii="Wingdings" w:hAnsi="Wingdings" w:hint="default"/>
+        <w:sz w:val="20"/>
+      </w:rPr>
+    </w:lvl>
+    <w:lvl w:ilvl="8" w:tentative="1">
+      <w:start w:val="1"/>
+      <w:numFmt w:val="bullet"/>
+      <w:lvlText w:val=""/>
+      <w:lvlJc w:val="left"/>
+      <w:pPr>
+        <w:tabs>
+          <w:tab w:val="num" w:pos="6480"/>
+        </w:tabs>
+        <w:ind w:left="6480" w:hanging="360"/>
+      </w:pPr>
+      <w:rPr>
+        <w:rFonts w:ascii="Wingdings" w:hAnsi="Wingdings" w:hint="default"/>
+        <w:sz w:val="20"/>
+      </w:rPr>
+    </w:lvl>
+  </w:abstractNum>
+  <w:abstractNum w:abstractNumId="13" w15:restartNumberingAfterBreak="0">
     <w:nsid w:val="5349664E"/>
     <w:multiLevelType w:val="multilevel"/>
     <w:tmpl w:val="27B812A4"/>
@@ -4565,7 +5142,156 @@
       </w:rPr>
     </w:lvl>
   </w:abstractNum>
-  <w:abstractNum w:abstractNumId="10" w15:restartNumberingAfterBreak="0">
+  <w:abstractNum w:abstractNumId="14" w15:restartNumberingAfterBreak="0">
+    <w:nsid w:val="5A9D7290"/>
+    <w:multiLevelType w:val="multilevel"/>
+    <w:tmpl w:val="B2C2708E"/>
+    <w:lvl w:ilvl="0">
+      <w:start w:val="1"/>
+      <w:numFmt w:val="bullet"/>
+      <w:lvlText w:val=""/>
+      <w:lvlJc w:val="left"/>
+      <w:pPr>
+        <w:tabs>
+          <w:tab w:val="num" w:pos="720"/>
+        </w:tabs>
+        <w:ind w:left="720" w:hanging="360"/>
+      </w:pPr>
+      <w:rPr>
+        <w:rFonts w:ascii="Symbol" w:hAnsi="Symbol" w:hint="default"/>
+        <w:sz w:val="20"/>
+      </w:rPr>
+    </w:lvl>
+    <w:lvl w:ilvl="1" w:tentative="1">
+      <w:start w:val="1"/>
+      <w:numFmt w:val="bullet"/>
+      <w:lvlText w:val="o"/>
+      <w:lvlJc w:val="left"/>
+      <w:pPr>
+        <w:tabs>
+          <w:tab w:val="num" w:pos="1440"/>
+        </w:tabs>
+        <w:ind w:left="1440" w:hanging="360"/>
+      </w:pPr>
+      <w:rPr>
+        <w:rFonts w:ascii="Courier New" w:hAnsi="Courier New" w:hint="default"/>
+        <w:sz w:val="20"/>
+      </w:rPr>
+    </w:lvl>
+    <w:lvl w:ilvl="2" w:tentative="1">
+      <w:start w:val="1"/>
+      <w:numFmt w:val="bullet"/>
+      <w:lvlText w:val=""/>
+      <w:lvlJc w:val="left"/>
+      <w:pPr>
+        <w:tabs>
+          <w:tab w:val="num" w:pos="2160"/>
+        </w:tabs>
+        <w:ind w:left="2160" w:hanging="360"/>
+      </w:pPr>
+      <w:rPr>
+        <w:rFonts w:ascii="Wingdings" w:hAnsi="Wingdings" w:hint="default"/>
+        <w:sz w:val="20"/>
+      </w:rPr>
+    </w:lvl>
+    <w:lvl w:ilvl="3" w:tentative="1">
+      <w:start w:val="1"/>
+      <w:numFmt w:val="bullet"/>
+      <w:lvlText w:val=""/>
+      <w:lvlJc w:val="left"/>
+      <w:pPr>
+        <w:tabs>
+          <w:tab w:val="num" w:pos="2880"/>
+        </w:tabs>
+        <w:ind w:left="2880" w:hanging="360"/>
+      </w:pPr>
+      <w:rPr>
+        <w:rFonts w:ascii="Wingdings" w:hAnsi="Wingdings" w:hint="default"/>
+        <w:sz w:val="20"/>
+      </w:rPr>
+    </w:lvl>
+    <w:lvl w:ilvl="4" w:tentative="1">
+      <w:start w:val="1"/>
+      <w:numFmt w:val="bullet"/>
+      <w:lvlText w:val=""/>
+      <w:lvlJc w:val="left"/>
+      <w:pPr>
+        <w:tabs>
+          <w:tab w:val="num" w:pos="3600"/>
+        </w:tabs>
+        <w:ind w:left="3600" w:hanging="360"/>
+      </w:pPr>
+      <w:rPr>
+        <w:rFonts w:ascii="Wingdings" w:hAnsi="Wingdings" w:hint="default"/>
+        <w:sz w:val="20"/>
+      </w:rPr>
+    </w:lvl>
+    <w:lvl w:ilvl="5" w:tentative="1">
+      <w:start w:val="1"/>
+      <w:numFmt w:val="bullet"/>
+      <w:lvlText w:val=""/>
+      <w:lvlJc w:val="left"/>
+      <w:pPr>
+        <w:tabs>
+          <w:tab w:val="num" w:pos="4320"/>
+        </w:tabs>
+        <w:ind w:left="4320" w:hanging="360"/>
+      </w:pPr>
+      <w:rPr>
+        <w:rFonts w:ascii="Wingdings" w:hAnsi="Wingdings" w:hint="default"/>
+        <w:sz w:val="20"/>
+      </w:rPr>
+    </w:lvl>
+    <w:lvl w:ilvl="6" w:tentative="1">
+      <w:start w:val="1"/>
+      <w:numFmt w:val="bullet"/>
+      <w:lvlText w:val=""/>
+      <w:lvlJc w:val="left"/>
+      <w:pPr>
+        <w:tabs>
+          <w:tab w:val="num" w:pos="5040"/>
+        </w:tabs>
+        <w:ind w:left="5040" w:hanging="360"/>
+      </w:pPr>
+      <w:rPr>
+        <w:rFonts w:ascii="Wingdings" w:hAnsi="Wingdings" w:hint="default"/>
+        <w:sz w:val="20"/>
+      </w:rPr>
+    </w:lvl>
+    <w:lvl w:ilvl="7" w:tentative="1">
+      <w:start w:val="1"/>
+      <w:numFmt w:val="bullet"/>
+      <w:lvlText w:val=""/>
+      <w:lvlJc w:val="left"/>
+      <w:pPr>
+        <w:tabs>
+          <w:tab w:val="num" w:pos="5760"/>
+        </w:tabs>
+        <w:ind w:left="5760" w:hanging="360"/>
+      </w:pPr>
+      <w:rPr>
+        <w:rFonts w:ascii="Wingdings" w:hAnsi="Wingdings" w:hint="default"/>
+        <w:sz w:val="20"/>
+      </w:rPr>
+    </w:lvl>
+    <w:lvl w:ilvl="8" w:tentative="1">
+      <w:start w:val="1"/>
+      <w:numFmt w:val="bullet"/>
+      <w:lvlText w:val=""/>
+      <w:lvlJc w:val="left"/>
+      <w:pPr>
+        <w:tabs>
+          <w:tab w:val="num" w:pos="6480"/>
+        </w:tabs>
+        <w:ind w:left="6480" w:hanging="360"/>
+      </w:pPr>
+      <w:rPr>
+        <w:rFonts w:ascii="Wingdings" w:hAnsi="Wingdings" w:hint="default"/>
+        <w:sz w:val="20"/>
+      </w:rPr>
+    </w:lvl>
+  </w:abstractNum>
+  <w:abstractNum w:abstractNumId="15" w15:restartNumberingAfterBreak="0">
     <w:nsid w:val="5B7E3C9C"/>
     <w:multiLevelType w:val="hybridMultilevel"/>
     <w:tmpl w:val="40C42F66"/>
@@ -4654,7 +5380,7 @@
       </w:pPr>
     </w:lvl>
   </w:abstractNum>
-  <w:abstractNum w:abstractNumId="11" w15:restartNumberingAfterBreak="0">
+  <w:abstractNum w:abstractNumId="16" w15:restartNumberingAfterBreak="0">
     <w:nsid w:val="5C656BA1"/>
     <w:multiLevelType w:val="multilevel"/>
     <w:tmpl w:val="95CE91E8"/>
@@ -4803,7 +5529,7 @@
       </w:rPr>
     </w:lvl>
   </w:abstractNum>
-  <w:abstractNum w:abstractNumId="12" w15:restartNumberingAfterBreak="0">
+  <w:abstractNum w:abstractNumId="17" w15:restartNumberingAfterBreak="0">
     <w:nsid w:val="5C7C4AE7"/>
     <w:multiLevelType w:val="hybridMultilevel"/>
     <w:tmpl w:val="74ECECE8"/>
@@ -4892,7 +5618,7 @@
       </w:pPr>
     </w:lvl>
   </w:abstractNum>
-  <w:abstractNum w:abstractNumId="13" w15:restartNumberingAfterBreak="0">
+  <w:abstractNum w:abstractNumId="18" w15:restartNumberingAfterBreak="0">
     <w:nsid w:val="645C6DAF"/>
     <w:multiLevelType w:val="multilevel"/>
     <w:tmpl w:val="24621CF4"/>
@@ -5041,7 +5767,7 @@
       </w:rPr>
     </w:lvl>
   </w:abstractNum>
-  <w:abstractNum w:abstractNumId="14" w15:restartNumberingAfterBreak="0">
+  <w:abstractNum w:abstractNumId="19" w15:restartNumberingAfterBreak="0">
     <w:nsid w:val="6982010E"/>
     <w:multiLevelType w:val="multilevel"/>
     <w:tmpl w:val="315AB50E"/>
@@ -5190,7 +5916,603 @@
       </w:rPr>
     </w:lvl>
   </w:abstractNum>
-  <w:abstractNum w:abstractNumId="15" w15:restartNumberingAfterBreak="0">
+  <w:abstractNum w:abstractNumId="20" w15:restartNumberingAfterBreak="0">
+    <w:nsid w:val="6EAA50E9"/>
+    <w:multiLevelType w:val="multilevel"/>
+    <w:tmpl w:val="6DEC5F0C"/>
+    <w:lvl w:ilvl="0">
+      <w:start w:val="1"/>
+      <w:numFmt w:val="bullet"/>
+      <w:lvlText w:val=""/>
+      <w:lvlJc w:val="left"/>
+      <w:pPr>
+        <w:tabs>
+          <w:tab w:val="num" w:pos="720"/>
+        </w:tabs>
+        <w:ind w:left="720" w:hanging="360"/>
+      </w:pPr>
+      <w:rPr>
+        <w:rFonts w:ascii="Symbol" w:hAnsi="Symbol" w:hint="default"/>
+        <w:sz w:val="20"/>
+      </w:rPr>
+    </w:lvl>
+    <w:lvl w:ilvl="1" w:tentative="1">
+      <w:start w:val="1"/>
+      <w:numFmt w:val="bullet"/>
+      <w:lvlText w:val="o"/>
+      <w:lvlJc w:val="left"/>
+      <w:pPr>
+        <w:tabs>
+          <w:tab w:val="num" w:pos="1440"/>
+        </w:tabs>
+        <w:ind w:left="1440" w:hanging="360"/>
+      </w:pPr>
+      <w:rPr>
+        <w:rFonts w:ascii="Courier New" w:hAnsi="Courier New" w:hint="default"/>
+        <w:sz w:val="20"/>
+      </w:rPr>
+    </w:lvl>
+    <w:lvl w:ilvl="2" w:tentative="1">
+      <w:start w:val="1"/>
+      <w:numFmt w:val="bullet"/>
+      <w:lvlText w:val=""/>
+      <w:lvlJc w:val="left"/>
+      <w:pPr>
+        <w:tabs>
+          <w:tab w:val="num" w:pos="2160"/>
+        </w:tabs>
+        <w:ind w:left="2160" w:hanging="360"/>
+      </w:pPr>
+      <w:rPr>
+        <w:rFonts w:ascii="Wingdings" w:hAnsi="Wingdings" w:hint="default"/>
+        <w:sz w:val="20"/>
+      </w:rPr>
+    </w:lvl>
+    <w:lvl w:ilvl="3" w:tentative="1">
+      <w:start w:val="1"/>
+      <w:numFmt w:val="bullet"/>
+      <w:lvlText w:val=""/>
+      <w:lvlJc w:val="left"/>
+      <w:pPr>
+        <w:tabs>
+          <w:tab w:val="num" w:pos="2880"/>
+        </w:tabs>
+        <w:ind w:left="2880" w:hanging="360"/>
+      </w:pPr>
+      <w:rPr>
+        <w:rFonts w:ascii="Wingdings" w:hAnsi="Wingdings" w:hint="default"/>
+        <w:sz w:val="20"/>
+      </w:rPr>
+    </w:lvl>
+    <w:lvl w:ilvl="4" w:tentative="1">
+      <w:start w:val="1"/>
+      <w:numFmt w:val="bullet"/>
+      <w:lvlText w:val=""/>
+      <w:lvlJc w:val="left"/>
+      <w:pPr>
+        <w:tabs>
+          <w:tab w:val="num" w:pos="3600"/>
+        </w:tabs>
+        <w:ind w:left="3600" w:hanging="360"/>
+      </w:pPr>
+      <w:rPr>
+        <w:rFonts w:ascii="Wingdings" w:hAnsi="Wingdings" w:hint="default"/>
+        <w:sz w:val="20"/>
+      </w:rPr>
+    </w:lvl>
+    <w:lvl w:ilvl="5" w:tentative="1">
+      <w:start w:val="1"/>
+      <w:numFmt w:val="bullet"/>
+      <w:lvlText w:val=""/>
+      <w:lvlJc w:val="left"/>
+      <w:pPr>
+        <w:tabs>
+          <w:tab w:val="num" w:pos="4320"/>
+        </w:tabs>
+        <w:ind w:left="4320" w:hanging="360"/>
+      </w:pPr>
+      <w:rPr>
+        <w:rFonts w:ascii="Wingdings" w:hAnsi="Wingdings" w:hint="default"/>
+        <w:sz w:val="20"/>
+      </w:rPr>
+    </w:lvl>
+    <w:lvl w:ilvl="6" w:tentative="1">
+      <w:start w:val="1"/>
+      <w:numFmt w:val="bullet"/>
+      <w:lvlText w:val=""/>
+      <w:lvlJc w:val="left"/>
+      <w:pPr>
+        <w:tabs>
+          <w:tab w:val="num" w:pos="5040"/>
+        </w:tabs>
+        <w:ind w:left="5040" w:hanging="360"/>
+      </w:pPr>
+      <w:rPr>
+        <w:rFonts w:ascii="Wingdings" w:hAnsi="Wingdings" w:hint="default"/>
+        <w:sz w:val="20"/>
+      </w:rPr>
+    </w:lvl>
+    <w:lvl w:ilvl="7" w:tentative="1">
+      <w:start w:val="1"/>
+      <w:numFmt w:val="bullet"/>
+      <w:lvlText w:val=""/>
+      <w:lvlJc w:val="left"/>
+      <w:pPr>
+        <w:tabs>
+          <w:tab w:val="num" w:pos="5760"/>
+        </w:tabs>
+        <w:ind w:left="5760" w:hanging="360"/>
+      </w:pPr>
+      <w:rPr>
+        <w:rFonts w:ascii="Wingdings" w:hAnsi="Wingdings" w:hint="default"/>
+        <w:sz w:val="20"/>
+      </w:rPr>
+    </w:lvl>
+    <w:lvl w:ilvl="8" w:tentative="1">
+      <w:start w:val="1"/>
+      <w:numFmt w:val="bullet"/>
+      <w:lvlText w:val=""/>
+      <w:lvlJc w:val="left"/>
+      <w:pPr>
+        <w:tabs>
+          <w:tab w:val="num" w:pos="6480"/>
+        </w:tabs>
+        <w:ind w:left="6480" w:hanging="360"/>
+      </w:pPr>
+      <w:rPr>
+        <w:rFonts w:ascii="Wingdings" w:hAnsi="Wingdings" w:hint="default"/>
+        <w:sz w:val="20"/>
+      </w:rPr>
+    </w:lvl>
+  </w:abstractNum>
+  <w:abstractNum w:abstractNumId="21" w15:restartNumberingAfterBreak="0">
+    <w:nsid w:val="73C17479"/>
+    <w:multiLevelType w:val="multilevel"/>
+    <w:tmpl w:val="19761B5C"/>
+    <w:lvl w:ilvl="0">
+      <w:start w:val="1"/>
+      <w:numFmt w:val="bullet"/>
+      <w:lvlText w:val=""/>
+      <w:lvlJc w:val="left"/>
+      <w:pPr>
+        <w:tabs>
+          <w:tab w:val="num" w:pos="720"/>
+        </w:tabs>
+        <w:ind w:left="720" w:hanging="360"/>
+      </w:pPr>
+      <w:rPr>
+        <w:rFonts w:ascii="Symbol" w:hAnsi="Symbol" w:hint="default"/>
+        <w:sz w:val="20"/>
+      </w:rPr>
+    </w:lvl>
+    <w:lvl w:ilvl="1" w:tentative="1">
+      <w:start w:val="1"/>
+      <w:numFmt w:val="bullet"/>
+      <w:lvlText w:val="o"/>
+      <w:lvlJc w:val="left"/>
+      <w:pPr>
+        <w:tabs>
+          <w:tab w:val="num" w:pos="1440"/>
+        </w:tabs>
+        <w:ind w:left="1440" w:hanging="360"/>
+      </w:pPr>
+      <w:rPr>
+        <w:rFonts w:ascii="Courier New" w:hAnsi="Courier New" w:hint="default"/>
+        <w:sz w:val="20"/>
+      </w:rPr>
+    </w:lvl>
+    <w:lvl w:ilvl="2" w:tentative="1">
+      <w:start w:val="1"/>
+      <w:numFmt w:val="bullet"/>
+      <w:lvlText w:val=""/>
+      <w:lvlJc w:val="left"/>
+      <w:pPr>
+        <w:tabs>
+          <w:tab w:val="num" w:pos="2160"/>
+        </w:tabs>
+        <w:ind w:left="2160" w:hanging="360"/>
+      </w:pPr>
+      <w:rPr>
+        <w:rFonts w:ascii="Wingdings" w:hAnsi="Wingdings" w:hint="default"/>
+        <w:sz w:val="20"/>
+      </w:rPr>
+    </w:lvl>
+    <w:lvl w:ilvl="3" w:tentative="1">
+      <w:start w:val="1"/>
+      <w:numFmt w:val="bullet"/>
+      <w:lvlText w:val=""/>
+      <w:lvlJc w:val="left"/>
+      <w:pPr>
+        <w:tabs>
+          <w:tab w:val="num" w:pos="2880"/>
+        </w:tabs>
+        <w:ind w:left="2880" w:hanging="360"/>
+      </w:pPr>
+      <w:rPr>
+        <w:rFonts w:ascii="Wingdings" w:hAnsi="Wingdings" w:hint="default"/>
+        <w:sz w:val="20"/>
+      </w:rPr>
+    </w:lvl>
+    <w:lvl w:ilvl="4" w:tentative="1">
+      <w:start w:val="1"/>
+      <w:numFmt w:val="bullet"/>
+      <w:lvlText w:val=""/>
+      <w:lvlJc w:val="left"/>
+      <w:pPr>
+        <w:tabs>
+          <w:tab w:val="num" w:pos="3600"/>
+        </w:tabs>
+        <w:ind w:left="3600" w:hanging="360"/>
+      </w:pPr>
+      <w:rPr>
+        <w:rFonts w:ascii="Wingdings" w:hAnsi="Wingdings" w:hint="default"/>
+        <w:sz w:val="20"/>
+      </w:rPr>
+    </w:lvl>
+    <w:lvl w:ilvl="5" w:tentative="1">
+      <w:start w:val="1"/>
+      <w:numFmt w:val="bullet"/>
+      <w:lvlText w:val=""/>
+      <w:lvlJc w:val="left"/>
+      <w:pPr>
+        <w:tabs>
+          <w:tab w:val="num" w:pos="4320"/>
+        </w:tabs>
+        <w:ind w:left="4320" w:hanging="360"/>
+      </w:pPr>
+      <w:rPr>
+        <w:rFonts w:ascii="Wingdings" w:hAnsi="Wingdings" w:hint="default"/>
+        <w:sz w:val="20"/>
+      </w:rPr>
+    </w:lvl>
+    <w:lvl w:ilvl="6" w:tentative="1">
+      <w:start w:val="1"/>
+      <w:numFmt w:val="bullet"/>
+      <w:lvlText w:val=""/>
+      <w:lvlJc w:val="left"/>
+      <w:pPr>
+        <w:tabs>
+          <w:tab w:val="num" w:pos="5040"/>
+        </w:tabs>
+        <w:ind w:left="5040" w:hanging="360"/>
+      </w:pPr>
+      <w:rPr>
+        <w:rFonts w:ascii="Wingdings" w:hAnsi="Wingdings" w:hint="default"/>
+        <w:sz w:val="20"/>
+      </w:rPr>
+    </w:lvl>
+    <w:lvl w:ilvl="7" w:tentative="1">
+      <w:start w:val="1"/>
+      <w:numFmt w:val="bullet"/>
+      <w:lvlText w:val=""/>
+      <w:lvlJc w:val="left"/>
+      <w:pPr>
+        <w:tabs>
+          <w:tab w:val="num" w:pos="5760"/>
+        </w:tabs>
+        <w:ind w:left="5760" w:hanging="360"/>
+      </w:pPr>
+      <w:rPr>
+        <w:rFonts w:ascii="Wingdings" w:hAnsi="Wingdings" w:hint="default"/>
+        <w:sz w:val="20"/>
+      </w:rPr>
+    </w:lvl>
+    <w:lvl w:ilvl="8" w:tentative="1">
+      <w:start w:val="1"/>
+      <w:numFmt w:val="bullet"/>
+      <w:lvlText w:val=""/>
+      <w:lvlJc w:val="left"/>
+      <w:pPr>
+        <w:tabs>
+          <w:tab w:val="num" w:pos="6480"/>
+        </w:tabs>
+        <w:ind w:left="6480" w:hanging="360"/>
+      </w:pPr>
+      <w:rPr>
+        <w:rFonts w:ascii="Wingdings" w:hAnsi="Wingdings" w:hint="default"/>
+        <w:sz w:val="20"/>
+      </w:rPr>
+    </w:lvl>
+  </w:abstractNum>
+  <w:abstractNum w:abstractNumId="22" w15:restartNumberingAfterBreak="0">
+    <w:nsid w:val="745F244A"/>
+    <w:multiLevelType w:val="multilevel"/>
+    <w:tmpl w:val="C2D85D1E"/>
+    <w:lvl w:ilvl="0">
+      <w:start w:val="1"/>
+      <w:numFmt w:val="bullet"/>
+      <w:lvlText w:val=""/>
+      <w:lvlJc w:val="left"/>
+      <w:pPr>
+        <w:tabs>
+          <w:tab w:val="num" w:pos="720"/>
+        </w:tabs>
+        <w:ind w:left="720" w:hanging="360"/>
+      </w:pPr>
+      <w:rPr>
+        <w:rFonts w:ascii="Symbol" w:hAnsi="Symbol" w:hint="default"/>
+        <w:sz w:val="20"/>
+      </w:rPr>
+    </w:lvl>
+    <w:lvl w:ilvl="1" w:tentative="1">
+      <w:start w:val="1"/>
+      <w:numFmt w:val="bullet"/>
+      <w:lvlText w:val="o"/>
+      <w:lvlJc w:val="left"/>
+      <w:pPr>
+        <w:tabs>
+          <w:tab w:val="num" w:pos="1440"/>
+        </w:tabs>
+        <w:ind w:left="1440" w:hanging="360"/>
+      </w:pPr>
+      <w:rPr>
+        <w:rFonts w:ascii="Courier New" w:hAnsi="Courier New" w:hint="default"/>
+        <w:sz w:val="20"/>
+      </w:rPr>
+    </w:lvl>
+    <w:lvl w:ilvl="2" w:tentative="1">
+      <w:start w:val="1"/>
+      <w:numFmt w:val="bullet"/>
+      <w:lvlText w:val=""/>
+      <w:lvlJc w:val="left"/>
+      <w:pPr>
+        <w:tabs>
+          <w:tab w:val="num" w:pos="2160"/>
+        </w:tabs>
+        <w:ind w:left="2160" w:hanging="360"/>
+      </w:pPr>
+      <w:rPr>
+        <w:rFonts w:ascii="Wingdings" w:hAnsi="Wingdings" w:hint="default"/>
+        <w:sz w:val="20"/>
+      </w:rPr>
+    </w:lvl>
+    <w:lvl w:ilvl="3" w:tentative="1">
+      <w:start w:val="1"/>
+      <w:numFmt w:val="bullet"/>
+      <w:lvlText w:val=""/>
+      <w:lvlJc w:val="left"/>
+      <w:pPr>
+        <w:tabs>
+          <w:tab w:val="num" w:pos="2880"/>
+        </w:tabs>
+        <w:ind w:left="2880" w:hanging="360"/>
+      </w:pPr>
+      <w:rPr>
+        <w:rFonts w:ascii="Wingdings" w:hAnsi="Wingdings" w:hint="default"/>
+        <w:sz w:val="20"/>
+      </w:rPr>
+    </w:lvl>
+    <w:lvl w:ilvl="4" w:tentative="1">
+      <w:start w:val="1"/>
+      <w:numFmt w:val="bullet"/>
+      <w:lvlText w:val=""/>
+      <w:lvlJc w:val="left"/>
+      <w:pPr>
+        <w:tabs>
+          <w:tab w:val="num" w:pos="3600"/>
+        </w:tabs>
+        <w:ind w:left="3600" w:hanging="360"/>
+      </w:pPr>
+      <w:rPr>
+        <w:rFonts w:ascii="Wingdings" w:hAnsi="Wingdings" w:hint="default"/>
+        <w:sz w:val="20"/>
+      </w:rPr>
+    </w:lvl>
+    <w:lvl w:ilvl="5" w:tentative="1">
+      <w:start w:val="1"/>
+      <w:numFmt w:val="bullet"/>
+      <w:lvlText w:val=""/>
+      <w:lvlJc w:val="left"/>
+      <w:pPr>
+        <w:tabs>
+          <w:tab w:val="num" w:pos="4320"/>
+        </w:tabs>
+        <w:ind w:left="4320" w:hanging="360"/>
+      </w:pPr>
+      <w:rPr>
+        <w:rFonts w:ascii="Wingdings" w:hAnsi="Wingdings" w:hint="default"/>
+        <w:sz w:val="20"/>
+      </w:rPr>
+    </w:lvl>
+    <w:lvl w:ilvl="6" w:tentative="1">
+      <w:start w:val="1"/>
+      <w:numFmt w:val="bullet"/>
+      <w:lvlText w:val=""/>
+      <w:lvlJc w:val="left"/>
+      <w:pPr>
+        <w:tabs>
+          <w:tab w:val="num" w:pos="5040"/>
+        </w:tabs>
+        <w:ind w:left="5040" w:hanging="360"/>
+      </w:pPr>
+      <w:rPr>
+        <w:rFonts w:ascii="Wingdings" w:hAnsi="Wingdings" w:hint="default"/>
+        <w:sz w:val="20"/>
+      </w:rPr>
+    </w:lvl>
+    <w:lvl w:ilvl="7" w:tentative="1">
+      <w:start w:val="1"/>
+      <w:numFmt w:val="bullet"/>
+      <w:lvlText w:val=""/>
+      <w:lvlJc w:val="left"/>
+      <w:pPr>
+        <w:tabs>
+          <w:tab w:val="num" w:pos="5760"/>
+        </w:tabs>
+        <w:ind w:left="5760" w:hanging="360"/>
+      </w:pPr>
+      <w:rPr>
+        <w:rFonts w:ascii="Wingdings" w:hAnsi="Wingdings" w:hint="default"/>
+        <w:sz w:val="20"/>
+      </w:rPr>
+    </w:lvl>
+    <w:lvl w:ilvl="8" w:tentative="1">
+      <w:start w:val="1"/>
+      <w:numFmt w:val="bullet"/>
+      <w:lvlText w:val=""/>
+      <w:lvlJc w:val="left"/>
+      <w:pPr>
+        <w:tabs>
+          <w:tab w:val="num" w:pos="6480"/>
+        </w:tabs>
+        <w:ind w:left="6480" w:hanging="360"/>
+      </w:pPr>
+      <w:rPr>
+        <w:rFonts w:ascii="Wingdings" w:hAnsi="Wingdings" w:hint="default"/>
+        <w:sz w:val="20"/>
+      </w:rPr>
+    </w:lvl>
+  </w:abstractNum>
+  <w:abstractNum w:abstractNumId="23" w15:restartNumberingAfterBreak="0">
+    <w:nsid w:val="765E5085"/>
+    <w:multiLevelType w:val="multilevel"/>
+    <w:tmpl w:val="905ECF1E"/>
+    <w:lvl w:ilvl="0">
+      <w:start w:val="1"/>
+      <w:numFmt w:val="bullet"/>
+      <w:lvlText w:val=""/>
+      <w:lvlJc w:val="left"/>
+      <w:pPr>
+        <w:tabs>
+          <w:tab w:val="num" w:pos="720"/>
+        </w:tabs>
+        <w:ind w:left="720" w:hanging="360"/>
+      </w:pPr>
+      <w:rPr>
+        <w:rFonts w:ascii="Symbol" w:hAnsi="Symbol" w:hint="default"/>
+        <w:sz w:val="20"/>
+      </w:rPr>
+    </w:lvl>
+    <w:lvl w:ilvl="1" w:tentative="1">
+      <w:start w:val="1"/>
+      <w:numFmt w:val="bullet"/>
+      <w:lvlText w:val="o"/>
+      <w:lvlJc w:val="left"/>
+      <w:pPr>
+        <w:tabs>
+          <w:tab w:val="num" w:pos="1440"/>
+        </w:tabs>
+        <w:ind w:left="1440" w:hanging="360"/>
+      </w:pPr>
+      <w:rPr>
+        <w:rFonts w:ascii="Courier New" w:hAnsi="Courier New" w:hint="default"/>
+        <w:sz w:val="20"/>
+      </w:rPr>
+    </w:lvl>
+    <w:lvl w:ilvl="2" w:tentative="1">
+      <w:start w:val="1"/>
+      <w:numFmt w:val="bullet"/>
+      <w:lvlText w:val=""/>
+      <w:lvlJc w:val="left"/>
+      <w:pPr>
+        <w:tabs>
+          <w:tab w:val="num" w:pos="2160"/>
+        </w:tabs>
+        <w:ind w:left="2160" w:hanging="360"/>
+      </w:pPr>
+      <w:rPr>
+        <w:rFonts w:ascii="Wingdings" w:hAnsi="Wingdings" w:hint="default"/>
+        <w:sz w:val="20"/>
+      </w:rPr>
+    </w:lvl>
+    <w:lvl w:ilvl="3" w:tentative="1">
+      <w:start w:val="1"/>
+      <w:numFmt w:val="bullet"/>
+      <w:lvlText w:val=""/>
+      <w:lvlJc w:val="left"/>
+      <w:pPr>
+        <w:tabs>
+          <w:tab w:val="num" w:pos="2880"/>
+        </w:tabs>
+        <w:ind w:left="2880" w:hanging="360"/>
+      </w:pPr>
+      <w:rPr>
+        <w:rFonts w:ascii="Wingdings" w:hAnsi="Wingdings" w:hint="default"/>
+        <w:sz w:val="20"/>
+      </w:rPr>
+    </w:lvl>
+    <w:lvl w:ilvl="4" w:tentative="1">
+      <w:start w:val="1"/>
+      <w:numFmt w:val="bullet"/>
+      <w:lvlText w:val=""/>
+      <w:lvlJc w:val="left"/>
+      <w:pPr>
+        <w:tabs>
+          <w:tab w:val="num" w:pos="3600"/>
+        </w:tabs>
+        <w:ind w:left="3600" w:hanging="360"/>
+      </w:pPr>
+      <w:rPr>
+        <w:rFonts w:ascii="Wingdings" w:hAnsi="Wingdings" w:hint="default"/>
+        <w:sz w:val="20"/>
+      </w:rPr>
+    </w:lvl>
+    <w:lvl w:ilvl="5" w:tentative="1">
+      <w:start w:val="1"/>
+      <w:numFmt w:val="bullet"/>
+      <w:lvlText w:val=""/>
+      <w:lvlJc w:val="left"/>
+      <w:pPr>
+        <w:tabs>
+          <w:tab w:val="num" w:pos="4320"/>
+        </w:tabs>
+        <w:ind w:left="4320" w:hanging="360"/>
+      </w:pPr>
+      <w:rPr>
+        <w:rFonts w:ascii="Wingdings" w:hAnsi="Wingdings" w:hint="default"/>
+        <w:sz w:val="20"/>
+      </w:rPr>
+    </w:lvl>
+    <w:lvl w:ilvl="6" w:tentative="1">
+      <w:start w:val="1"/>
+      <w:numFmt w:val="bullet"/>
+      <w:lvlText w:val=""/>
+      <w:lvlJc w:val="left"/>
+      <w:pPr>
+        <w:tabs>
+          <w:tab w:val="num" w:pos="5040"/>
+        </w:tabs>
+        <w:ind w:left="5040" w:hanging="360"/>
+      </w:pPr>
+      <w:rPr>
+        <w:rFonts w:ascii="Wingdings" w:hAnsi="Wingdings" w:hint="default"/>
+        <w:sz w:val="20"/>
+      </w:rPr>
+    </w:lvl>
+    <w:lvl w:ilvl="7" w:tentative="1">
+      <w:start w:val="1"/>
+      <w:numFmt w:val="bullet"/>
+      <w:lvlText w:val=""/>
+      <w:lvlJc w:val="left"/>
+      <w:pPr>
+        <w:tabs>
+          <w:tab w:val="num" w:pos="5760"/>
+        </w:tabs>
+        <w:ind w:left="5760" w:hanging="360"/>
+      </w:pPr>
+      <w:rPr>
+        <w:rFonts w:ascii="Wingdings" w:hAnsi="Wingdings" w:hint="default"/>
+        <w:sz w:val="20"/>
+      </w:rPr>
+    </w:lvl>
+    <w:lvl w:ilvl="8" w:tentative="1">
+      <w:start w:val="1"/>
+      <w:numFmt w:val="bullet"/>
+      <w:lvlText w:val=""/>
+      <w:lvlJc w:val="left"/>
+      <w:pPr>
+        <w:tabs>
+          <w:tab w:val="num" w:pos="6480"/>
+        </w:tabs>
+        <w:ind w:left="6480" w:hanging="360"/>
+      </w:pPr>
+      <w:rPr>
+        <w:rFonts w:ascii="Wingdings" w:hAnsi="Wingdings" w:hint="default"/>
+        <w:sz w:val="20"/>
+      </w:rPr>
+    </w:lvl>
+  </w:abstractNum>
+  <w:abstractNum w:abstractNumId="24" w15:restartNumberingAfterBreak="0">
     <w:nsid w:val="78007769"/>
     <w:multiLevelType w:val="multilevel"/>
     <w:tmpl w:val="9F0E6D26"/>
@@ -5339,7 +6661,7 @@
       </w:rPr>
     </w:lvl>
   </w:abstractNum>
-  <w:abstractNum w:abstractNumId="16" w15:restartNumberingAfterBreak="0">
+  <w:abstractNum w:abstractNumId="25" w15:restartNumberingAfterBreak="0">
     <w:nsid w:val="7F4F58C0"/>
     <w:multiLevelType w:val="multilevel"/>
     <w:tmpl w:val="2814D606"/>
@@ -5492,52 +6814,79 @@
     <w:abstractNumId w:val="0"/>
   </w:num>
   <w:num w:numId="2" w16cid:durableId="1417900484">
-    <w:abstractNumId w:val="12"/>
+    <w:abstractNumId w:val="17"/>
   </w:num>
   <w:num w:numId="3" w16cid:durableId="58602069">
-    <w:abstractNumId w:val="11"/>
+    <w:abstractNumId w:val="16"/>
   </w:num>
   <w:num w:numId="4" w16cid:durableId="592207147">
     <w:abstractNumId w:val="2"/>
   </w:num>
   <w:num w:numId="5" w16cid:durableId="545411218">
-    <w:abstractNumId w:val="16"/>
+    <w:abstractNumId w:val="25"/>
   </w:num>
   <w:num w:numId="6" w16cid:durableId="1313827126">
-    <w:abstractNumId w:val="6"/>
+    <w:abstractNumId w:val="8"/>
   </w:num>
   <w:num w:numId="7" w16cid:durableId="1380206474">
-    <w:abstractNumId w:val="15"/>
+    <w:abstractNumId w:val="24"/>
   </w:num>
   <w:num w:numId="8" w16cid:durableId="549729615">
-    <w:abstractNumId w:val="3"/>
+    <w:abstractNumId w:val="4"/>
   </w:num>
   <w:num w:numId="9" w16cid:durableId="148330240">
-    <w:abstractNumId w:val="13"/>
+    <w:abstractNumId w:val="18"/>
   </w:num>
   <w:num w:numId="10" w16cid:durableId="2129003173">
-    <w:abstractNumId w:val="5"/>
+    <w:abstractNumId w:val="7"/>
   </w:num>
   <w:num w:numId="11" w16cid:durableId="1852066144">
     <w:abstractNumId w:val="1"/>
   </w:num>
   <w:num w:numId="12" w16cid:durableId="90049065">
-    <w:abstractNumId w:val="4"/>
+    <w:abstractNumId w:val="6"/>
   </w:num>
   <w:num w:numId="13" w16cid:durableId="936211939">
+    <w:abstractNumId w:val="19"/>
+  </w:num>
+  <w:num w:numId="14" w16cid:durableId="1103114659">
+    <w:abstractNumId w:val="13"/>
+  </w:num>
+  <w:num w:numId="15" w16cid:durableId="1754357924">
+    <w:abstractNumId w:val="11"/>
+  </w:num>
+  <w:num w:numId="16" w16cid:durableId="263391727">
+    <w:abstractNumId w:val="15"/>
+  </w:num>
+  <w:num w:numId="17" w16cid:durableId="644353888">
+    <w:abstractNumId w:val="10"/>
+  </w:num>
+  <w:num w:numId="18" w16cid:durableId="1923175287">
+    <w:abstractNumId w:val="21"/>
+  </w:num>
+  <w:num w:numId="19" w16cid:durableId="227422209">
+    <w:abstractNumId w:val="12"/>
+  </w:num>
+  <w:num w:numId="20" w16cid:durableId="1295719194">
     <w:abstractNumId w:val="14"/>
   </w:num>
-  <w:num w:numId="14" w16cid:durableId="1103114659">
+  <w:num w:numId="21" w16cid:durableId="1542472464">
+    <w:abstractNumId w:val="20"/>
+  </w:num>
+  <w:num w:numId="22" w16cid:durableId="1711299564">
+    <w:abstractNumId w:val="22"/>
+  </w:num>
+  <w:num w:numId="23" w16cid:durableId="1866675084">
+    <w:abstractNumId w:val="3"/>
+  </w:num>
+  <w:num w:numId="24" w16cid:durableId="1358658117">
     <w:abstractNumId w:val="9"/>
   </w:num>
-  <w:num w:numId="15" w16cid:durableId="1754357924">
-    <w:abstractNumId w:val="8"/>
+  <w:num w:numId="25" w16cid:durableId="548153537">
+    <w:abstractNumId w:val="23"/>
   </w:num>
-  <w:num w:numId="16" w16cid:durableId="263391727">
-    <w:abstractNumId w:val="10"/>
-  </w:num>
-  <w:num w:numId="17" w16cid:durableId="644353888">
-    <w:abstractNumId w:val="7"/>
+  <w:num w:numId="26" w16cid:durableId="1019699370">
+    <w:abstractNumId w:val="5"/>
   </w:num>
 </w:numbering>
 </file>
@@ -5939,15 +7288,15 @@
     <w:lsdException w:name="Unresolved Mention" w:semiHidden="1" w:unhideWhenUsed="1"/>
     <w:lsdException w:name="Smart Link" w:semiHidden="1" w:unhideWhenUsed="1"/>
   </w:latentStyles>
-  <w:style w:type="paragraph" w:default="1" w:styleId="Normal">
+  <w:style w:type="paragraph" w:default="1" w:styleId="a">
     <w:name w:val="Normal"/>
     <w:qFormat/>
   </w:style>
-  <w:style w:type="paragraph" w:styleId="Heading1">
+  <w:style w:type="paragraph" w:styleId="1">
     <w:name w:val="heading 1"/>
-    <w:basedOn w:val="Normal"/>
-    <w:next w:val="Normal"/>
-    <w:link w:val="Heading1Char"/>
+    <w:basedOn w:val="a"/>
+    <w:next w:val="a"/>
+    <w:link w:val="10"/>
     <w:uiPriority w:val="9"/>
     <w:qFormat/>
     <w:rsid w:val="00CC5190"/>
@@ -5964,11 +7313,11 @@
       <w:szCs w:val="40"/>
     </w:rPr>
   </w:style>
-  <w:style w:type="paragraph" w:styleId="Heading2">
+  <w:style w:type="paragraph" w:styleId="2">
     <w:name w:val="heading 2"/>
-    <w:basedOn w:val="Normal"/>
-    <w:next w:val="Normal"/>
-    <w:link w:val="Heading2Char"/>
+    <w:basedOn w:val="a"/>
+    <w:next w:val="a"/>
+    <w:link w:val="20"/>
     <w:uiPriority w:val="9"/>
     <w:semiHidden/>
     <w:unhideWhenUsed/>
@@ -5987,11 +7336,11 @@
       <w:szCs w:val="32"/>
     </w:rPr>
   </w:style>
-  <w:style w:type="paragraph" w:styleId="Heading3">
+  <w:style w:type="paragraph" w:styleId="3">
     <w:name w:val="heading 3"/>
-    <w:basedOn w:val="Normal"/>
-    <w:next w:val="Normal"/>
-    <w:link w:val="Heading3Char"/>
+    <w:basedOn w:val="a"/>
+    <w:next w:val="a"/>
+    <w:link w:val="30"/>
     <w:uiPriority w:val="9"/>
     <w:semiHidden/>
     <w:unhideWhenUsed/>
@@ -6010,11 +7359,11 @@
       <w:szCs w:val="28"/>
     </w:rPr>
   </w:style>
-  <w:style w:type="paragraph" w:styleId="Heading4">
+  <w:style w:type="paragraph" w:styleId="4">
     <w:name w:val="heading 4"/>
-    <w:basedOn w:val="Normal"/>
-    <w:next w:val="Normal"/>
-    <w:link w:val="Heading4Char"/>
+    <w:basedOn w:val="a"/>
+    <w:next w:val="a"/>
+    <w:link w:val="40"/>
     <w:uiPriority w:val="9"/>
     <w:semiHidden/>
     <w:unhideWhenUsed/>
@@ -6033,11 +7382,11 @@
       <w:color w:val="0F4761" w:themeColor="accent1" w:themeShade="BF"/>
     </w:rPr>
   </w:style>
-  <w:style w:type="paragraph" w:styleId="Heading5">
+  <w:style w:type="paragraph" w:styleId="5">
     <w:name w:val="heading 5"/>
-    <w:basedOn w:val="Normal"/>
-    <w:next w:val="Normal"/>
-    <w:link w:val="Heading5Char"/>
+    <w:basedOn w:val="a"/>
+    <w:next w:val="a"/>
+    <w:link w:val="50"/>
     <w:uiPriority w:val="9"/>
     <w:semiHidden/>
     <w:unhideWhenUsed/>
@@ -6054,11 +7403,11 @@
       <w:color w:val="0F4761" w:themeColor="accent1" w:themeShade="BF"/>
     </w:rPr>
   </w:style>
-  <w:style w:type="paragraph" w:styleId="Heading6">
+  <w:style w:type="paragraph" w:styleId="6">
     <w:name w:val="heading 6"/>
-    <w:basedOn w:val="Normal"/>
-    <w:next w:val="Normal"/>
-    <w:link w:val="Heading6Char"/>
+    <w:basedOn w:val="a"/>
+    <w:next w:val="a"/>
+    <w:link w:val="60"/>
     <w:uiPriority w:val="9"/>
     <w:semiHidden/>
     <w:unhideWhenUsed/>
@@ -6077,11 +7426,11 @@
       <w:color w:val="595959" w:themeColor="text1" w:themeTint="A6"/>
     </w:rPr>
   </w:style>
-  <w:style w:type="paragraph" w:styleId="Heading7">
+  <w:style w:type="paragraph" w:styleId="7">
     <w:name w:val="heading 7"/>
-    <w:basedOn w:val="Normal"/>
-    <w:next w:val="Normal"/>
-    <w:link w:val="Heading7Char"/>
+    <w:basedOn w:val="a"/>
+    <w:next w:val="a"/>
+    <w:link w:val="70"/>
     <w:uiPriority w:val="9"/>
     <w:semiHidden/>
     <w:unhideWhenUsed/>
@@ -6098,11 +7447,11 @@
       <w:color w:val="595959" w:themeColor="text1" w:themeTint="A6"/>
     </w:rPr>
   </w:style>
-  <w:style w:type="paragraph" w:styleId="Heading8">
+  <w:style w:type="paragraph" w:styleId="8">
     <w:name w:val="heading 8"/>
-    <w:basedOn w:val="Normal"/>
-    <w:next w:val="Normal"/>
-    <w:link w:val="Heading8Char"/>
+    <w:basedOn w:val="a"/>
+    <w:next w:val="a"/>
+    <w:link w:val="80"/>
     <w:uiPriority w:val="9"/>
     <w:semiHidden/>
     <w:unhideWhenUsed/>
@@ -6121,11 +7470,11 @@
       <w:color w:val="272727" w:themeColor="text1" w:themeTint="D8"/>
     </w:rPr>
   </w:style>
-  <w:style w:type="paragraph" w:styleId="Heading9">
+  <w:style w:type="paragraph" w:styleId="9">
     <w:name w:val="heading 9"/>
-    <w:basedOn w:val="Normal"/>
-    <w:next w:val="Normal"/>
-    <w:link w:val="Heading9Char"/>
+    <w:basedOn w:val="a"/>
+    <w:next w:val="a"/>
+    <w:link w:val="90"/>
     <w:uiPriority w:val="9"/>
     <w:semiHidden/>
     <w:unhideWhenUsed/>
@@ -6142,12 +7491,12 @@
       <w:color w:val="272727" w:themeColor="text1" w:themeTint="D8"/>
     </w:rPr>
   </w:style>
-  <w:style w:type="character" w:default="1" w:styleId="DefaultParagraphFont">
+  <w:style w:type="character" w:default="1" w:styleId="a0">
     <w:name w:val="Default Paragraph Font"/>
     <w:uiPriority w:val="1"/>
     <w:unhideWhenUsed/>
   </w:style>
-  <w:style w:type="table" w:default="1" w:styleId="TableNormal">
+  <w:style w:type="table" w:default="1" w:styleId="a1">
     <w:name w:val="Normal Table"/>
     <w:uiPriority w:val="99"/>
     <w:semiHidden/>
@@ -6162,16 +7511,16 @@
       </w:tblCellMar>
     </w:tblPr>
   </w:style>
-  <w:style w:type="numbering" w:default="1" w:styleId="NoList">
+  <w:style w:type="numbering" w:default="1" w:styleId="a2">
     <w:name w:val="No List"/>
     <w:uiPriority w:val="99"/>
     <w:semiHidden/>
     <w:unhideWhenUsed/>
   </w:style>
-  <w:style w:type="character" w:customStyle="1" w:styleId="Heading1Char">
-    <w:name w:val="Heading 1 Char"/>
-    <w:basedOn w:val="DefaultParagraphFont"/>
-    <w:link w:val="Heading1"/>
+  <w:style w:type="character" w:customStyle="1" w:styleId="10">
+    <w:name w:val="כותרת 1 תו"/>
+    <w:basedOn w:val="a0"/>
+    <w:link w:val="1"/>
     <w:uiPriority w:val="9"/>
     <w:rsid w:val="00CC5190"/>
     <w:rPr>
@@ -6181,10 +7530,10 @@
       <w:szCs w:val="40"/>
     </w:rPr>
   </w:style>
-  <w:style w:type="character" w:customStyle="1" w:styleId="Heading2Char">
-    <w:name w:val="Heading 2 Char"/>
-    <w:basedOn w:val="DefaultParagraphFont"/>
-    <w:link w:val="Heading2"/>
+  <w:style w:type="character" w:customStyle="1" w:styleId="20">
+    <w:name w:val="כותרת 2 תו"/>
+    <w:basedOn w:val="a0"/>
+    <w:link w:val="2"/>
     <w:uiPriority w:val="9"/>
     <w:semiHidden/>
     <w:rsid w:val="00CC5190"/>
@@ -6195,10 +7544,10 @@
       <w:szCs w:val="32"/>
     </w:rPr>
   </w:style>
-  <w:style w:type="character" w:customStyle="1" w:styleId="Heading3Char">
-    <w:name w:val="Heading 3 Char"/>
-    <w:basedOn w:val="DefaultParagraphFont"/>
-    <w:link w:val="Heading3"/>
+  <w:style w:type="character" w:customStyle="1" w:styleId="30">
+    <w:name w:val="כותרת 3 תו"/>
+    <w:basedOn w:val="a0"/>
+    <w:link w:val="3"/>
     <w:uiPriority w:val="9"/>
     <w:semiHidden/>
     <w:rsid w:val="00CC5190"/>
@@ -6209,10 +7558,10 @@
       <w:szCs w:val="28"/>
     </w:rPr>
   </w:style>
-  <w:style w:type="character" w:customStyle="1" w:styleId="Heading4Char">
-    <w:name w:val="Heading 4 Char"/>
-    <w:basedOn w:val="DefaultParagraphFont"/>
-    <w:link w:val="Heading4"/>
+  <w:style w:type="character" w:customStyle="1" w:styleId="40">
+    <w:name w:val="כותרת 4 תו"/>
+    <w:basedOn w:val="a0"/>
+    <w:link w:val="4"/>
     <w:uiPriority w:val="9"/>
     <w:semiHidden/>
     <w:rsid w:val="00CC5190"/>
@@ -6223,10 +7572,10 @@
       <w:color w:val="0F4761" w:themeColor="accent1" w:themeShade="BF"/>
     </w:rPr>
   </w:style>
-  <w:style w:type="character" w:customStyle="1" w:styleId="Heading5Char">
-    <w:name w:val="Heading 5 Char"/>
-    <w:basedOn w:val="DefaultParagraphFont"/>
-    <w:link w:val="Heading5"/>
+  <w:style w:type="character" w:customStyle="1" w:styleId="50">
+    <w:name w:val="כותרת 5 תו"/>
+    <w:basedOn w:val="a0"/>
+    <w:link w:val="5"/>
     <w:uiPriority w:val="9"/>
     <w:semiHidden/>
     <w:rsid w:val="00CC5190"/>
@@ -6235,10 +7584,10 @@
       <w:color w:val="0F4761" w:themeColor="accent1" w:themeShade="BF"/>
     </w:rPr>
   </w:style>
-  <w:style w:type="character" w:customStyle="1" w:styleId="Heading6Char">
-    <w:name w:val="Heading 6 Char"/>
-    <w:basedOn w:val="DefaultParagraphFont"/>
-    <w:link w:val="Heading6"/>
+  <w:style w:type="character" w:customStyle="1" w:styleId="60">
+    <w:name w:val="כותרת 6 תו"/>
+    <w:basedOn w:val="a0"/>
+    <w:link w:val="6"/>
     <w:uiPriority w:val="9"/>
     <w:semiHidden/>
     <w:rsid w:val="00CC5190"/>
@@ -6249,10 +7598,10 @@
       <w:color w:val="595959" w:themeColor="text1" w:themeTint="A6"/>
     </w:rPr>
   </w:style>
-  <w:style w:type="character" w:customStyle="1" w:styleId="Heading7Char">
-    <w:name w:val="Heading 7 Char"/>
-    <w:basedOn w:val="DefaultParagraphFont"/>
-    <w:link w:val="Heading7"/>
+  <w:style w:type="character" w:customStyle="1" w:styleId="70">
+    <w:name w:val="כותרת 7 תו"/>
+    <w:basedOn w:val="a0"/>
+    <w:link w:val="7"/>
     <w:uiPriority w:val="9"/>
     <w:semiHidden/>
     <w:rsid w:val="00CC5190"/>
@@ -6261,10 +7610,10 @@
       <w:color w:val="595959" w:themeColor="text1" w:themeTint="A6"/>
     </w:rPr>
   </w:style>
-  <w:style w:type="character" w:customStyle="1" w:styleId="Heading8Char">
-    <w:name w:val="Heading 8 Char"/>
-    <w:basedOn w:val="DefaultParagraphFont"/>
-    <w:link w:val="Heading8"/>
+  <w:style w:type="character" w:customStyle="1" w:styleId="80">
+    <w:name w:val="כותרת 8 תו"/>
+    <w:basedOn w:val="a0"/>
+    <w:link w:val="8"/>
     <w:uiPriority w:val="9"/>
     <w:semiHidden/>
     <w:rsid w:val="00CC5190"/>
@@ -6275,10 +7624,10 @@
       <w:color w:val="272727" w:themeColor="text1" w:themeTint="D8"/>
     </w:rPr>
   </w:style>
-  <w:style w:type="character" w:customStyle="1" w:styleId="Heading9Char">
-    <w:name w:val="Heading 9 Char"/>
-    <w:basedOn w:val="DefaultParagraphFont"/>
-    <w:link w:val="Heading9"/>
+  <w:style w:type="character" w:customStyle="1" w:styleId="90">
+    <w:name w:val="כותרת 9 תו"/>
+    <w:basedOn w:val="a0"/>
+    <w:link w:val="9"/>
     <w:uiPriority w:val="9"/>
     <w:semiHidden/>
     <w:rsid w:val="00CC5190"/>
@@ -6287,11 +7636,11 @@
       <w:color w:val="272727" w:themeColor="text1" w:themeTint="D8"/>
     </w:rPr>
   </w:style>
-  <w:style w:type="paragraph" w:styleId="Title">
+  <w:style w:type="paragraph" w:styleId="a3">
     <w:name w:val="Title"/>
-    <w:basedOn w:val="Normal"/>
-    <w:next w:val="Normal"/>
-    <w:link w:val="TitleChar"/>
+    <w:basedOn w:val="a"/>
+    <w:next w:val="a"/>
+    <w:link w:val="a4"/>
     <w:uiPriority w:val="10"/>
     <w:qFormat/>
     <w:rsid w:val="00CC5190"/>
@@ -6307,10 +7656,10 @@
       <w:szCs w:val="56"/>
     </w:rPr>
   </w:style>
-  <w:style w:type="character" w:customStyle="1" w:styleId="TitleChar">
-    <w:name w:val="Title Char"/>
-    <w:basedOn w:val="DefaultParagraphFont"/>
-    <w:link w:val="Title"/>
+  <w:style w:type="character" w:customStyle="1" w:styleId="a4">
+    <w:name w:val="כותרת טקסט תו"/>
+    <w:basedOn w:val="a0"/>
+    <w:link w:val="a3"/>
     <w:uiPriority w:val="10"/>
     <w:rsid w:val="00CC5190"/>
     <w:rPr>
@@ -6321,11 +7670,11 @@
       <w:szCs w:val="56"/>
     </w:rPr>
   </w:style>
-  <w:style w:type="paragraph" w:styleId="Subtitle">
+  <w:style w:type="paragraph" w:styleId="a5">
     <w:name w:val="Subtitle"/>
-    <w:basedOn w:val="Normal"/>
-    <w:next w:val="Normal"/>
-    <w:link w:val="SubtitleChar"/>
+    <w:basedOn w:val="a"/>
+    <w:next w:val="a"/>
+    <w:link w:val="a6"/>
     <w:uiPriority w:val="11"/>
     <w:qFormat/>
     <w:rsid w:val="00CC5190"/>
@@ -6342,10 +7691,10 @@
       <w:szCs w:val="28"/>
     </w:rPr>
   </w:style>
-  <w:style w:type="character" w:customStyle="1" w:styleId="SubtitleChar">
-    <w:name w:val="Subtitle Char"/>
-    <w:basedOn w:val="DefaultParagraphFont"/>
-    <w:link w:val="Subtitle"/>
+  <w:style w:type="character" w:customStyle="1" w:styleId="a6">
+    <w:name w:val="כותרת משנה תו"/>
+    <w:basedOn w:val="a0"/>
+    <w:link w:val="a5"/>
     <w:uiPriority w:val="11"/>
     <w:rsid w:val="00CC5190"/>
     <w:rPr>
@@ -6356,11 +7705,11 @@
       <w:szCs w:val="28"/>
     </w:rPr>
   </w:style>
-  <w:style w:type="paragraph" w:styleId="Quote">
+  <w:style w:type="paragraph" w:styleId="a7">
     <w:name w:val="Quote"/>
-    <w:basedOn w:val="Normal"/>
-    <w:next w:val="Normal"/>
-    <w:link w:val="QuoteChar"/>
+    <w:basedOn w:val="a"/>
+    <w:next w:val="a"/>
+    <w:link w:val="a8"/>
     <w:uiPriority w:val="29"/>
     <w:qFormat/>
     <w:rsid w:val="00CC5190"/>
@@ -6374,10 +7723,10 @@
       <w:color w:val="404040" w:themeColor="text1" w:themeTint="BF"/>
     </w:rPr>
   </w:style>
-  <w:style w:type="character" w:customStyle="1" w:styleId="QuoteChar">
-    <w:name w:val="Quote Char"/>
-    <w:basedOn w:val="DefaultParagraphFont"/>
-    <w:link w:val="Quote"/>
+  <w:style w:type="character" w:customStyle="1" w:styleId="a8">
+    <w:name w:val="ציטוט תו"/>
+    <w:basedOn w:val="a0"/>
+    <w:link w:val="a7"/>
     <w:uiPriority w:val="29"/>
     <w:rsid w:val="00CC5190"/>
     <w:rPr>
@@ -6386,9 +7735,9 @@
       <w:color w:val="404040" w:themeColor="text1" w:themeTint="BF"/>
     </w:rPr>
   </w:style>
-  <w:style w:type="paragraph" w:styleId="ListParagraph">
+  <w:style w:type="paragraph" w:styleId="a9">
     <w:name w:val="List Paragraph"/>
-    <w:basedOn w:val="Normal"/>
+    <w:basedOn w:val="a"/>
     <w:uiPriority w:val="34"/>
     <w:qFormat/>
     <w:rsid w:val="00CC5190"/>
@@ -6397,9 +7746,9 @@
       <w:contextualSpacing/>
     </w:pPr>
   </w:style>
-  <w:style w:type="character" w:styleId="IntenseEmphasis">
+  <w:style w:type="character" w:styleId="aa">
     <w:name w:val="Intense Emphasis"/>
-    <w:basedOn w:val="DefaultParagraphFont"/>
+    <w:basedOn w:val="a0"/>
     <w:uiPriority w:val="21"/>
     <w:qFormat/>
     <w:rsid w:val="00CC5190"/>
@@ -6409,11 +7758,11 @@
       <w:color w:val="0F4761" w:themeColor="accent1" w:themeShade="BF"/>
     </w:rPr>
   </w:style>
-  <w:style w:type="paragraph" w:styleId="IntenseQuote">
+  <w:style w:type="paragraph" w:styleId="ab">
     <w:name w:val="Intense Quote"/>
-    <w:basedOn w:val="Normal"/>
-    <w:next w:val="Normal"/>
-    <w:link w:val="IntenseQuoteChar"/>
+    <w:basedOn w:val="a"/>
+    <w:next w:val="a"/>
+    <w:link w:val="ac"/>
     <w:uiPriority w:val="30"/>
     <w:qFormat/>
     <w:rsid w:val="00CC5190"/>
@@ -6432,10 +7781,10 @@
       <w:color w:val="0F4761" w:themeColor="accent1" w:themeShade="BF"/>
     </w:rPr>
   </w:style>
-  <w:style w:type="character" w:customStyle="1" w:styleId="IntenseQuoteChar">
-    <w:name w:val="Intense Quote Char"/>
-    <w:basedOn w:val="DefaultParagraphFont"/>
-    <w:link w:val="IntenseQuote"/>
+  <w:style w:type="character" w:customStyle="1" w:styleId="ac">
+    <w:name w:val="ציטוט חזק תו"/>
+    <w:basedOn w:val="a0"/>
+    <w:link w:val="ab"/>
     <w:uiPriority w:val="30"/>
     <w:rsid w:val="00CC5190"/>
     <w:rPr>
@@ -6444,9 +7793,9 @@
       <w:color w:val="0F4761" w:themeColor="accent1" w:themeShade="BF"/>
     </w:rPr>
   </w:style>
-  <w:style w:type="character" w:styleId="IntenseReference">
+  <w:style w:type="character" w:styleId="ad">
     <w:name w:val="Intense Reference"/>
-    <w:basedOn w:val="DefaultParagraphFont"/>
+    <w:basedOn w:val="a0"/>
     <w:uiPriority w:val="32"/>
     <w:qFormat/>
     <w:rsid w:val="00CC5190"/>
@@ -6460,7 +7809,7 @@
   </w:style>
   <w:style w:type="character" w:styleId="Hyperlink">
     <w:name w:val="Hyperlink"/>
-    <w:basedOn w:val="DefaultParagraphFont"/>
+    <w:basedOn w:val="a0"/>
     <w:uiPriority w:val="99"/>
     <w:unhideWhenUsed/>
     <w:rsid w:val="00C81E98"/>
@@ -6469,9 +7818,9 @@
       <w:u w:val="single"/>
     </w:rPr>
   </w:style>
-  <w:style w:type="character" w:styleId="UnresolvedMention">
+  <w:style w:type="character" w:styleId="ae">
     <w:name w:val="Unresolved Mention"/>
-    <w:basedOn w:val="DefaultParagraphFont"/>
+    <w:basedOn w:val="a0"/>
     <w:uiPriority w:val="99"/>
     <w:semiHidden/>
     <w:unhideWhenUsed/>
@@ -6480,6 +7829,44 @@
       <w:color w:val="605E5C"/>
       <w:shd w:val="clear" w:color="auto" w:fill="E1DFDD"/>
     </w:rPr>
+  </w:style>
+  <w:style w:type="table" w:styleId="af">
+    <w:name w:val="Table Grid"/>
+    <w:basedOn w:val="a1"/>
+    <w:uiPriority w:val="39"/>
+    <w:rsid w:val="004629F7"/>
+    <w:pPr>
+      <w:spacing w:after="0" w:line="240" w:lineRule="auto"/>
+    </w:pPr>
+    <w:tblPr>
+      <w:tblBorders>
+        <w:top w:val="single" w:sz="4" w:space="0" w:color="auto"/>
+        <w:left w:val="single" w:sz="4" w:space="0" w:color="auto"/>
+        <w:bottom w:val="single" w:sz="4" w:space="0" w:color="auto"/>
+        <w:right w:val="single" w:sz="4" w:space="0" w:color="auto"/>
+        <w:insideH w:val="single" w:sz="4" w:space="0" w:color="auto"/>
+        <w:insideV w:val="single" w:sz="4" w:space="0" w:color="auto"/>
+      </w:tblBorders>
+    </w:tblPr>
+  </w:style>
+  <w:style w:type="table" w:styleId="af0">
+    <w:name w:val="Grid Table Light"/>
+    <w:basedOn w:val="a1"/>
+    <w:uiPriority w:val="40"/>
+    <w:rsid w:val="00DA3CDE"/>
+    <w:pPr>
+      <w:spacing w:after="0" w:line="240" w:lineRule="auto"/>
+    </w:pPr>
+    <w:tblPr>
+      <w:tblBorders>
+        <w:top w:val="single" w:sz="4" w:space="0" w:color="BFBFBF" w:themeColor="background1" w:themeShade="BF"/>
+        <w:left w:val="single" w:sz="4" w:space="0" w:color="BFBFBF" w:themeColor="background1" w:themeShade="BF"/>
+        <w:bottom w:val="single" w:sz="4" w:space="0" w:color="BFBFBF" w:themeColor="background1" w:themeShade="BF"/>
+        <w:right w:val="single" w:sz="4" w:space="0" w:color="BFBFBF" w:themeColor="background1" w:themeShade="BF"/>
+        <w:insideH w:val="single" w:sz="4" w:space="0" w:color="BFBFBF" w:themeColor="background1" w:themeShade="BF"/>
+        <w:insideV w:val="single" w:sz="4" w:space="0" w:color="BFBFBF" w:themeColor="background1" w:themeShade="BF"/>
+      </w:tblBorders>
+    </w:tblPr>
   </w:style>
 </w:styles>
 </file>
